--- a/ARTEFATOS_MPLS/TR_MPLS_TRT10.docx
+++ b/ARTEFATOS_MPLS/TR_MPLS_TRT10.docx
@@ -1507,7 +1507,7 @@
     </w:p>
     <w:p>
       <w:r>
-        <w:t>A fundamentacao consta do ETP, especialmente quanto a necessidade de interconexao privada das unidades a Sede, centralizacao de saida de Internet na Sede, existencia de 3 saidas de Internet redundantes e manutencao da SD-WAN atual como camada preferencial para Internet e contingencia.</w:t>
+        <w:t>A fundamentacao consta do ETP, especialmente quanto a necessidade de interconexao privada das unidades a Sede, manutencao da SD-WAN atual como camada preferencial para Internet e contingencia, e utilizacao da infraestrutura de Internet/borda da Sede apenas como componente existente e correlato, fora do objeto desta contratacao.</w:t>
       </w:r>
     </w:p>
     <w:p>
@@ -1520,7 +1520,7 @@
     </w:p>
     <w:p>
       <w:r>
-        <w:t>A solucao contempla uma rede privada corporativa em topologia hub-and-spoke, com Sede como concentrador preferencial. Todas as demais localidades deverao se conectar a Sede por MPLS. O MPLS sera utilizado preferencialmente para trafego critico e institucional; a SD-WAN vigente sera utilizada preferencialmente para trafego de Internet. Em caso de indisponibilidade, degradacao relevante ou manutencao de qualquer uma das camadas, MPLS e SD-WAN deverao poder transportar os fluxos necessarios a continuidade dos servicos, conforme politicas de roteamento aprovadas pela CDTEC. A saida de Internet sera preferencialmente realizada pela Sede, que conta com 3 saidas redundantes.</w:t>
+        <w:t>A solucao contempla uma rede privada corporativa em topologia hub-and-spoke, com Sede como concentrador preferencial. Todas as demais localidades deverao se conectar a Sede por MPLS. O MPLS sera utilizado preferencialmente para trafego critico e institucional; a SD-WAN vigente sera utilizada preferencialmente para trafego de Internet. Em caso de indisponibilidade, degradacao relevante ou manutencao de qualquer uma das camadas, MPLS e SD-WAN deverao poder transportar os fluxos necessarios a continuidade dos servicos, conforme politicas de roteamento aprovadas pela CDTEC. A saida de Internet pela Sede, quando aplicavel, utilizara infraestrutura existente e fora do escopo desta contratacao.</w:t>
       </w:r>
     </w:p>
     <w:p>
@@ -1530,7 +1530,7 @@
       <w:r>
         <w:drawing>
           <wp:inline xmlns:a="http://schemas.openxmlformats.org/drawingml/2006/main" xmlns:pic="http://schemas.openxmlformats.org/drawingml/2006/picture">
-            <wp:extent cx="5669280" cy="6529796"/>
+            <wp:extent cx="5669280" cy="4123113"/>
             <wp:docPr id="1" name="Picture 1"/>
             <wp:cNvGraphicFramePr>
               <a:graphicFrameLocks noChangeAspect="1"/>
@@ -1551,7 +1551,7 @@
                   <pic:spPr>
                     <a:xfrm>
                       <a:off x="0" y="0"/>
-                      <a:ext cx="5669280" cy="6529796"/>
+                      <a:ext cx="5669280" cy="4123113"/>
                     </a:xfrm>
                     <a:prstGeom prst="rect"/>
                   </pic:spPr>

--- a/ARTEFATOS_MPLS/TR_MPLS_TRT10.docx
+++ b/ARTEFATOS_MPLS/TR_MPLS_TRT10.docx
@@ -12,7 +12,7 @@
           <w:color w:val="01426A"/>
           <w:sz w:val="40"/>
         </w:rPr>
-        <w:t>TERMO DE REFERENCIA</w:t>
+        <w:t>TERMO DE REFERÊNCIA</w:t>
       </w:r>
     </w:p>
     <w:p>
@@ -23,7 +23,40 @@
         <w:t>Objeto:</w:t>
       </w:r>
       <w:r>
-        <w:t xml:space="preserve"> Contratacao de servicos continuados de comunicacao de dados por MPLS para interconexao das unidades do TRT10 a Sede, em arquitetura integrada com a SD-WAN atual.</w:t>
+        <w:t xml:space="preserve"> Contratação de serviços continuados de comunicação de dados por MPLS, link dedicado ponto-a-ponto de 25 Gbps entre a Sede e o Foro de Brasília e links dedicados de Internet centralizados na Sede e no Foro, com Anti-DDoS e 32 IPs fixos por link.</w:t>
+      </w:r>
+    </w:p>
+    <w:p>
+      <w:r>
+        <w:rPr>
+          <w:b/>
+        </w:rPr>
+        <w:t>Unidade demandante:</w:t>
+      </w:r>
+      <w:r>
+        <w:t xml:space="preserve"> Coordenadoria de Infraestrutura de Tecnologia - CDTEC</w:t>
+      </w:r>
+    </w:p>
+    <w:p>
+      <w:r>
+        <w:rPr>
+          <w:b/>
+        </w:rPr>
+        <w:t>Órgão:</w:t>
+      </w:r>
+      <w:r>
+        <w:t xml:space="preserve"> Tribunal Regional do Trabalho da 10ª Região - TRT10</w:t>
+      </w:r>
+    </w:p>
+    <w:p>
+      <w:r>
+        <w:rPr>
+          <w:b/>
+        </w:rPr>
+        <w:t>Processo de referência:</w:t>
+      </w:r>
+      <w:r>
+        <w:t xml:space="preserve"> SEI 0009785-67.2025.5.10.8000</w:t>
       </w:r>
     </w:p>
     <w:p>
@@ -34,7 +67,7 @@
         <w:t>Natureza:</w:t>
       </w:r>
       <w:r>
-        <w:t xml:space="preserve"> Servico comum continuado sem dedicacao exclusiva de mao de obra.</w:t>
+        <w:t xml:space="preserve"> Serviço comum continuado de tecnologia da informação e comunicação, sem dedicação exclusiva de mão de obra.</w:t>
       </w:r>
     </w:p>
     <w:p>
@@ -42,10 +75,10 @@
         <w:rPr>
           <w:b/>
         </w:rPr>
-        <w:t>Regime sugerido:</w:t>
+        <w:t>Regime de execução:</w:t>
       </w:r>
       <w:r>
-        <w:t xml:space="preserve"> Empreitada por preco unitario por circuito/localidade, com adjudicacao por grupo unico.</w:t>
+        <w:t xml:space="preserve"> Empreitada por preço unitário, com medição mensal por circuito, enlace ou link efetivamente ativado, aceito e disponível.</w:t>
       </w:r>
     </w:p>
     <w:p>
@@ -53,21 +86,10 @@
         <w:rPr>
           <w:b/>
         </w:rPr>
-        <w:t>Criterio de julgamento sugerido:</w:t>
+        <w:t>Critério de julgamento:</w:t>
       </w:r>
       <w:r>
-        <w:t xml:space="preserve"> Menor preco global do grupo, observadas as especificacoes tecnicas.</w:t>
-      </w:r>
-    </w:p>
-    <w:p>
-      <w:r>
-        <w:rPr>
-          <w:b/>
-        </w:rPr>
-        <w:t>Versao:</w:t>
-      </w:r>
-      <w:r>
-        <w:t xml:space="preserve"> Minuta tecnica preliminar</w:t>
+        <w:t xml:space="preserve"> Menor preço por grupo ou item, conforme modelagem de parcelamento definida neste Termo de Referência.</w:t>
       </w:r>
     </w:p>
     <w:p>
@@ -78,7 +100,7 @@
         <w:t>Data:</w:t>
       </w:r>
       <w:r>
-        <w:t xml:space="preserve"> 21/05/2026</w:t>
+        <w:t xml:space="preserve"> 13/06/2026</w:t>
       </w:r>
     </w:p>
     <w:p>
@@ -86,7 +108,7 @@
         <w:pStyle w:val="Heading1"/>
       </w:pPr>
       <w:r>
-        <w:t>Secao I - Do Objeto e Suas Especificacoes</w:t>
+        <w:t>I - OBJETO</w:t>
       </w:r>
     </w:p>
     <w:p>
@@ -94,12 +116,49 @@
         <w:pStyle w:val="Heading2"/>
       </w:pPr>
       <w:r>
-        <w:t>1. Do objeto</w:t>
+        <w:t>1. Definição do objeto</w:t>
       </w:r>
     </w:p>
     <w:p>
       <w:r>
-        <w:t>Contratacao de empresa especializada para prestacao de servicos continuados de comunicacao de dados por rede MPLS, ou rede privada corporativa equivalente, incluindo fornecimento, instalacao, configuracao, ativacao, equipamentos, monitoramento, suporte tecnico e manutencao, para interconexao das unidades do TRT10 a Sede e integracao operacional com a SD-WAN vigente.</w:t>
+        <w:t>Contratação de empresa ou empresas especializadas para prestação de serviços continuados de comunicação de dados e conectividade institucional, incluindo fornecimento, instalação, configuração, ativação, operação, manutenção, monitoramento, suporte técnico, documentação e garantia operacional dos seguintes componentes:</w:t>
+      </w:r>
+    </w:p>
+    <w:p>
+      <w:pPr>
+        <w:pStyle w:val="ListBullet"/>
+      </w:pPr>
+      <w:r>
+        <w:t>rede privada corporativa MPLS L3 VPN, ou tecnologia funcionalmente equivalente, para interligação das unidades do TRT10 à Sede, com capacidades equivalentes às capacidades SD-WAN vigentes;</w:t>
+      </w:r>
+    </w:p>
+    <w:p>
+      <w:pPr>
+        <w:pStyle w:val="ListBullet"/>
+      </w:pPr>
+      <w:r>
+        <w:t>link dedicado ponto-a-ponto de 25 Gbps entre o Edifício Sede e o Foro de Brasília, por fibra óptica, LAN-to-LAN, Metro Ethernet, clear channel, E-Line, E-LAN ou tecnologia equivalente, sem caracterização como MPLS;</w:t>
+      </w:r>
+    </w:p>
+    <w:p>
+      <w:pPr>
+        <w:pStyle w:val="ListBullet"/>
+      </w:pPr>
+      <w:r>
+        <w:t>3 links dedicados de Internet de 4 Gbps na Sede, com Anti-DDoS e 32 IPs fixos por link;</w:t>
+      </w:r>
+    </w:p>
+    <w:p>
+      <w:pPr>
+        <w:pStyle w:val="ListBullet"/>
+      </w:pPr>
+      <w:r>
+        <w:t>2 links dedicados de Internet de 2 Gbps no Foro de Brasília, com Anti-DDoS e 32 IPs fixos por link.</w:t>
+      </w:r>
+    </w:p>
+    <w:p>
+      <w:r>
+        <w:t>A solução deverá operar de forma integrada à SD-WAN vigente, aos firewalls, roteadores, serviços de segurança, DNS, monitoramento, autenticação, redes internas e demais componentes de TIC indicados pela CDTEC.</w:t>
       </w:r>
     </w:p>
     <w:p>
@@ -107,7 +166,7 @@
         <w:pStyle w:val="Heading2"/>
       </w:pPr>
       <w:r>
-        <w:t>1.1 Itens, localidades e capacidades</w:t>
+        <w:t>2. Itens, localidades, capacidades e escopo</w:t>
       </w:r>
     </w:p>
     <w:tbl>
@@ -119,16 +178,18 @@
         <w:tblInd w:w="120" w:type="dxa"/>
       </w:tblPr>
       <w:tblGrid>
-        <w:gridCol w:w="1872"/>
-        <w:gridCol w:w="1872"/>
-        <w:gridCol w:w="1872"/>
-        <w:gridCol w:w="1872"/>
-        <w:gridCol w:w="1872"/>
+        <w:gridCol w:w="1337"/>
+        <w:gridCol w:w="1337"/>
+        <w:gridCol w:w="1337"/>
+        <w:gridCol w:w="1337"/>
+        <w:gridCol w:w="1337"/>
+        <w:gridCol w:w="1337"/>
+        <w:gridCol w:w="1337"/>
       </w:tblGrid>
       <w:tr>
         <w:tc>
           <w:tcPr>
-            <w:tcW w:type="dxa" w:w="1872"/>
+            <w:tcW w:type="dxa" w:w="1337"/>
             <w:vAlign w:val="center"/>
             <w:tcMar>
               <w:top w:w="80" w:type="dxa"/>
@@ -155,7 +216,7 @@
         </w:tc>
         <w:tc>
           <w:tcPr>
-            <w:tcW w:type="dxa" w:w="1872"/>
+            <w:tcW w:type="dxa" w:w="1337"/>
             <w:vAlign w:val="center"/>
             <w:tcMar>
               <w:top w:w="80" w:type="dxa"/>
@@ -176,13 +237,13 @@
                 <w:color w:val="01426A"/>
                 <w:sz w:val="18"/>
               </w:rPr>
-              <w:t>Localidade</w:t>
+              <w:t>Localidade / enlace</w:t>
             </w:r>
           </w:p>
         </w:tc>
         <w:tc>
           <w:tcPr>
-            <w:tcW w:type="dxa" w:w="1872"/>
+            <w:tcW w:type="dxa" w:w="1337"/>
             <w:vAlign w:val="center"/>
             <w:tcMar>
               <w:top w:w="80" w:type="dxa"/>
@@ -203,13 +264,13 @@
                 <w:color w:val="01426A"/>
                 <w:sz w:val="18"/>
               </w:rPr>
-              <w:t>Endereco resumido</w:t>
+              <w:t>Tecnologia</w:t>
             </w:r>
           </w:p>
         </w:tc>
         <w:tc>
           <w:tcPr>
-            <w:tcW w:type="dxa" w:w="1872"/>
+            <w:tcW w:type="dxa" w:w="1337"/>
             <w:vAlign w:val="center"/>
             <w:tcMar>
               <w:top w:w="80" w:type="dxa"/>
@@ -230,13 +291,13 @@
                 <w:color w:val="01426A"/>
                 <w:sz w:val="18"/>
               </w:rPr>
-              <w:t>Capacidade minima MPLS</w:t>
+              <w:t>Quantidade</w:t>
             </w:r>
           </w:p>
         </w:tc>
         <w:tc>
           <w:tcPr>
-            <w:tcW w:type="dxa" w:w="1872"/>
+            <w:tcW w:type="dxa" w:w="1337"/>
             <w:vAlign w:val="center"/>
             <w:tcMar>
               <w:top w:w="80" w:type="dxa"/>
@@ -257,7 +318,61 @@
                 <w:color w:val="01426A"/>
                 <w:sz w:val="18"/>
               </w:rPr>
-              <w:t>Disponibilidade minima sugerida</w:t>
+              <w:t>Capacidade mínima</w:t>
+            </w:r>
+          </w:p>
+        </w:tc>
+        <w:tc>
+          <w:tcPr>
+            <w:tcW w:type="dxa" w:w="1337"/>
+            <w:vAlign w:val="center"/>
+            <w:tcMar>
+              <w:top w:w="80" w:type="dxa"/>
+              <w:start w:w="120" w:type="dxa"/>
+              <w:bottom w:w="80" w:type="dxa"/>
+              <w:end w:w="120" w:type="dxa"/>
+            </w:tcMar>
+            <w:shd w:fill="E8EEF5"/>
+          </w:tcPr>
+          <w:p>
+            <w:pPr>
+              <w:spacing w:after="0"/>
+            </w:pPr>
+            <w:r>
+              <w:rPr>
+                <w:rFonts w:ascii="Calibri" w:hAnsi="Calibri"/>
+                <w:b/>
+                <w:color w:val="01426A"/>
+                <w:sz w:val="18"/>
+              </w:rPr>
+              <w:t>Disponibilidade mínima</w:t>
+            </w:r>
+          </w:p>
+        </w:tc>
+        <w:tc>
+          <w:tcPr>
+            <w:tcW w:type="dxa" w:w="1337"/>
+            <w:vAlign w:val="center"/>
+            <w:tcMar>
+              <w:top w:w="80" w:type="dxa"/>
+              <w:start w:w="120" w:type="dxa"/>
+              <w:bottom w:w="80" w:type="dxa"/>
+              <w:end w:w="120" w:type="dxa"/>
+            </w:tcMar>
+            <w:shd w:fill="E8EEF5"/>
+          </w:tcPr>
+          <w:p>
+            <w:pPr>
+              <w:spacing w:after="0"/>
+            </w:pPr>
+            <w:r>
+              <w:rPr>
+                <w:rFonts w:ascii="Calibri" w:hAnsi="Calibri"/>
+                <w:b/>
+                <w:color w:val="01426A"/>
+                <w:sz w:val="18"/>
+              </w:rPr>
+              <w:t>Escopo</w:t>
             </w:r>
           </w:p>
         </w:tc>
@@ -265,7 +380,7 @@
       <w:tr>
         <w:tc>
           <w:tcPr>
-            <w:tcW w:type="dxa" w:w="1872"/>
+            <w:tcW w:type="dxa" w:w="1337"/>
             <w:vAlign w:val="center"/>
             <w:tcMar>
               <w:top w:w="80" w:type="dxa"/>
@@ -289,7 +404,7 @@
         </w:tc>
         <w:tc>
           <w:tcPr>
-            <w:tcW w:type="dxa" w:w="1872"/>
+            <w:tcW w:type="dxa" w:w="1337"/>
             <w:vAlign w:val="center"/>
             <w:tcMar>
               <w:top w:w="80" w:type="dxa"/>
@@ -307,13 +422,13 @@
                 <w:rFonts w:ascii="Calibri" w:hAnsi="Calibri"/>
                 <w:sz w:val="18"/>
               </w:rPr>
-              <w:t>Edificio Sede</w:t>
+              <w:t>Edifício Sede</w:t>
             </w:r>
           </w:p>
         </w:tc>
         <w:tc>
           <w:tcPr>
-            <w:tcW w:type="dxa" w:w="1872"/>
+            <w:tcW w:type="dxa" w:w="1337"/>
             <w:vAlign w:val="center"/>
             <w:tcMar>
               <w:top w:w="80" w:type="dxa"/>
@@ -331,13 +446,37 @@
                 <w:rFonts w:ascii="Calibri" w:hAnsi="Calibri"/>
                 <w:sz w:val="18"/>
               </w:rPr>
-              <w:t>SAS Qd. 1, Bloco D, Brasilia/DF</w:t>
+              <w:t>MPLS ou rede privada corporativa equivalente</w:t>
             </w:r>
           </w:p>
         </w:tc>
         <w:tc>
           <w:tcPr>
-            <w:tcW w:type="dxa" w:w="1872"/>
+            <w:tcW w:type="dxa" w:w="1337"/>
+            <w:vAlign w:val="center"/>
+            <w:tcMar>
+              <w:top w:w="80" w:type="dxa"/>
+              <w:start w:w="120" w:type="dxa"/>
+              <w:bottom w:w="80" w:type="dxa"/>
+              <w:end w:w="120" w:type="dxa"/>
+            </w:tcMar>
+          </w:tcPr>
+          <w:p>
+            <w:pPr>
+              <w:spacing w:after="0"/>
+            </w:pPr>
+            <w:r>
+              <w:rPr>
+                <w:rFonts w:ascii="Calibri" w:hAnsi="Calibri"/>
+                <w:sz w:val="18"/>
+              </w:rPr>
+              <w:t>1 circuito</w:t>
+            </w:r>
+          </w:p>
+        </w:tc>
+        <w:tc>
+          <w:tcPr>
+            <w:tcW w:type="dxa" w:w="1337"/>
             <w:vAlign w:val="center"/>
             <w:tcMar>
               <w:top w:w="80" w:type="dxa"/>
@@ -361,7 +500,7 @@
         </w:tc>
         <w:tc>
           <w:tcPr>
-            <w:tcW w:type="dxa" w:w="1872"/>
+            <w:tcW w:type="dxa" w:w="1337"/>
             <w:vAlign w:val="center"/>
             <w:tcMar>
               <w:top w:w="80" w:type="dxa"/>
@@ -383,11 +522,35 @@
             </w:r>
           </w:p>
         </w:tc>
+        <w:tc>
+          <w:tcPr>
+            <w:tcW w:type="dxa" w:w="1337"/>
+            <w:vAlign w:val="center"/>
+            <w:tcMar>
+              <w:top w:w="80" w:type="dxa"/>
+              <w:start w:w="120" w:type="dxa"/>
+              <w:bottom w:w="80" w:type="dxa"/>
+              <w:end w:w="120" w:type="dxa"/>
+            </w:tcMar>
+          </w:tcPr>
+          <w:p>
+            <w:pPr>
+              <w:spacing w:after="0"/>
+            </w:pPr>
+            <w:r>
+              <w:rPr>
+                <w:rFonts w:ascii="Calibri" w:hAnsi="Calibri"/>
+                <w:sz w:val="18"/>
+              </w:rPr>
+              <w:t>Concentrador preferencial</w:t>
+            </w:r>
+          </w:p>
+        </w:tc>
       </w:tr>
       <w:tr>
         <w:tc>
           <w:tcPr>
-            <w:tcW w:type="dxa" w:w="1872"/>
+            <w:tcW w:type="dxa" w:w="1337"/>
             <w:vAlign w:val="center"/>
             <w:tcMar>
               <w:top w:w="80" w:type="dxa"/>
@@ -411,7 +574,7 @@
         </w:tc>
         <w:tc>
           <w:tcPr>
-            <w:tcW w:type="dxa" w:w="1872"/>
+            <w:tcW w:type="dxa" w:w="1337"/>
             <w:vAlign w:val="center"/>
             <w:tcMar>
               <w:top w:w="80" w:type="dxa"/>
@@ -429,13 +592,13 @@
                 <w:rFonts w:ascii="Calibri" w:hAnsi="Calibri"/>
                 <w:sz w:val="18"/>
               </w:rPr>
-              <w:t>Foro de Brasilia</w:t>
+              <w:t>Foro de Brasília</w:t>
             </w:r>
           </w:p>
         </w:tc>
         <w:tc>
           <w:tcPr>
-            <w:tcW w:type="dxa" w:w="1872"/>
+            <w:tcW w:type="dxa" w:w="1337"/>
             <w:vAlign w:val="center"/>
             <w:tcMar>
               <w:top w:w="80" w:type="dxa"/>
@@ -453,13 +616,37 @@
                 <w:rFonts w:ascii="Calibri" w:hAnsi="Calibri"/>
                 <w:sz w:val="18"/>
               </w:rPr>
-              <w:t>SEPN 513, Bloco B, Brasilia/DF</w:t>
+              <w:t>MPLS ou rede privada corporativa equivalente</w:t>
             </w:r>
           </w:p>
         </w:tc>
         <w:tc>
           <w:tcPr>
-            <w:tcW w:type="dxa" w:w="1872"/>
+            <w:tcW w:type="dxa" w:w="1337"/>
+            <w:vAlign w:val="center"/>
+            <w:tcMar>
+              <w:top w:w="80" w:type="dxa"/>
+              <w:start w:w="120" w:type="dxa"/>
+              <w:bottom w:w="80" w:type="dxa"/>
+              <w:end w:w="120" w:type="dxa"/>
+            </w:tcMar>
+          </w:tcPr>
+          <w:p>
+            <w:pPr>
+              <w:spacing w:after="0"/>
+            </w:pPr>
+            <w:r>
+              <w:rPr>
+                <w:rFonts w:ascii="Calibri" w:hAnsi="Calibri"/>
+                <w:sz w:val="18"/>
+              </w:rPr>
+              <w:t>1 circuito</w:t>
+            </w:r>
+          </w:p>
+        </w:tc>
+        <w:tc>
+          <w:tcPr>
+            <w:tcW w:type="dxa" w:w="1337"/>
             <w:vAlign w:val="center"/>
             <w:tcMar>
               <w:top w:w="80" w:type="dxa"/>
@@ -483,7 +670,7 @@
         </w:tc>
         <w:tc>
           <w:tcPr>
-            <w:tcW w:type="dxa" w:w="1872"/>
+            <w:tcW w:type="dxa" w:w="1337"/>
             <w:vAlign w:val="center"/>
             <w:tcMar>
               <w:top w:w="80" w:type="dxa"/>
@@ -501,7 +688,31 @@
                 <w:rFonts w:ascii="Calibri" w:hAnsi="Calibri"/>
                 <w:sz w:val="18"/>
               </w:rPr>
-              <w:t>99,70%</w:t>
+              <w:t>99,90%</w:t>
+            </w:r>
+          </w:p>
+        </w:tc>
+        <w:tc>
+          <w:tcPr>
+            <w:tcW w:type="dxa" w:w="1337"/>
+            <w:vAlign w:val="center"/>
+            <w:tcMar>
+              <w:top w:w="80" w:type="dxa"/>
+              <w:start w:w="120" w:type="dxa"/>
+              <w:bottom w:w="80" w:type="dxa"/>
+              <w:end w:w="120" w:type="dxa"/>
+            </w:tcMar>
+          </w:tcPr>
+          <w:p>
+            <w:pPr>
+              <w:spacing w:after="0"/>
+            </w:pPr>
+            <w:r>
+              <w:rPr>
+                <w:rFonts w:ascii="Calibri" w:hAnsi="Calibri"/>
+                <w:sz w:val="18"/>
+              </w:rPr>
+              <w:t>Unidade de alta demanda e ponto redundante</w:t>
             </w:r>
           </w:p>
         </w:tc>
@@ -509,7 +720,7 @@
       <w:tr>
         <w:tc>
           <w:tcPr>
-            <w:tcW w:type="dxa" w:w="1872"/>
+            <w:tcW w:type="dxa" w:w="1337"/>
             <w:vAlign w:val="center"/>
             <w:tcMar>
               <w:top w:w="80" w:type="dxa"/>
@@ -533,7 +744,7 @@
         </w:tc>
         <w:tc>
           <w:tcPr>
-            <w:tcW w:type="dxa" w:w="1872"/>
+            <w:tcW w:type="dxa" w:w="1337"/>
             <w:vAlign w:val="center"/>
             <w:tcMar>
               <w:top w:w="80" w:type="dxa"/>
@@ -551,13 +762,13 @@
                 <w:rFonts w:ascii="Calibri" w:hAnsi="Calibri"/>
                 <w:sz w:val="18"/>
               </w:rPr>
-              <w:t>Predio de Apoio</w:t>
+              <w:t>Prédio de Apoio</w:t>
             </w:r>
           </w:p>
         </w:tc>
         <w:tc>
           <w:tcPr>
-            <w:tcW w:type="dxa" w:w="1872"/>
+            <w:tcW w:type="dxa" w:w="1337"/>
             <w:vAlign w:val="center"/>
             <w:tcMar>
               <w:top w:w="80" w:type="dxa"/>
@@ -575,13 +786,13 @@
                 <w:rFonts w:ascii="Calibri" w:hAnsi="Calibri"/>
                 <w:sz w:val="18"/>
               </w:rPr>
-              <w:t>SGAN 916 Norte, Brasilia/DF</w:t>
+              <w:t>MPLS ou rede privada corporativa equivalente</w:t>
             </w:r>
           </w:p>
         </w:tc>
         <w:tc>
           <w:tcPr>
-            <w:tcW w:type="dxa" w:w="1872"/>
+            <w:tcW w:type="dxa" w:w="1337"/>
             <w:vAlign w:val="center"/>
             <w:tcMar>
               <w:top w:w="80" w:type="dxa"/>
@@ -599,13 +810,13 @@
                 <w:rFonts w:ascii="Calibri" w:hAnsi="Calibri"/>
                 <w:sz w:val="18"/>
               </w:rPr>
-              <w:t>200 Mbps</w:t>
+              <w:t>1 circuito</w:t>
             </w:r>
           </w:p>
         </w:tc>
         <w:tc>
           <w:tcPr>
-            <w:tcW w:type="dxa" w:w="1872"/>
+            <w:tcW w:type="dxa" w:w="1337"/>
             <w:vAlign w:val="center"/>
             <w:tcMar>
               <w:top w:w="80" w:type="dxa"/>
@@ -623,7 +834,55 @@
                 <w:rFonts w:ascii="Calibri" w:hAnsi="Calibri"/>
                 <w:sz w:val="18"/>
               </w:rPr>
-              <w:t>99,70%</w:t>
+              <w:t>500 Mbps</w:t>
+            </w:r>
+          </w:p>
+        </w:tc>
+        <w:tc>
+          <w:tcPr>
+            <w:tcW w:type="dxa" w:w="1337"/>
+            <w:vAlign w:val="center"/>
+            <w:tcMar>
+              <w:top w:w="80" w:type="dxa"/>
+              <w:start w:w="120" w:type="dxa"/>
+              <w:bottom w:w="80" w:type="dxa"/>
+              <w:end w:w="120" w:type="dxa"/>
+            </w:tcMar>
+          </w:tcPr>
+          <w:p>
+            <w:pPr>
+              <w:spacing w:after="0"/>
+            </w:pPr>
+            <w:r>
+              <w:rPr>
+                <w:rFonts w:ascii="Calibri" w:hAnsi="Calibri"/>
+                <w:sz w:val="18"/>
+              </w:rPr>
+              <w:t>99,90%</w:t>
+            </w:r>
+          </w:p>
+        </w:tc>
+        <w:tc>
+          <w:tcPr>
+            <w:tcW w:type="dxa" w:w="1337"/>
+            <w:vAlign w:val="center"/>
+            <w:tcMar>
+              <w:top w:w="80" w:type="dxa"/>
+              <w:start w:w="120" w:type="dxa"/>
+              <w:bottom w:w="80" w:type="dxa"/>
+              <w:end w:w="120" w:type="dxa"/>
+            </w:tcMar>
+          </w:tcPr>
+          <w:p>
+            <w:pPr>
+              <w:spacing w:after="0"/>
+            </w:pPr>
+            <w:r>
+              <w:rPr>
+                <w:rFonts w:ascii="Calibri" w:hAnsi="Calibri"/>
+                <w:sz w:val="18"/>
+              </w:rPr>
+              <w:t>Unidade metropolitana</w:t>
             </w:r>
           </w:p>
         </w:tc>
@@ -631,7 +890,7 @@
       <w:tr>
         <w:tc>
           <w:tcPr>
-            <w:tcW w:type="dxa" w:w="1872"/>
+            <w:tcW w:type="dxa" w:w="1337"/>
             <w:vAlign w:val="center"/>
             <w:tcMar>
               <w:top w:w="80" w:type="dxa"/>
@@ -655,7 +914,7 @@
         </w:tc>
         <w:tc>
           <w:tcPr>
-            <w:tcW w:type="dxa" w:w="1872"/>
+            <w:tcW w:type="dxa" w:w="1337"/>
             <w:vAlign w:val="center"/>
             <w:tcMar>
               <w:top w:w="80" w:type="dxa"/>
@@ -679,7 +938,7 @@
         </w:tc>
         <w:tc>
           <w:tcPr>
-            <w:tcW w:type="dxa" w:w="1872"/>
+            <w:tcW w:type="dxa" w:w="1337"/>
             <w:vAlign w:val="center"/>
             <w:tcMar>
               <w:top w:w="80" w:type="dxa"/>
@@ -697,13 +956,13 @@
                 <w:rFonts w:ascii="Calibri" w:hAnsi="Calibri"/>
                 <w:sz w:val="18"/>
               </w:rPr>
-              <w:t>Quadra C12, Taguatinga/DF</w:t>
+              <w:t>MPLS ou rede privada corporativa equivalente</w:t>
             </w:r>
           </w:p>
         </w:tc>
         <w:tc>
           <w:tcPr>
-            <w:tcW w:type="dxa" w:w="1872"/>
+            <w:tcW w:type="dxa" w:w="1337"/>
             <w:vAlign w:val="center"/>
             <w:tcMar>
               <w:top w:w="80" w:type="dxa"/>
@@ -721,13 +980,13 @@
                 <w:rFonts w:ascii="Calibri" w:hAnsi="Calibri"/>
                 <w:sz w:val="18"/>
               </w:rPr>
-              <w:t>200 Mbps</w:t>
+              <w:t>1 circuito</w:t>
             </w:r>
           </w:p>
         </w:tc>
         <w:tc>
           <w:tcPr>
-            <w:tcW w:type="dxa" w:w="1872"/>
+            <w:tcW w:type="dxa" w:w="1337"/>
             <w:vAlign w:val="center"/>
             <w:tcMar>
               <w:top w:w="80" w:type="dxa"/>
@@ -745,7 +1004,55 @@
                 <w:rFonts w:ascii="Calibri" w:hAnsi="Calibri"/>
                 <w:sz w:val="18"/>
               </w:rPr>
-              <w:t>99,70%</w:t>
+              <w:t>500 Mbps</w:t>
+            </w:r>
+          </w:p>
+        </w:tc>
+        <w:tc>
+          <w:tcPr>
+            <w:tcW w:type="dxa" w:w="1337"/>
+            <w:vAlign w:val="center"/>
+            <w:tcMar>
+              <w:top w:w="80" w:type="dxa"/>
+              <w:start w:w="120" w:type="dxa"/>
+              <w:bottom w:w="80" w:type="dxa"/>
+              <w:end w:w="120" w:type="dxa"/>
+            </w:tcMar>
+          </w:tcPr>
+          <w:p>
+            <w:pPr>
+              <w:spacing w:after="0"/>
+            </w:pPr>
+            <w:r>
+              <w:rPr>
+                <w:rFonts w:ascii="Calibri" w:hAnsi="Calibri"/>
+                <w:sz w:val="18"/>
+              </w:rPr>
+              <w:t>99,90%</w:t>
+            </w:r>
+          </w:p>
+        </w:tc>
+        <w:tc>
+          <w:tcPr>
+            <w:tcW w:type="dxa" w:w="1337"/>
+            <w:vAlign w:val="center"/>
+            <w:tcMar>
+              <w:top w:w="80" w:type="dxa"/>
+              <w:start w:w="120" w:type="dxa"/>
+              <w:bottom w:w="80" w:type="dxa"/>
+              <w:end w:w="120" w:type="dxa"/>
+            </w:tcMar>
+          </w:tcPr>
+          <w:p>
+            <w:pPr>
+              <w:spacing w:after="0"/>
+            </w:pPr>
+            <w:r>
+              <w:rPr>
+                <w:rFonts w:ascii="Calibri" w:hAnsi="Calibri"/>
+                <w:sz w:val="18"/>
+              </w:rPr>
+              <w:t>Unidade regional DF</w:t>
             </w:r>
           </w:p>
         </w:tc>
@@ -753,7 +1060,7 @@
       <w:tr>
         <w:tc>
           <w:tcPr>
-            <w:tcW w:type="dxa" w:w="1872"/>
+            <w:tcW w:type="dxa" w:w="1337"/>
             <w:vAlign w:val="center"/>
             <w:tcMar>
               <w:top w:w="80" w:type="dxa"/>
@@ -777,7 +1084,7 @@
         </w:tc>
         <w:tc>
           <w:tcPr>
-            <w:tcW w:type="dxa" w:w="1872"/>
+            <w:tcW w:type="dxa" w:w="1337"/>
             <w:vAlign w:val="center"/>
             <w:tcMar>
               <w:top w:w="80" w:type="dxa"/>
@@ -801,7 +1108,7 @@
         </w:tc>
         <w:tc>
           <w:tcPr>
-            <w:tcW w:type="dxa" w:w="1872"/>
+            <w:tcW w:type="dxa" w:w="1337"/>
             <w:vAlign w:val="center"/>
             <w:tcMar>
               <w:top w:w="80" w:type="dxa"/>
@@ -819,13 +1126,13 @@
                 <w:rFonts w:ascii="Calibri" w:hAnsi="Calibri"/>
                 <w:sz w:val="18"/>
               </w:rPr>
-              <w:t>Quadra 302 Norte, Palmas/TO</w:t>
+              <w:t>MPLS ou rede privada corporativa equivalente</w:t>
             </w:r>
           </w:p>
         </w:tc>
         <w:tc>
           <w:tcPr>
-            <w:tcW w:type="dxa" w:w="1872"/>
+            <w:tcW w:type="dxa" w:w="1337"/>
             <w:vAlign w:val="center"/>
             <w:tcMar>
               <w:top w:w="80" w:type="dxa"/>
@@ -843,13 +1150,13 @@
                 <w:rFonts w:ascii="Calibri" w:hAnsi="Calibri"/>
                 <w:sz w:val="18"/>
               </w:rPr>
-              <w:t>200 Mbps</w:t>
+              <w:t>1 circuito</w:t>
             </w:r>
           </w:p>
         </w:tc>
         <w:tc>
           <w:tcPr>
-            <w:tcW w:type="dxa" w:w="1872"/>
+            <w:tcW w:type="dxa" w:w="1337"/>
             <w:vAlign w:val="center"/>
             <w:tcMar>
               <w:top w:w="80" w:type="dxa"/>
@@ -867,7 +1174,55 @@
                 <w:rFonts w:ascii="Calibri" w:hAnsi="Calibri"/>
                 <w:sz w:val="18"/>
               </w:rPr>
-              <w:t>99,70%</w:t>
+              <w:t>500 Mbps</w:t>
+            </w:r>
+          </w:p>
+        </w:tc>
+        <w:tc>
+          <w:tcPr>
+            <w:tcW w:type="dxa" w:w="1337"/>
+            <w:vAlign w:val="center"/>
+            <w:tcMar>
+              <w:top w:w="80" w:type="dxa"/>
+              <w:start w:w="120" w:type="dxa"/>
+              <w:bottom w:w="80" w:type="dxa"/>
+              <w:end w:w="120" w:type="dxa"/>
+            </w:tcMar>
+          </w:tcPr>
+          <w:p>
+            <w:pPr>
+              <w:spacing w:after="0"/>
+            </w:pPr>
+            <w:r>
+              <w:rPr>
+                <w:rFonts w:ascii="Calibri" w:hAnsi="Calibri"/>
+                <w:sz w:val="18"/>
+              </w:rPr>
+              <w:t>99,90%</w:t>
+            </w:r>
+          </w:p>
+        </w:tc>
+        <w:tc>
+          <w:tcPr>
+            <w:tcW w:type="dxa" w:w="1337"/>
+            <w:vAlign w:val="center"/>
+            <w:tcMar>
+              <w:top w:w="80" w:type="dxa"/>
+              <w:start w:w="120" w:type="dxa"/>
+              <w:bottom w:w="80" w:type="dxa"/>
+              <w:end w:w="120" w:type="dxa"/>
+            </w:tcMar>
+          </w:tcPr>
+          <w:p>
+            <w:pPr>
+              <w:spacing w:after="0"/>
+            </w:pPr>
+            <w:r>
+              <w:rPr>
+                <w:rFonts w:ascii="Calibri" w:hAnsi="Calibri"/>
+                <w:sz w:val="18"/>
+              </w:rPr>
+              <w:t>Polo regional TO</w:t>
             </w:r>
           </w:p>
         </w:tc>
@@ -875,7 +1230,7 @@
       <w:tr>
         <w:tc>
           <w:tcPr>
-            <w:tcW w:type="dxa" w:w="1872"/>
+            <w:tcW w:type="dxa" w:w="1337"/>
             <w:vAlign w:val="center"/>
             <w:tcMar>
               <w:top w:w="80" w:type="dxa"/>
@@ -899,7 +1254,7 @@
         </w:tc>
         <w:tc>
           <w:tcPr>
-            <w:tcW w:type="dxa" w:w="1872"/>
+            <w:tcW w:type="dxa" w:w="1337"/>
             <w:vAlign w:val="center"/>
             <w:tcMar>
               <w:top w:w="80" w:type="dxa"/>
@@ -923,7 +1278,7 @@
         </w:tc>
         <w:tc>
           <w:tcPr>
-            <w:tcW w:type="dxa" w:w="1872"/>
+            <w:tcW w:type="dxa" w:w="1337"/>
             <w:vAlign w:val="center"/>
             <w:tcMar>
               <w:top w:w="80" w:type="dxa"/>
@@ -941,13 +1296,13 @@
                 <w:rFonts w:ascii="Calibri" w:hAnsi="Calibri"/>
                 <w:sz w:val="18"/>
               </w:rPr>
-              <w:t>Area Especial 01, Gama/DF</w:t>
+              <w:t>MPLS ou rede privada corporativa equivalente</w:t>
             </w:r>
           </w:p>
         </w:tc>
         <w:tc>
           <w:tcPr>
-            <w:tcW w:type="dxa" w:w="1872"/>
+            <w:tcW w:type="dxa" w:w="1337"/>
             <w:vAlign w:val="center"/>
             <w:tcMar>
               <w:top w:w="80" w:type="dxa"/>
@@ -965,13 +1320,37 @@
                 <w:rFonts w:ascii="Calibri" w:hAnsi="Calibri"/>
                 <w:sz w:val="18"/>
               </w:rPr>
-              <w:t>50 Mbps</w:t>
+              <w:t>1 circuito</w:t>
             </w:r>
           </w:p>
         </w:tc>
         <w:tc>
           <w:tcPr>
-            <w:tcW w:type="dxa" w:w="1872"/>
+            <w:tcW w:type="dxa" w:w="1337"/>
+            <w:vAlign w:val="center"/>
+            <w:tcMar>
+              <w:top w:w="80" w:type="dxa"/>
+              <w:start w:w="120" w:type="dxa"/>
+              <w:bottom w:w="80" w:type="dxa"/>
+              <w:end w:w="120" w:type="dxa"/>
+            </w:tcMar>
+          </w:tcPr>
+          <w:p>
+            <w:pPr>
+              <w:spacing w:after="0"/>
+            </w:pPr>
+            <w:r>
+              <w:rPr>
+                <w:rFonts w:ascii="Calibri" w:hAnsi="Calibri"/>
+                <w:sz w:val="18"/>
+              </w:rPr>
+              <w:t>100 Mbps</w:t>
+            </w:r>
+          </w:p>
+        </w:tc>
+        <w:tc>
+          <w:tcPr>
+            <w:tcW w:type="dxa" w:w="1337"/>
             <w:vAlign w:val="center"/>
             <w:tcMar>
               <w:top w:w="80" w:type="dxa"/>
@@ -993,11 +1372,35 @@
             </w:r>
           </w:p>
         </w:tc>
+        <w:tc>
+          <w:tcPr>
+            <w:tcW w:type="dxa" w:w="1337"/>
+            <w:vAlign w:val="center"/>
+            <w:tcMar>
+              <w:top w:w="80" w:type="dxa"/>
+              <w:start w:w="120" w:type="dxa"/>
+              <w:bottom w:w="80" w:type="dxa"/>
+              <w:end w:w="120" w:type="dxa"/>
+            </w:tcMar>
+          </w:tcPr>
+          <w:p>
+            <w:pPr>
+              <w:spacing w:after="0"/>
+            </w:pPr>
+            <w:r>
+              <w:rPr>
+                <w:rFonts w:ascii="Calibri" w:hAnsi="Calibri"/>
+                <w:sz w:val="18"/>
+              </w:rPr>
+              <w:t>Unidade remota</w:t>
+            </w:r>
+          </w:p>
+        </w:tc>
       </w:tr>
       <w:tr>
         <w:tc>
           <w:tcPr>
-            <w:tcW w:type="dxa" w:w="1872"/>
+            <w:tcW w:type="dxa" w:w="1337"/>
             <w:vAlign w:val="center"/>
             <w:tcMar>
               <w:top w:w="80" w:type="dxa"/>
@@ -1021,7 +1424,7 @@
         </w:tc>
         <w:tc>
           <w:tcPr>
-            <w:tcW w:type="dxa" w:w="1872"/>
+            <w:tcW w:type="dxa" w:w="1337"/>
             <w:vAlign w:val="center"/>
             <w:tcMar>
               <w:top w:w="80" w:type="dxa"/>
@@ -1039,13 +1442,13 @@
                 <w:rFonts w:ascii="Calibri" w:hAnsi="Calibri"/>
                 <w:sz w:val="18"/>
               </w:rPr>
-              <w:t>Foro de Araguaina</w:t>
+              <w:t>Foro de Araguaína</w:t>
             </w:r>
           </w:p>
         </w:tc>
         <w:tc>
           <w:tcPr>
-            <w:tcW w:type="dxa" w:w="1872"/>
+            <w:tcW w:type="dxa" w:w="1337"/>
             <w:vAlign w:val="center"/>
             <w:tcMar>
               <w:top w:w="80" w:type="dxa"/>
@@ -1063,13 +1466,13 @@
                 <w:rFonts w:ascii="Calibri" w:hAnsi="Calibri"/>
                 <w:sz w:val="18"/>
               </w:rPr>
-              <w:t>Av. Neief Murad, Araguaina/TO</w:t>
+              <w:t>MPLS ou rede privada corporativa equivalente</w:t>
             </w:r>
           </w:p>
         </w:tc>
         <w:tc>
           <w:tcPr>
-            <w:tcW w:type="dxa" w:w="1872"/>
+            <w:tcW w:type="dxa" w:w="1337"/>
             <w:vAlign w:val="center"/>
             <w:tcMar>
               <w:top w:w="80" w:type="dxa"/>
@@ -1087,13 +1490,37 @@
                 <w:rFonts w:ascii="Calibri" w:hAnsi="Calibri"/>
                 <w:sz w:val="18"/>
               </w:rPr>
-              <w:t>50 Mbps</w:t>
+              <w:t>1 circuito</w:t>
             </w:r>
           </w:p>
         </w:tc>
         <w:tc>
           <w:tcPr>
-            <w:tcW w:type="dxa" w:w="1872"/>
+            <w:tcW w:type="dxa" w:w="1337"/>
+            <w:vAlign w:val="center"/>
+            <w:tcMar>
+              <w:top w:w="80" w:type="dxa"/>
+              <w:start w:w="120" w:type="dxa"/>
+              <w:bottom w:w="80" w:type="dxa"/>
+              <w:end w:w="120" w:type="dxa"/>
+            </w:tcMar>
+          </w:tcPr>
+          <w:p>
+            <w:pPr>
+              <w:spacing w:after="0"/>
+            </w:pPr>
+            <w:r>
+              <w:rPr>
+                <w:rFonts w:ascii="Calibri" w:hAnsi="Calibri"/>
+                <w:sz w:val="18"/>
+              </w:rPr>
+              <w:t>100 Mbps</w:t>
+            </w:r>
+          </w:p>
+        </w:tc>
+        <w:tc>
+          <w:tcPr>
+            <w:tcW w:type="dxa" w:w="1337"/>
             <w:vAlign w:val="center"/>
             <w:tcMar>
               <w:top w:w="80" w:type="dxa"/>
@@ -1115,11 +1542,35 @@
             </w:r>
           </w:p>
         </w:tc>
+        <w:tc>
+          <w:tcPr>
+            <w:tcW w:type="dxa" w:w="1337"/>
+            <w:vAlign w:val="center"/>
+            <w:tcMar>
+              <w:top w:w="80" w:type="dxa"/>
+              <w:start w:w="120" w:type="dxa"/>
+              <w:bottom w:w="80" w:type="dxa"/>
+              <w:end w:w="120" w:type="dxa"/>
+            </w:tcMar>
+          </w:tcPr>
+          <w:p>
+            <w:pPr>
+              <w:spacing w:after="0"/>
+            </w:pPr>
+            <w:r>
+              <w:rPr>
+                <w:rFonts w:ascii="Calibri" w:hAnsi="Calibri"/>
+                <w:sz w:val="18"/>
+              </w:rPr>
+              <w:t>Unidade remota</w:t>
+            </w:r>
+          </w:p>
+        </w:tc>
       </w:tr>
       <w:tr>
         <w:tc>
           <w:tcPr>
-            <w:tcW w:type="dxa" w:w="1872"/>
+            <w:tcW w:type="dxa" w:w="1337"/>
             <w:vAlign w:val="center"/>
             <w:tcMar>
               <w:top w:w="80" w:type="dxa"/>
@@ -1143,7 +1594,7 @@
         </w:tc>
         <w:tc>
           <w:tcPr>
-            <w:tcW w:type="dxa" w:w="1872"/>
+            <w:tcW w:type="dxa" w:w="1337"/>
             <w:vAlign w:val="center"/>
             <w:tcMar>
               <w:top w:w="80" w:type="dxa"/>
@@ -1167,7 +1618,7 @@
         </w:tc>
         <w:tc>
           <w:tcPr>
-            <w:tcW w:type="dxa" w:w="1872"/>
+            <w:tcW w:type="dxa" w:w="1337"/>
             <w:vAlign w:val="center"/>
             <w:tcMar>
               <w:top w:w="80" w:type="dxa"/>
@@ -1185,13 +1636,13 @@
                 <w:rFonts w:ascii="Calibri" w:hAnsi="Calibri"/>
                 <w:sz w:val="18"/>
               </w:rPr>
-              <w:t>Rua Antonio Lisboa da Cruz, Gurupi/TO</w:t>
+              <w:t>MPLS ou rede privada corporativa equivalente</w:t>
             </w:r>
           </w:p>
         </w:tc>
         <w:tc>
           <w:tcPr>
-            <w:tcW w:type="dxa" w:w="1872"/>
+            <w:tcW w:type="dxa" w:w="1337"/>
             <w:vAlign w:val="center"/>
             <w:tcMar>
               <w:top w:w="80" w:type="dxa"/>
@@ -1209,13 +1660,37 @@
                 <w:rFonts w:ascii="Calibri" w:hAnsi="Calibri"/>
                 <w:sz w:val="18"/>
               </w:rPr>
-              <w:t>50 Mbps</w:t>
+              <w:t>1 circuito</w:t>
             </w:r>
           </w:p>
         </w:tc>
         <w:tc>
           <w:tcPr>
-            <w:tcW w:type="dxa" w:w="1872"/>
+            <w:tcW w:type="dxa" w:w="1337"/>
+            <w:vAlign w:val="center"/>
+            <w:tcMar>
+              <w:top w:w="80" w:type="dxa"/>
+              <w:start w:w="120" w:type="dxa"/>
+              <w:bottom w:w="80" w:type="dxa"/>
+              <w:end w:w="120" w:type="dxa"/>
+            </w:tcMar>
+          </w:tcPr>
+          <w:p>
+            <w:pPr>
+              <w:spacing w:after="0"/>
+            </w:pPr>
+            <w:r>
+              <w:rPr>
+                <w:rFonts w:ascii="Calibri" w:hAnsi="Calibri"/>
+                <w:sz w:val="18"/>
+              </w:rPr>
+              <w:t>100 Mbps</w:t>
+            </w:r>
+          </w:p>
+        </w:tc>
+        <w:tc>
+          <w:tcPr>
+            <w:tcW w:type="dxa" w:w="1337"/>
             <w:vAlign w:val="center"/>
             <w:tcMar>
               <w:top w:w="80" w:type="dxa"/>
@@ -1237,11 +1712,35 @@
             </w:r>
           </w:p>
         </w:tc>
+        <w:tc>
+          <w:tcPr>
+            <w:tcW w:type="dxa" w:w="1337"/>
+            <w:vAlign w:val="center"/>
+            <w:tcMar>
+              <w:top w:w="80" w:type="dxa"/>
+              <w:start w:w="120" w:type="dxa"/>
+              <w:bottom w:w="80" w:type="dxa"/>
+              <w:end w:w="120" w:type="dxa"/>
+            </w:tcMar>
+          </w:tcPr>
+          <w:p>
+            <w:pPr>
+              <w:spacing w:after="0"/>
+            </w:pPr>
+            <w:r>
+              <w:rPr>
+                <w:rFonts w:ascii="Calibri" w:hAnsi="Calibri"/>
+                <w:sz w:val="18"/>
+              </w:rPr>
+              <w:t>Unidade remota</w:t>
+            </w:r>
+          </w:p>
+        </w:tc>
       </w:tr>
       <w:tr>
         <w:tc>
           <w:tcPr>
-            <w:tcW w:type="dxa" w:w="1872"/>
+            <w:tcW w:type="dxa" w:w="1337"/>
             <w:vAlign w:val="center"/>
             <w:tcMar>
               <w:top w:w="80" w:type="dxa"/>
@@ -1265,7 +1764,7 @@
         </w:tc>
         <w:tc>
           <w:tcPr>
-            <w:tcW w:type="dxa" w:w="1872"/>
+            <w:tcW w:type="dxa" w:w="1337"/>
             <w:vAlign w:val="center"/>
             <w:tcMar>
               <w:top w:w="80" w:type="dxa"/>
@@ -1283,13 +1782,13 @@
                 <w:rFonts w:ascii="Calibri" w:hAnsi="Calibri"/>
                 <w:sz w:val="18"/>
               </w:rPr>
-              <w:t>Vara de Dianopolis</w:t>
+              <w:t>Vara de Dianópolis</w:t>
             </w:r>
           </w:p>
         </w:tc>
         <w:tc>
           <w:tcPr>
-            <w:tcW w:type="dxa" w:w="1872"/>
+            <w:tcW w:type="dxa" w:w="1337"/>
             <w:vAlign w:val="center"/>
             <w:tcMar>
               <w:top w:w="80" w:type="dxa"/>
@@ -1307,13 +1806,13 @@
                 <w:rFonts w:ascii="Calibri" w:hAnsi="Calibri"/>
                 <w:sz w:val="18"/>
               </w:rPr>
-              <w:t>Av. Wolney Filho, Dianopolis/TO</w:t>
+              <w:t>MPLS ou rede privada corporativa equivalente</w:t>
             </w:r>
           </w:p>
         </w:tc>
         <w:tc>
           <w:tcPr>
-            <w:tcW w:type="dxa" w:w="1872"/>
+            <w:tcW w:type="dxa" w:w="1337"/>
             <w:vAlign w:val="center"/>
             <w:tcMar>
               <w:top w:w="80" w:type="dxa"/>
@@ -1331,13 +1830,37 @@
                 <w:rFonts w:ascii="Calibri" w:hAnsi="Calibri"/>
                 <w:sz w:val="18"/>
               </w:rPr>
-              <w:t>50 Mbps</w:t>
+              <w:t>1 circuito</w:t>
             </w:r>
           </w:p>
         </w:tc>
         <w:tc>
           <w:tcPr>
-            <w:tcW w:type="dxa" w:w="1872"/>
+            <w:tcW w:type="dxa" w:w="1337"/>
+            <w:vAlign w:val="center"/>
+            <w:tcMar>
+              <w:top w:w="80" w:type="dxa"/>
+              <w:start w:w="120" w:type="dxa"/>
+              <w:bottom w:w="80" w:type="dxa"/>
+              <w:end w:w="120" w:type="dxa"/>
+            </w:tcMar>
+          </w:tcPr>
+          <w:p>
+            <w:pPr>
+              <w:spacing w:after="0"/>
+            </w:pPr>
+            <w:r>
+              <w:rPr>
+                <w:rFonts w:ascii="Calibri" w:hAnsi="Calibri"/>
+                <w:sz w:val="18"/>
+              </w:rPr>
+              <w:t>100 Mbps</w:t>
+            </w:r>
+          </w:p>
+        </w:tc>
+        <w:tc>
+          <w:tcPr>
+            <w:tcW w:type="dxa" w:w="1337"/>
             <w:vAlign w:val="center"/>
             <w:tcMar>
               <w:top w:w="80" w:type="dxa"/>
@@ -1359,11 +1882,35 @@
             </w:r>
           </w:p>
         </w:tc>
+        <w:tc>
+          <w:tcPr>
+            <w:tcW w:type="dxa" w:w="1337"/>
+            <w:vAlign w:val="center"/>
+            <w:tcMar>
+              <w:top w:w="80" w:type="dxa"/>
+              <w:start w:w="120" w:type="dxa"/>
+              <w:bottom w:w="80" w:type="dxa"/>
+              <w:end w:w="120" w:type="dxa"/>
+            </w:tcMar>
+          </w:tcPr>
+          <w:p>
+            <w:pPr>
+              <w:spacing w:after="0"/>
+            </w:pPr>
+            <w:r>
+              <w:rPr>
+                <w:rFonts w:ascii="Calibri" w:hAnsi="Calibri"/>
+                <w:sz w:val="18"/>
+              </w:rPr>
+              <w:t>Unidade remota</w:t>
+            </w:r>
+          </w:p>
+        </w:tc>
       </w:tr>
       <w:tr>
         <w:tc>
           <w:tcPr>
-            <w:tcW w:type="dxa" w:w="1872"/>
+            <w:tcW w:type="dxa" w:w="1337"/>
             <w:vAlign w:val="center"/>
             <w:tcMar>
               <w:top w:w="80" w:type="dxa"/>
@@ -1387,7 +1934,7 @@
         </w:tc>
         <w:tc>
           <w:tcPr>
-            <w:tcW w:type="dxa" w:w="1872"/>
+            <w:tcW w:type="dxa" w:w="1337"/>
             <w:vAlign w:val="center"/>
             <w:tcMar>
               <w:top w:w="80" w:type="dxa"/>
@@ -1405,13 +1952,13 @@
                 <w:rFonts w:ascii="Calibri" w:hAnsi="Calibri"/>
                 <w:sz w:val="18"/>
               </w:rPr>
-              <w:t>Vara de Guarai</w:t>
+              <w:t>Vara de Guaraí</w:t>
             </w:r>
           </w:p>
         </w:tc>
         <w:tc>
           <w:tcPr>
-            <w:tcW w:type="dxa" w:w="1872"/>
+            <w:tcW w:type="dxa" w:w="1337"/>
             <w:vAlign w:val="center"/>
             <w:tcMar>
               <w:top w:w="80" w:type="dxa"/>
@@ -1429,13 +1976,13 @@
                 <w:rFonts w:ascii="Calibri" w:hAnsi="Calibri"/>
                 <w:sz w:val="18"/>
               </w:rPr>
-              <w:t>Av. Araguaia, Guarai/TO</w:t>
+              <w:t>MPLS ou rede privada corporativa equivalente</w:t>
             </w:r>
           </w:p>
         </w:tc>
         <w:tc>
           <w:tcPr>
-            <w:tcW w:type="dxa" w:w="1872"/>
+            <w:tcW w:type="dxa" w:w="1337"/>
             <w:vAlign w:val="center"/>
             <w:tcMar>
               <w:top w:w="80" w:type="dxa"/>
@@ -1453,13 +2000,37 @@
                 <w:rFonts w:ascii="Calibri" w:hAnsi="Calibri"/>
                 <w:sz w:val="18"/>
               </w:rPr>
-              <w:t>50 Mbps</w:t>
+              <w:t>1 circuito</w:t>
             </w:r>
           </w:p>
         </w:tc>
         <w:tc>
           <w:tcPr>
-            <w:tcW w:type="dxa" w:w="1872"/>
+            <w:tcW w:type="dxa" w:w="1337"/>
+            <w:vAlign w:val="center"/>
+            <w:tcMar>
+              <w:top w:w="80" w:type="dxa"/>
+              <w:start w:w="120" w:type="dxa"/>
+              <w:bottom w:w="80" w:type="dxa"/>
+              <w:end w:w="120" w:type="dxa"/>
+            </w:tcMar>
+          </w:tcPr>
+          <w:p>
+            <w:pPr>
+              <w:spacing w:after="0"/>
+            </w:pPr>
+            <w:r>
+              <w:rPr>
+                <w:rFonts w:ascii="Calibri" w:hAnsi="Calibri"/>
+                <w:sz w:val="18"/>
+              </w:rPr>
+              <w:t>100 Mbps</w:t>
+            </w:r>
+          </w:p>
+        </w:tc>
+        <w:tc>
+          <w:tcPr>
+            <w:tcW w:type="dxa" w:w="1337"/>
             <w:vAlign w:val="center"/>
             <w:tcMar>
               <w:top w:w="80" w:type="dxa"/>
@@ -1481,20 +2052,1056 @@
             </w:r>
           </w:p>
         </w:tc>
+        <w:tc>
+          <w:tcPr>
+            <w:tcW w:type="dxa" w:w="1337"/>
+            <w:vAlign w:val="center"/>
+            <w:tcMar>
+              <w:top w:w="80" w:type="dxa"/>
+              <w:start w:w="120" w:type="dxa"/>
+              <w:bottom w:w="80" w:type="dxa"/>
+              <w:end w:w="120" w:type="dxa"/>
+            </w:tcMar>
+          </w:tcPr>
+          <w:p>
+            <w:pPr>
+              <w:spacing w:after="0"/>
+            </w:pPr>
+            <w:r>
+              <w:rPr>
+                <w:rFonts w:ascii="Calibri" w:hAnsi="Calibri"/>
+                <w:sz w:val="18"/>
+              </w:rPr>
+              <w:t>Unidade remota</w:t>
+            </w:r>
+          </w:p>
+        </w:tc>
+      </w:tr>
+      <w:tr>
+        <w:tc>
+          <w:tcPr>
+            <w:tcW w:type="dxa" w:w="1337"/>
+            <w:vAlign w:val="center"/>
+            <w:tcMar>
+              <w:top w:w="80" w:type="dxa"/>
+              <w:start w:w="120" w:type="dxa"/>
+              <w:bottom w:w="80" w:type="dxa"/>
+              <w:end w:w="120" w:type="dxa"/>
+            </w:tcMar>
+          </w:tcPr>
+          <w:p>
+            <w:pPr>
+              <w:spacing w:after="0"/>
+            </w:pPr>
+            <w:r>
+              <w:rPr>
+                <w:rFonts w:ascii="Calibri" w:hAnsi="Calibri"/>
+                <w:sz w:val="18"/>
+              </w:rPr>
+              <w:t>11</w:t>
+            </w:r>
+          </w:p>
+        </w:tc>
+        <w:tc>
+          <w:tcPr>
+            <w:tcW w:type="dxa" w:w="1337"/>
+            <w:vAlign w:val="center"/>
+            <w:tcMar>
+              <w:top w:w="80" w:type="dxa"/>
+              <w:start w:w="120" w:type="dxa"/>
+              <w:bottom w:w="80" w:type="dxa"/>
+              <w:end w:w="120" w:type="dxa"/>
+            </w:tcMar>
+          </w:tcPr>
+          <w:p>
+            <w:pPr>
+              <w:spacing w:after="0"/>
+            </w:pPr>
+            <w:r>
+              <w:rPr>
+                <w:rFonts w:ascii="Calibri" w:hAnsi="Calibri"/>
+                <w:sz w:val="18"/>
+              </w:rPr>
+              <w:t>Sede ↔ Foro de Brasília</w:t>
+            </w:r>
+          </w:p>
+        </w:tc>
+        <w:tc>
+          <w:tcPr>
+            <w:tcW w:type="dxa" w:w="1337"/>
+            <w:vAlign w:val="center"/>
+            <w:tcMar>
+              <w:top w:w="80" w:type="dxa"/>
+              <w:start w:w="120" w:type="dxa"/>
+              <w:bottom w:w="80" w:type="dxa"/>
+              <w:end w:w="120" w:type="dxa"/>
+            </w:tcMar>
+          </w:tcPr>
+          <w:p>
+            <w:pPr>
+              <w:spacing w:after="0"/>
+            </w:pPr>
+            <w:r>
+              <w:rPr>
+                <w:rFonts w:ascii="Calibri" w:hAnsi="Calibri"/>
+                <w:sz w:val="18"/>
+              </w:rPr>
+              <w:t>Link dedicado ponto-a-ponto</w:t>
+            </w:r>
+          </w:p>
+        </w:tc>
+        <w:tc>
+          <w:tcPr>
+            <w:tcW w:type="dxa" w:w="1337"/>
+            <w:vAlign w:val="center"/>
+            <w:tcMar>
+              <w:top w:w="80" w:type="dxa"/>
+              <w:start w:w="120" w:type="dxa"/>
+              <w:bottom w:w="80" w:type="dxa"/>
+              <w:end w:w="120" w:type="dxa"/>
+            </w:tcMar>
+          </w:tcPr>
+          <w:p>
+            <w:pPr>
+              <w:spacing w:after="0"/>
+            </w:pPr>
+            <w:r>
+              <w:rPr>
+                <w:rFonts w:ascii="Calibri" w:hAnsi="Calibri"/>
+                <w:sz w:val="18"/>
+              </w:rPr>
+              <w:t>1 enlace</w:t>
+            </w:r>
+          </w:p>
+        </w:tc>
+        <w:tc>
+          <w:tcPr>
+            <w:tcW w:type="dxa" w:w="1337"/>
+            <w:vAlign w:val="center"/>
+            <w:tcMar>
+              <w:top w:w="80" w:type="dxa"/>
+              <w:start w:w="120" w:type="dxa"/>
+              <w:bottom w:w="80" w:type="dxa"/>
+              <w:end w:w="120" w:type="dxa"/>
+            </w:tcMar>
+          </w:tcPr>
+          <w:p>
+            <w:pPr>
+              <w:spacing w:after="0"/>
+            </w:pPr>
+            <w:r>
+              <w:rPr>
+                <w:rFonts w:ascii="Calibri" w:hAnsi="Calibri"/>
+                <w:sz w:val="18"/>
+              </w:rPr>
+              <w:t>25 Gbps</w:t>
+            </w:r>
+          </w:p>
+        </w:tc>
+        <w:tc>
+          <w:tcPr>
+            <w:tcW w:type="dxa" w:w="1337"/>
+            <w:vAlign w:val="center"/>
+            <w:tcMar>
+              <w:top w:w="80" w:type="dxa"/>
+              <w:start w:w="120" w:type="dxa"/>
+              <w:bottom w:w="80" w:type="dxa"/>
+              <w:end w:w="120" w:type="dxa"/>
+            </w:tcMar>
+          </w:tcPr>
+          <w:p>
+            <w:pPr>
+              <w:spacing w:after="0"/>
+            </w:pPr>
+            <w:r>
+              <w:rPr>
+                <w:rFonts w:ascii="Calibri" w:hAnsi="Calibri"/>
+                <w:sz w:val="18"/>
+              </w:rPr>
+              <w:t>99,95%</w:t>
+            </w:r>
+          </w:p>
+        </w:tc>
+        <w:tc>
+          <w:tcPr>
+            <w:tcW w:type="dxa" w:w="1337"/>
+            <w:vAlign w:val="center"/>
+            <w:tcMar>
+              <w:top w:w="80" w:type="dxa"/>
+              <w:start w:w="120" w:type="dxa"/>
+              <w:bottom w:w="80" w:type="dxa"/>
+              <w:end w:w="120" w:type="dxa"/>
+            </w:tcMar>
+          </w:tcPr>
+          <w:p>
+            <w:pPr>
+              <w:spacing w:after="0"/>
+            </w:pPr>
+            <w:r>
+              <w:rPr>
+                <w:rFonts w:ascii="Calibri" w:hAnsi="Calibri"/>
+                <w:sz w:val="18"/>
+              </w:rPr>
+              <w:t>Replicação, backup, sincronização, redundância da Sede e acesso contingencial</w:t>
+            </w:r>
+          </w:p>
+        </w:tc>
+      </w:tr>
+      <w:tr>
+        <w:tc>
+          <w:tcPr>
+            <w:tcW w:type="dxa" w:w="1337"/>
+            <w:vAlign w:val="center"/>
+            <w:tcMar>
+              <w:top w:w="80" w:type="dxa"/>
+              <w:start w:w="120" w:type="dxa"/>
+              <w:bottom w:w="80" w:type="dxa"/>
+              <w:end w:w="120" w:type="dxa"/>
+            </w:tcMar>
+          </w:tcPr>
+          <w:p>
+            <w:pPr>
+              <w:spacing w:after="0"/>
+            </w:pPr>
+            <w:r>
+              <w:rPr>
+                <w:rFonts w:ascii="Calibri" w:hAnsi="Calibri"/>
+                <w:sz w:val="18"/>
+              </w:rPr>
+              <w:t>12</w:t>
+            </w:r>
+          </w:p>
+        </w:tc>
+        <w:tc>
+          <w:tcPr>
+            <w:tcW w:type="dxa" w:w="1337"/>
+            <w:vAlign w:val="center"/>
+            <w:tcMar>
+              <w:top w:w="80" w:type="dxa"/>
+              <w:start w:w="120" w:type="dxa"/>
+              <w:bottom w:w="80" w:type="dxa"/>
+              <w:end w:w="120" w:type="dxa"/>
+            </w:tcMar>
+          </w:tcPr>
+          <w:p>
+            <w:pPr>
+              <w:spacing w:after="0"/>
+            </w:pPr>
+            <w:r>
+              <w:rPr>
+                <w:rFonts w:ascii="Calibri" w:hAnsi="Calibri"/>
+                <w:sz w:val="18"/>
+              </w:rPr>
+              <w:t>Sede</w:t>
+            </w:r>
+          </w:p>
+        </w:tc>
+        <w:tc>
+          <w:tcPr>
+            <w:tcW w:type="dxa" w:w="1337"/>
+            <w:vAlign w:val="center"/>
+            <w:tcMar>
+              <w:top w:w="80" w:type="dxa"/>
+              <w:start w:w="120" w:type="dxa"/>
+              <w:bottom w:w="80" w:type="dxa"/>
+              <w:end w:w="120" w:type="dxa"/>
+            </w:tcMar>
+          </w:tcPr>
+          <w:p>
+            <w:pPr>
+              <w:spacing w:after="0"/>
+            </w:pPr>
+            <w:r>
+              <w:rPr>
+                <w:rFonts w:ascii="Calibri" w:hAnsi="Calibri"/>
+                <w:sz w:val="18"/>
+              </w:rPr>
+              <w:t>Internet dedicada com Anti-DDoS e 32 IPs fixos</w:t>
+            </w:r>
+          </w:p>
+        </w:tc>
+        <w:tc>
+          <w:tcPr>
+            <w:tcW w:type="dxa" w:w="1337"/>
+            <w:vAlign w:val="center"/>
+            <w:tcMar>
+              <w:top w:w="80" w:type="dxa"/>
+              <w:start w:w="120" w:type="dxa"/>
+              <w:bottom w:w="80" w:type="dxa"/>
+              <w:end w:w="120" w:type="dxa"/>
+            </w:tcMar>
+          </w:tcPr>
+          <w:p>
+            <w:pPr>
+              <w:spacing w:after="0"/>
+            </w:pPr>
+            <w:r>
+              <w:rPr>
+                <w:rFonts w:ascii="Calibri" w:hAnsi="Calibri"/>
+                <w:sz w:val="18"/>
+              </w:rPr>
+              <w:t>1 link</w:t>
+            </w:r>
+          </w:p>
+        </w:tc>
+        <w:tc>
+          <w:tcPr>
+            <w:tcW w:type="dxa" w:w="1337"/>
+            <w:vAlign w:val="center"/>
+            <w:tcMar>
+              <w:top w:w="80" w:type="dxa"/>
+              <w:start w:w="120" w:type="dxa"/>
+              <w:bottom w:w="80" w:type="dxa"/>
+              <w:end w:w="120" w:type="dxa"/>
+            </w:tcMar>
+          </w:tcPr>
+          <w:p>
+            <w:pPr>
+              <w:spacing w:after="0"/>
+            </w:pPr>
+            <w:r>
+              <w:rPr>
+                <w:rFonts w:ascii="Calibri" w:hAnsi="Calibri"/>
+                <w:sz w:val="18"/>
+              </w:rPr>
+              <w:t>4 Gbps</w:t>
+            </w:r>
+          </w:p>
+        </w:tc>
+        <w:tc>
+          <w:tcPr>
+            <w:tcW w:type="dxa" w:w="1337"/>
+            <w:vAlign w:val="center"/>
+            <w:tcMar>
+              <w:top w:w="80" w:type="dxa"/>
+              <w:start w:w="120" w:type="dxa"/>
+              <w:bottom w:w="80" w:type="dxa"/>
+              <w:end w:w="120" w:type="dxa"/>
+            </w:tcMar>
+          </w:tcPr>
+          <w:p>
+            <w:pPr>
+              <w:spacing w:after="0"/>
+            </w:pPr>
+            <w:r>
+              <w:rPr>
+                <w:rFonts w:ascii="Calibri" w:hAnsi="Calibri"/>
+                <w:sz w:val="18"/>
+              </w:rPr>
+              <w:t>99,90%</w:t>
+            </w:r>
+          </w:p>
+        </w:tc>
+        <w:tc>
+          <w:tcPr>
+            <w:tcW w:type="dxa" w:w="1337"/>
+            <w:vAlign w:val="center"/>
+            <w:tcMar>
+              <w:top w:w="80" w:type="dxa"/>
+              <w:start w:w="120" w:type="dxa"/>
+              <w:bottom w:w="80" w:type="dxa"/>
+              <w:end w:w="120" w:type="dxa"/>
+            </w:tcMar>
+          </w:tcPr>
+          <w:p>
+            <w:pPr>
+              <w:spacing w:after="0"/>
+            </w:pPr>
+            <w:r>
+              <w:rPr>
+                <w:rFonts w:ascii="Calibri" w:hAnsi="Calibri"/>
+                <w:sz w:val="18"/>
+              </w:rPr>
+              <w:t>Egressão principal, provedor distinto dos itens 13 e 14</w:t>
+            </w:r>
+          </w:p>
+        </w:tc>
+      </w:tr>
+      <w:tr>
+        <w:tc>
+          <w:tcPr>
+            <w:tcW w:type="dxa" w:w="1337"/>
+            <w:vAlign w:val="center"/>
+            <w:tcMar>
+              <w:top w:w="80" w:type="dxa"/>
+              <w:start w:w="120" w:type="dxa"/>
+              <w:bottom w:w="80" w:type="dxa"/>
+              <w:end w:w="120" w:type="dxa"/>
+            </w:tcMar>
+          </w:tcPr>
+          <w:p>
+            <w:pPr>
+              <w:spacing w:after="0"/>
+            </w:pPr>
+            <w:r>
+              <w:rPr>
+                <w:rFonts w:ascii="Calibri" w:hAnsi="Calibri"/>
+                <w:sz w:val="18"/>
+              </w:rPr>
+              <w:t>13</w:t>
+            </w:r>
+          </w:p>
+        </w:tc>
+        <w:tc>
+          <w:tcPr>
+            <w:tcW w:type="dxa" w:w="1337"/>
+            <w:vAlign w:val="center"/>
+            <w:tcMar>
+              <w:top w:w="80" w:type="dxa"/>
+              <w:start w:w="120" w:type="dxa"/>
+              <w:bottom w:w="80" w:type="dxa"/>
+              <w:end w:w="120" w:type="dxa"/>
+            </w:tcMar>
+          </w:tcPr>
+          <w:p>
+            <w:pPr>
+              <w:spacing w:after="0"/>
+            </w:pPr>
+            <w:r>
+              <w:rPr>
+                <w:rFonts w:ascii="Calibri" w:hAnsi="Calibri"/>
+                <w:sz w:val="18"/>
+              </w:rPr>
+              <w:t>Sede</w:t>
+            </w:r>
+          </w:p>
+        </w:tc>
+        <w:tc>
+          <w:tcPr>
+            <w:tcW w:type="dxa" w:w="1337"/>
+            <w:vAlign w:val="center"/>
+            <w:tcMar>
+              <w:top w:w="80" w:type="dxa"/>
+              <w:start w:w="120" w:type="dxa"/>
+              <w:bottom w:w="80" w:type="dxa"/>
+              <w:end w:w="120" w:type="dxa"/>
+            </w:tcMar>
+          </w:tcPr>
+          <w:p>
+            <w:pPr>
+              <w:spacing w:after="0"/>
+            </w:pPr>
+            <w:r>
+              <w:rPr>
+                <w:rFonts w:ascii="Calibri" w:hAnsi="Calibri"/>
+                <w:sz w:val="18"/>
+              </w:rPr>
+              <w:t>Internet dedicada com Anti-DDoS e 32 IPs fixos</w:t>
+            </w:r>
+          </w:p>
+        </w:tc>
+        <w:tc>
+          <w:tcPr>
+            <w:tcW w:type="dxa" w:w="1337"/>
+            <w:vAlign w:val="center"/>
+            <w:tcMar>
+              <w:top w:w="80" w:type="dxa"/>
+              <w:start w:w="120" w:type="dxa"/>
+              <w:bottom w:w="80" w:type="dxa"/>
+              <w:end w:w="120" w:type="dxa"/>
+            </w:tcMar>
+          </w:tcPr>
+          <w:p>
+            <w:pPr>
+              <w:spacing w:after="0"/>
+            </w:pPr>
+            <w:r>
+              <w:rPr>
+                <w:rFonts w:ascii="Calibri" w:hAnsi="Calibri"/>
+                <w:sz w:val="18"/>
+              </w:rPr>
+              <w:t>1 link</w:t>
+            </w:r>
+          </w:p>
+        </w:tc>
+        <w:tc>
+          <w:tcPr>
+            <w:tcW w:type="dxa" w:w="1337"/>
+            <w:vAlign w:val="center"/>
+            <w:tcMar>
+              <w:top w:w="80" w:type="dxa"/>
+              <w:start w:w="120" w:type="dxa"/>
+              <w:bottom w:w="80" w:type="dxa"/>
+              <w:end w:w="120" w:type="dxa"/>
+            </w:tcMar>
+          </w:tcPr>
+          <w:p>
+            <w:pPr>
+              <w:spacing w:after="0"/>
+            </w:pPr>
+            <w:r>
+              <w:rPr>
+                <w:rFonts w:ascii="Calibri" w:hAnsi="Calibri"/>
+                <w:sz w:val="18"/>
+              </w:rPr>
+              <w:t>4 Gbps</w:t>
+            </w:r>
+          </w:p>
+        </w:tc>
+        <w:tc>
+          <w:tcPr>
+            <w:tcW w:type="dxa" w:w="1337"/>
+            <w:vAlign w:val="center"/>
+            <w:tcMar>
+              <w:top w:w="80" w:type="dxa"/>
+              <w:start w:w="120" w:type="dxa"/>
+              <w:bottom w:w="80" w:type="dxa"/>
+              <w:end w:w="120" w:type="dxa"/>
+            </w:tcMar>
+          </w:tcPr>
+          <w:p>
+            <w:pPr>
+              <w:spacing w:after="0"/>
+            </w:pPr>
+            <w:r>
+              <w:rPr>
+                <w:rFonts w:ascii="Calibri" w:hAnsi="Calibri"/>
+                <w:sz w:val="18"/>
+              </w:rPr>
+              <w:t>99,90%</w:t>
+            </w:r>
+          </w:p>
+        </w:tc>
+        <w:tc>
+          <w:tcPr>
+            <w:tcW w:type="dxa" w:w="1337"/>
+            <w:vAlign w:val="center"/>
+            <w:tcMar>
+              <w:top w:w="80" w:type="dxa"/>
+              <w:start w:w="120" w:type="dxa"/>
+              <w:bottom w:w="80" w:type="dxa"/>
+              <w:end w:w="120" w:type="dxa"/>
+            </w:tcMar>
+          </w:tcPr>
+          <w:p>
+            <w:pPr>
+              <w:spacing w:after="0"/>
+            </w:pPr>
+            <w:r>
+              <w:rPr>
+                <w:rFonts w:ascii="Calibri" w:hAnsi="Calibri"/>
+                <w:sz w:val="18"/>
+              </w:rPr>
+              <w:t>Egressão principal, provedor distinto dos itens 12 e 14</w:t>
+            </w:r>
+          </w:p>
+        </w:tc>
+      </w:tr>
+      <w:tr>
+        <w:tc>
+          <w:tcPr>
+            <w:tcW w:type="dxa" w:w="1337"/>
+            <w:vAlign w:val="center"/>
+            <w:tcMar>
+              <w:top w:w="80" w:type="dxa"/>
+              <w:start w:w="120" w:type="dxa"/>
+              <w:bottom w:w="80" w:type="dxa"/>
+              <w:end w:w="120" w:type="dxa"/>
+            </w:tcMar>
+          </w:tcPr>
+          <w:p>
+            <w:pPr>
+              <w:spacing w:after="0"/>
+            </w:pPr>
+            <w:r>
+              <w:rPr>
+                <w:rFonts w:ascii="Calibri" w:hAnsi="Calibri"/>
+                <w:sz w:val="18"/>
+              </w:rPr>
+              <w:t>14</w:t>
+            </w:r>
+          </w:p>
+        </w:tc>
+        <w:tc>
+          <w:tcPr>
+            <w:tcW w:type="dxa" w:w="1337"/>
+            <w:vAlign w:val="center"/>
+            <w:tcMar>
+              <w:top w:w="80" w:type="dxa"/>
+              <w:start w:w="120" w:type="dxa"/>
+              <w:bottom w:w="80" w:type="dxa"/>
+              <w:end w:w="120" w:type="dxa"/>
+            </w:tcMar>
+          </w:tcPr>
+          <w:p>
+            <w:pPr>
+              <w:spacing w:after="0"/>
+            </w:pPr>
+            <w:r>
+              <w:rPr>
+                <w:rFonts w:ascii="Calibri" w:hAnsi="Calibri"/>
+                <w:sz w:val="18"/>
+              </w:rPr>
+              <w:t>Sede</w:t>
+            </w:r>
+          </w:p>
+        </w:tc>
+        <w:tc>
+          <w:tcPr>
+            <w:tcW w:type="dxa" w:w="1337"/>
+            <w:vAlign w:val="center"/>
+            <w:tcMar>
+              <w:top w:w="80" w:type="dxa"/>
+              <w:start w:w="120" w:type="dxa"/>
+              <w:bottom w:w="80" w:type="dxa"/>
+              <w:end w:w="120" w:type="dxa"/>
+            </w:tcMar>
+          </w:tcPr>
+          <w:p>
+            <w:pPr>
+              <w:spacing w:after="0"/>
+            </w:pPr>
+            <w:r>
+              <w:rPr>
+                <w:rFonts w:ascii="Calibri" w:hAnsi="Calibri"/>
+                <w:sz w:val="18"/>
+              </w:rPr>
+              <w:t>Internet dedicada com Anti-DDoS e 32 IPs fixos</w:t>
+            </w:r>
+          </w:p>
+        </w:tc>
+        <w:tc>
+          <w:tcPr>
+            <w:tcW w:type="dxa" w:w="1337"/>
+            <w:vAlign w:val="center"/>
+            <w:tcMar>
+              <w:top w:w="80" w:type="dxa"/>
+              <w:start w:w="120" w:type="dxa"/>
+              <w:bottom w:w="80" w:type="dxa"/>
+              <w:end w:w="120" w:type="dxa"/>
+            </w:tcMar>
+          </w:tcPr>
+          <w:p>
+            <w:pPr>
+              <w:spacing w:after="0"/>
+            </w:pPr>
+            <w:r>
+              <w:rPr>
+                <w:rFonts w:ascii="Calibri" w:hAnsi="Calibri"/>
+                <w:sz w:val="18"/>
+              </w:rPr>
+              <w:t>1 link</w:t>
+            </w:r>
+          </w:p>
+        </w:tc>
+        <w:tc>
+          <w:tcPr>
+            <w:tcW w:type="dxa" w:w="1337"/>
+            <w:vAlign w:val="center"/>
+            <w:tcMar>
+              <w:top w:w="80" w:type="dxa"/>
+              <w:start w:w="120" w:type="dxa"/>
+              <w:bottom w:w="80" w:type="dxa"/>
+              <w:end w:w="120" w:type="dxa"/>
+            </w:tcMar>
+          </w:tcPr>
+          <w:p>
+            <w:pPr>
+              <w:spacing w:after="0"/>
+            </w:pPr>
+            <w:r>
+              <w:rPr>
+                <w:rFonts w:ascii="Calibri" w:hAnsi="Calibri"/>
+                <w:sz w:val="18"/>
+              </w:rPr>
+              <w:t>4 Gbps</w:t>
+            </w:r>
+          </w:p>
+        </w:tc>
+        <w:tc>
+          <w:tcPr>
+            <w:tcW w:type="dxa" w:w="1337"/>
+            <w:vAlign w:val="center"/>
+            <w:tcMar>
+              <w:top w:w="80" w:type="dxa"/>
+              <w:start w:w="120" w:type="dxa"/>
+              <w:bottom w:w="80" w:type="dxa"/>
+              <w:end w:w="120" w:type="dxa"/>
+            </w:tcMar>
+          </w:tcPr>
+          <w:p>
+            <w:pPr>
+              <w:spacing w:after="0"/>
+            </w:pPr>
+            <w:r>
+              <w:rPr>
+                <w:rFonts w:ascii="Calibri" w:hAnsi="Calibri"/>
+                <w:sz w:val="18"/>
+              </w:rPr>
+              <w:t>99,90%</w:t>
+            </w:r>
+          </w:p>
+        </w:tc>
+        <w:tc>
+          <w:tcPr>
+            <w:tcW w:type="dxa" w:w="1337"/>
+            <w:vAlign w:val="center"/>
+            <w:tcMar>
+              <w:top w:w="80" w:type="dxa"/>
+              <w:start w:w="120" w:type="dxa"/>
+              <w:bottom w:w="80" w:type="dxa"/>
+              <w:end w:w="120" w:type="dxa"/>
+            </w:tcMar>
+          </w:tcPr>
+          <w:p>
+            <w:pPr>
+              <w:spacing w:after="0"/>
+            </w:pPr>
+            <w:r>
+              <w:rPr>
+                <w:rFonts w:ascii="Calibri" w:hAnsi="Calibri"/>
+                <w:sz w:val="18"/>
+              </w:rPr>
+              <w:t>Egressão principal, provedor distinto dos itens 12 e 13</w:t>
+            </w:r>
+          </w:p>
+        </w:tc>
+      </w:tr>
+      <w:tr>
+        <w:tc>
+          <w:tcPr>
+            <w:tcW w:type="dxa" w:w="1337"/>
+            <w:vAlign w:val="center"/>
+            <w:tcMar>
+              <w:top w:w="80" w:type="dxa"/>
+              <w:start w:w="120" w:type="dxa"/>
+              <w:bottom w:w="80" w:type="dxa"/>
+              <w:end w:w="120" w:type="dxa"/>
+            </w:tcMar>
+          </w:tcPr>
+          <w:p>
+            <w:pPr>
+              <w:spacing w:after="0"/>
+            </w:pPr>
+            <w:r>
+              <w:rPr>
+                <w:rFonts w:ascii="Calibri" w:hAnsi="Calibri"/>
+                <w:sz w:val="18"/>
+              </w:rPr>
+              <w:t>15</w:t>
+            </w:r>
+          </w:p>
+        </w:tc>
+        <w:tc>
+          <w:tcPr>
+            <w:tcW w:type="dxa" w:w="1337"/>
+            <w:vAlign w:val="center"/>
+            <w:tcMar>
+              <w:top w:w="80" w:type="dxa"/>
+              <w:start w:w="120" w:type="dxa"/>
+              <w:bottom w:w="80" w:type="dxa"/>
+              <w:end w:w="120" w:type="dxa"/>
+            </w:tcMar>
+          </w:tcPr>
+          <w:p>
+            <w:pPr>
+              <w:spacing w:after="0"/>
+            </w:pPr>
+            <w:r>
+              <w:rPr>
+                <w:rFonts w:ascii="Calibri" w:hAnsi="Calibri"/>
+                <w:sz w:val="18"/>
+              </w:rPr>
+              <w:t>Foro de Brasília</w:t>
+            </w:r>
+          </w:p>
+        </w:tc>
+        <w:tc>
+          <w:tcPr>
+            <w:tcW w:type="dxa" w:w="1337"/>
+            <w:vAlign w:val="center"/>
+            <w:tcMar>
+              <w:top w:w="80" w:type="dxa"/>
+              <w:start w:w="120" w:type="dxa"/>
+              <w:bottom w:w="80" w:type="dxa"/>
+              <w:end w:w="120" w:type="dxa"/>
+            </w:tcMar>
+          </w:tcPr>
+          <w:p>
+            <w:pPr>
+              <w:spacing w:after="0"/>
+            </w:pPr>
+            <w:r>
+              <w:rPr>
+                <w:rFonts w:ascii="Calibri" w:hAnsi="Calibri"/>
+                <w:sz w:val="18"/>
+              </w:rPr>
+              <w:t>Internet dedicada com Anti-DDoS e 32 IPs fixos</w:t>
+            </w:r>
+          </w:p>
+        </w:tc>
+        <w:tc>
+          <w:tcPr>
+            <w:tcW w:type="dxa" w:w="1337"/>
+            <w:vAlign w:val="center"/>
+            <w:tcMar>
+              <w:top w:w="80" w:type="dxa"/>
+              <w:start w:w="120" w:type="dxa"/>
+              <w:bottom w:w="80" w:type="dxa"/>
+              <w:end w:w="120" w:type="dxa"/>
+            </w:tcMar>
+          </w:tcPr>
+          <w:p>
+            <w:pPr>
+              <w:spacing w:after="0"/>
+            </w:pPr>
+            <w:r>
+              <w:rPr>
+                <w:rFonts w:ascii="Calibri" w:hAnsi="Calibri"/>
+                <w:sz w:val="18"/>
+              </w:rPr>
+              <w:t>1 link</w:t>
+            </w:r>
+          </w:p>
+        </w:tc>
+        <w:tc>
+          <w:tcPr>
+            <w:tcW w:type="dxa" w:w="1337"/>
+            <w:vAlign w:val="center"/>
+            <w:tcMar>
+              <w:top w:w="80" w:type="dxa"/>
+              <w:start w:w="120" w:type="dxa"/>
+              <w:bottom w:w="80" w:type="dxa"/>
+              <w:end w:w="120" w:type="dxa"/>
+            </w:tcMar>
+          </w:tcPr>
+          <w:p>
+            <w:pPr>
+              <w:spacing w:after="0"/>
+            </w:pPr>
+            <w:r>
+              <w:rPr>
+                <w:rFonts w:ascii="Calibri" w:hAnsi="Calibri"/>
+                <w:sz w:val="18"/>
+              </w:rPr>
+              <w:t>2 Gbps</w:t>
+            </w:r>
+          </w:p>
+        </w:tc>
+        <w:tc>
+          <w:tcPr>
+            <w:tcW w:type="dxa" w:w="1337"/>
+            <w:vAlign w:val="center"/>
+            <w:tcMar>
+              <w:top w:w="80" w:type="dxa"/>
+              <w:start w:w="120" w:type="dxa"/>
+              <w:bottom w:w="80" w:type="dxa"/>
+              <w:end w:w="120" w:type="dxa"/>
+            </w:tcMar>
+          </w:tcPr>
+          <w:p>
+            <w:pPr>
+              <w:spacing w:after="0"/>
+            </w:pPr>
+            <w:r>
+              <w:rPr>
+                <w:rFonts w:ascii="Calibri" w:hAnsi="Calibri"/>
+                <w:sz w:val="18"/>
+              </w:rPr>
+              <w:t>99,90%</w:t>
+            </w:r>
+          </w:p>
+        </w:tc>
+        <w:tc>
+          <w:tcPr>
+            <w:tcW w:type="dxa" w:w="1337"/>
+            <w:vAlign w:val="center"/>
+            <w:tcMar>
+              <w:top w:w="80" w:type="dxa"/>
+              <w:start w:w="120" w:type="dxa"/>
+              <w:bottom w:w="80" w:type="dxa"/>
+              <w:end w:w="120" w:type="dxa"/>
+            </w:tcMar>
+          </w:tcPr>
+          <w:p>
+            <w:pPr>
+              <w:spacing w:after="0"/>
+            </w:pPr>
+            <w:r>
+              <w:rPr>
+                <w:rFonts w:ascii="Calibri" w:hAnsi="Calibri"/>
+                <w:sz w:val="18"/>
+              </w:rPr>
+              <w:t>Egressão redundante, provedor distinto do item 16</w:t>
+            </w:r>
+          </w:p>
+        </w:tc>
+      </w:tr>
+      <w:tr>
+        <w:tc>
+          <w:tcPr>
+            <w:tcW w:type="dxa" w:w="1337"/>
+            <w:vAlign w:val="center"/>
+            <w:tcMar>
+              <w:top w:w="80" w:type="dxa"/>
+              <w:start w:w="120" w:type="dxa"/>
+              <w:bottom w:w="80" w:type="dxa"/>
+              <w:end w:w="120" w:type="dxa"/>
+            </w:tcMar>
+          </w:tcPr>
+          <w:p>
+            <w:pPr>
+              <w:spacing w:after="0"/>
+            </w:pPr>
+            <w:r>
+              <w:rPr>
+                <w:rFonts w:ascii="Calibri" w:hAnsi="Calibri"/>
+                <w:sz w:val="18"/>
+              </w:rPr>
+              <w:t>16</w:t>
+            </w:r>
+          </w:p>
+        </w:tc>
+        <w:tc>
+          <w:tcPr>
+            <w:tcW w:type="dxa" w:w="1337"/>
+            <w:vAlign w:val="center"/>
+            <w:tcMar>
+              <w:top w:w="80" w:type="dxa"/>
+              <w:start w:w="120" w:type="dxa"/>
+              <w:bottom w:w="80" w:type="dxa"/>
+              <w:end w:w="120" w:type="dxa"/>
+            </w:tcMar>
+          </w:tcPr>
+          <w:p>
+            <w:pPr>
+              <w:spacing w:after="0"/>
+            </w:pPr>
+            <w:r>
+              <w:rPr>
+                <w:rFonts w:ascii="Calibri" w:hAnsi="Calibri"/>
+                <w:sz w:val="18"/>
+              </w:rPr>
+              <w:t>Foro de Brasília</w:t>
+            </w:r>
+          </w:p>
+        </w:tc>
+        <w:tc>
+          <w:tcPr>
+            <w:tcW w:type="dxa" w:w="1337"/>
+            <w:vAlign w:val="center"/>
+            <w:tcMar>
+              <w:top w:w="80" w:type="dxa"/>
+              <w:start w:w="120" w:type="dxa"/>
+              <w:bottom w:w="80" w:type="dxa"/>
+              <w:end w:w="120" w:type="dxa"/>
+            </w:tcMar>
+          </w:tcPr>
+          <w:p>
+            <w:pPr>
+              <w:spacing w:after="0"/>
+            </w:pPr>
+            <w:r>
+              <w:rPr>
+                <w:rFonts w:ascii="Calibri" w:hAnsi="Calibri"/>
+                <w:sz w:val="18"/>
+              </w:rPr>
+              <w:t>Internet dedicada com Anti-DDoS e 32 IPs fixos</w:t>
+            </w:r>
+          </w:p>
+        </w:tc>
+        <w:tc>
+          <w:tcPr>
+            <w:tcW w:type="dxa" w:w="1337"/>
+            <w:vAlign w:val="center"/>
+            <w:tcMar>
+              <w:top w:w="80" w:type="dxa"/>
+              <w:start w:w="120" w:type="dxa"/>
+              <w:bottom w:w="80" w:type="dxa"/>
+              <w:end w:w="120" w:type="dxa"/>
+            </w:tcMar>
+          </w:tcPr>
+          <w:p>
+            <w:pPr>
+              <w:spacing w:after="0"/>
+            </w:pPr>
+            <w:r>
+              <w:rPr>
+                <w:rFonts w:ascii="Calibri" w:hAnsi="Calibri"/>
+                <w:sz w:val="18"/>
+              </w:rPr>
+              <w:t>1 link</w:t>
+            </w:r>
+          </w:p>
+        </w:tc>
+        <w:tc>
+          <w:tcPr>
+            <w:tcW w:type="dxa" w:w="1337"/>
+            <w:vAlign w:val="center"/>
+            <w:tcMar>
+              <w:top w:w="80" w:type="dxa"/>
+              <w:start w:w="120" w:type="dxa"/>
+              <w:bottom w:w="80" w:type="dxa"/>
+              <w:end w:w="120" w:type="dxa"/>
+            </w:tcMar>
+          </w:tcPr>
+          <w:p>
+            <w:pPr>
+              <w:spacing w:after="0"/>
+            </w:pPr>
+            <w:r>
+              <w:rPr>
+                <w:rFonts w:ascii="Calibri" w:hAnsi="Calibri"/>
+                <w:sz w:val="18"/>
+              </w:rPr>
+              <w:t>2 Gbps</w:t>
+            </w:r>
+          </w:p>
+        </w:tc>
+        <w:tc>
+          <w:tcPr>
+            <w:tcW w:type="dxa" w:w="1337"/>
+            <w:vAlign w:val="center"/>
+            <w:tcMar>
+              <w:top w:w="80" w:type="dxa"/>
+              <w:start w:w="120" w:type="dxa"/>
+              <w:bottom w:w="80" w:type="dxa"/>
+              <w:end w:w="120" w:type="dxa"/>
+            </w:tcMar>
+          </w:tcPr>
+          <w:p>
+            <w:pPr>
+              <w:spacing w:after="0"/>
+            </w:pPr>
+            <w:r>
+              <w:rPr>
+                <w:rFonts w:ascii="Calibri" w:hAnsi="Calibri"/>
+                <w:sz w:val="18"/>
+              </w:rPr>
+              <w:t>99,90%</w:t>
+            </w:r>
+          </w:p>
+        </w:tc>
+        <w:tc>
+          <w:tcPr>
+            <w:tcW w:type="dxa" w:w="1337"/>
+            <w:vAlign w:val="center"/>
+            <w:tcMar>
+              <w:top w:w="80" w:type="dxa"/>
+              <w:start w:w="120" w:type="dxa"/>
+              <w:bottom w:w="80" w:type="dxa"/>
+              <w:end w:w="120" w:type="dxa"/>
+            </w:tcMar>
+          </w:tcPr>
+          <w:p>
+            <w:pPr>
+              <w:spacing w:after="0"/>
+            </w:pPr>
+            <w:r>
+              <w:rPr>
+                <w:rFonts w:ascii="Calibri" w:hAnsi="Calibri"/>
+                <w:sz w:val="18"/>
+              </w:rPr>
+              <w:t>Egressão redundante, provedor distinto do item 15</w:t>
+            </w:r>
+          </w:p>
+        </w:tc>
       </w:tr>
     </w:tbl>
     <w:p/>
     <w:p>
-      <w:pPr>
-        <w:pStyle w:val="Heading2"/>
-      </w:pPr>
       <w:r>
-        <w:t>2. Da natureza do objeto</w:t>
-      </w:r>
-    </w:p>
-    <w:p>
-      <w:r>
-        <w:t>Trata-se de servico comum continuado, pois os padroes de desempenho e qualidade podem ser objetivamente definidos por especificacoes usuais de mercado, inclusive capacidade, disponibilidade, latencia, perda de pacotes, prazo de reparo, monitoramento e suporte.</w:t>
+        <w:t>Os endereços completos das localidades serão disponibilizados no edital ou em anexo próprio, com indicação de contatos, salas técnicas, janelas de acesso e condições de instalação.</w:t>
       </w:r>
     </w:p>
     <w:p>
@@ -1502,12 +3109,20 @@
         <w:pStyle w:val="Heading2"/>
       </w:pPr>
       <w:r>
-        <w:t>3. Da fundamentacao da contratacao</w:t>
+        <w:t>3. Natureza do objeto</w:t>
       </w:r>
     </w:p>
     <w:p>
       <w:r>
-        <w:t>A fundamentacao consta do ETP, especialmente quanto a necessidade de interconexao privada das unidades a Sede, manutencao da SD-WAN atual como camada preferencial para Internet e contingencia, e utilizacao da infraestrutura de Internet/borda da Sede apenas como componente existente e correlato, fora do objeto desta contratacao.</w:t>
+        <w:t>O objeto é serviço comum continuado, pois os padrões de desempenho e qualidade podem ser definidos objetivamente por especificações usuais de mercado, como capacidade, disponibilidade, latência, perda de pacotes, jitter, prazo de atendimento, prazo de reparo, monitoramento, suporte, relatórios e critérios de aceite.</w:t>
+      </w:r>
+    </w:p>
+    <w:p>
+      <w:pPr>
+        <w:pStyle w:val="Heading1"/>
+      </w:pPr>
+      <w:r>
+        <w:t>II - FUNDAMENTAÇÃO E DESCRIÇÃO DA SOLUÇÃO</w:t>
       </w:r>
     </w:p>
     <w:p>
@@ -1515,12 +3130,73 @@
         <w:pStyle w:val="Heading2"/>
       </w:pPr>
       <w:r>
-        <w:t>4. Da descricao da solucao</w:t>
+        <w:t>4. Fundamentação da contratação</w:t>
       </w:r>
     </w:p>
     <w:p>
       <w:r>
-        <w:t>A solucao contempla uma rede privada corporativa em topologia hub-and-spoke, com Sede como concentrador preferencial. Todas as demais localidades deverao se conectar a Sede por MPLS. O MPLS sera utilizado preferencialmente para trafego critico e institucional; a SD-WAN vigente sera utilizada preferencialmente para trafego de Internet. Em caso de indisponibilidade, degradacao relevante ou manutencao de qualquer uma das camadas, MPLS e SD-WAN deverao poder transportar os fluxos necessarios a continuidade dos servicos, conforme politicas de roteamento aprovadas pela CDTEC. A saida de Internet pela Sede, quando aplicavel, utilizara infraestrutura existente e fora do escopo desta contratacao.</w:t>
+        <w:t>A contratação está fundamentada no Estudo Técnico Preliminar, que definiu a necessidade de continuidade, disponibilidade, segurança, desempenho e governança da conectividade institucional do TRT10. A solução preserva a SD-WAN vigente como camada de transporte e contingência, acrescenta rede privada MPLS para tráfego crítico, contrata link dedicado de 25 Gbps entre Sede e Foro para replicação e redundância, e centraliza os acessos de Internet em Sede e Foro com Anti-DDoS, 32 IPs fixos e diversidade de provedores por localidade.</w:t>
+      </w:r>
+    </w:p>
+    <w:p>
+      <w:pPr>
+        <w:pStyle w:val="Heading2"/>
+      </w:pPr>
+      <w:r>
+        <w:t>5. Descrição da solução como um todo</w:t>
+      </w:r>
+    </w:p>
+    <w:p>
+      <w:r>
+        <w:t>A arquitetura deverá observar os seguintes papéis técnicos:</w:t>
+      </w:r>
+    </w:p>
+    <w:p>
+      <w:pPr>
+        <w:pStyle w:val="ListBullet"/>
+      </w:pPr>
+      <w:r>
+        <w:t>MPLS: caminho privado e controlado para tráfego crítico, sistemas institucionais, autenticação, serviços corporativos, administração, monitoramento e integrações;</w:t>
+      </w:r>
+    </w:p>
+    <w:p>
+      <w:pPr>
+        <w:pStyle w:val="ListBullet"/>
+      </w:pPr>
+      <w:r>
+        <w:t>SD-WAN vigente: camada de transporte, convivência operacional e contingência, com uso preferencial para tráfego de Internet das unidades quando aplicável;</w:t>
+      </w:r>
+    </w:p>
+    <w:p>
+      <w:pPr>
+        <w:pStyle w:val="ListBullet"/>
+      </w:pPr>
+      <w:r>
+        <w:t>Sede: concentrador principal, ponto preferencial de segurança, observabilidade, integração institucional e egressão principal à Internet;</w:t>
+      </w:r>
+    </w:p>
+    <w:p>
+      <w:pPr>
+        <w:pStyle w:val="ListBullet"/>
+      </w:pPr>
+      <w:r>
+        <w:t>Foro de Brasília: ponto redundante de egressão à Internet e ponto contingencial para acesso das unidades em caso de indisponibilidade ou degradação da Sede;</w:t>
+      </w:r>
+    </w:p>
+    <w:p>
+      <w:pPr>
+        <w:pStyle w:val="ListBullet"/>
+      </w:pPr>
+      <w:r>
+        <w:t>link dedicado Sede-Foro de 25 Gbps: enlace de alta capacidade para replicação, sincronização, backup, restauração, continuidade, baixa latência e redirecionamento de tráfego entre os pontos centrais;</w:t>
+      </w:r>
+    </w:p>
+    <w:p>
+      <w:pPr>
+        <w:pStyle w:val="ListBullet"/>
+      </w:pPr>
+      <w:r>
+        <w:t>links de Internet centrais: enlaces dedicados, simétricos, com Anti-DDoS, 32 IPs fixos por link, provedores distintos por localidade e suporte a roteamento de borda.</w:t>
       </w:r>
     </w:p>
     <w:p>
@@ -1571,7 +3247,7 @@
           <w:i/>
           <w:sz w:val="18"/>
         </w:rPr>
-        <w:t>Figura 1 - Arquitetura proposta SD-WAN + MPLS</w:t>
+        <w:t>Figura 1 - Arquitetura proposta MPLS, SD-WAN, link dedicado Sede-Foro e Internet centralizada</w:t>
       </w:r>
     </w:p>
     <w:p>
@@ -1579,7 +3255,7 @@
         <w:pStyle w:val="Heading1"/>
       </w:pPr>
       <w:r>
-        <w:t>Secao II - Dos Requisitos da Contratacao</w:t>
+        <w:t>III - REQUISITOS DA CONTRATAÇÃO</w:t>
       </w:r>
     </w:p>
     <w:p>
@@ -1587,27 +3263,45 @@
         <w:pStyle w:val="Heading2"/>
       </w:pPr>
       <w:r>
-        <w:t>5. Requisitos tecnicos</w:t>
+        <w:t>6. Requisitos técnicos gerais</w:t>
       </w:r>
     </w:p>
     <w:p>
       <w:r>
-        <w:t>5.1 A contratada devera prover rede MPLS L3 VPN ou tecnologia privada equivalente, desde que atenda, no minimo, aos requisitos de isolamento logico, QoS, roteamento controlado, SLA e monitoramento.</w:t>
+        <w:t>6.1 A contratada deverá fornecer todos os meios necessários à prestação do serviço, incluindo circuitos, enlaces, portas, CPEs, roteadores, modems, transceptores, fontes, cabos, licenças, configurações, monitoramento, suporte e manutenção, quando não forem expressamente indicados como responsabilidade do TRT10.</w:t>
       </w:r>
     </w:p>
     <w:p>
       <w:r>
-        <w:t>5.2 A rede devera interconectar todas as localidades a Sede, preservando a possibilidade de convivencia com a SD-WAN atual.</w:t>
+        <w:t>6.2 Todos os circuitos, enlaces e links deverão ser simétricos, full duplex e entregues com banda útil compatível com a capacidade contratada, ressalvados apenas overheads inerentes aos protocolos de comunicação.</w:t>
       </w:r>
     </w:p>
     <w:p>
       <w:r>
-        <w:t>5.2.1 A contratada devera apoiar, no limite de sua responsabilidade tecnica sobre o servico contratado, a integracao do MPLS com a arquitetura SD-WAN vigente, firewalls, roteadores e demais componentes indicados pelo TRT10.</w:t>
+        <w:t>6.3 A solução deverá ser descrita e entregue por requisitos funcionais e de desempenho, sem imposição de marca, fabricante, modelo ou solução proprietária específica.</w:t>
       </w:r>
     </w:p>
     <w:p>
       <w:r>
-        <w:t>5.2.2 A arquitetura devera permitir politicas de preferencia de trafego, contemplando:</w:t>
+        <w:t>6.4 A contratada deverá preservar sigilo sobre informações de rede, endereçamento, rotas, configurações, chamados, incidentes, topologia e dados técnicos do TRT10.</w:t>
+      </w:r>
+    </w:p>
+    <w:p>
+      <w:pPr>
+        <w:pStyle w:val="Heading2"/>
+      </w:pPr>
+      <w:r>
+        <w:t>7. Requisitos específicos da rede MPLS</w:t>
+      </w:r>
+    </w:p>
+    <w:p>
+      <w:r>
+        <w:t>7.1 A rede MPLS, ou tecnologia privada equivalente, deverá prover isolamento lógico do tráfego do TRT10 por VRF ou mecanismo equivalente.</w:t>
+      </w:r>
+    </w:p>
+    <w:p>
+      <w:r>
+        <w:t>7.2 A rede deverá suportar QoS fim a fim, com no mínimo as seguintes classes:</w:t>
       </w:r>
     </w:p>
     <w:p>
@@ -1615,7 +3309,7 @@
         <w:pStyle w:val="ListBullet"/>
       </w:pPr>
       <w:r>
-        <w:t>MPLS como caminho preferencial para sistemas criticos, autenticacao, servicos corporativos internos, integracoes institucionais, administracao de rede e demais fluxos definidos pela CDTEC;</w:t>
+        <w:t>tráfego crítico de sistemas judiciais, autenticação, serviços internos e administração;</w:t>
       </w:r>
     </w:p>
     <w:p>
@@ -1623,7 +3317,7 @@
         <w:pStyle w:val="ListBullet"/>
       </w:pPr>
       <w:r>
-        <w:t>SD-WAN como caminho preferencial para trafego de Internet;</w:t>
+        <w:t>voz, vídeo e colaboração institucional;</w:t>
       </w:r>
     </w:p>
     <w:p>
@@ -1631,7 +3325,7 @@
         <w:pStyle w:val="ListBullet"/>
       </w:pPr>
       <w:r>
-        <w:t>uso do MPLS para trafego de Internet em contingencia da SD-WAN, com egressao preferencial pela Sede;</w:t>
+        <w:t>tráfego corporativo administrativo;</w:t>
       </w:r>
     </w:p>
     <w:p>
@@ -1639,7 +3333,7 @@
         <w:pStyle w:val="ListBullet"/>
       </w:pPr>
       <w:r>
-        <w:t>uso da SD-WAN para trafego critico em contingencia do MPLS;</w:t>
+        <w:t>monitoramento, gerenciamento e backup operacional;</w:t>
       </w:r>
     </w:p>
     <w:p>
@@ -1647,75 +3341,22 @@
         <w:pStyle w:val="ListBullet"/>
       </w:pPr>
       <w:r>
-        <w:t>retorno controlado ao caminho preferencial apos normalizacao.</w:t>
+        <w:t>melhor esforço.</w:t>
       </w:r>
     </w:p>
     <w:p>
       <w:r>
-        <w:t>5.3 A contratada devera fornecer todos os equipamentos necessarios a prestacao do servico, incluindo CPE, modem, transceptores, cabos, fontes, acessorios e licencas.</w:t>
+        <w:t>7.3 As marcações e reservas mínimas de QoS ficam definidas da seguinte forma: classe crítica com DSCP AF31/CS3 ou equivalente e reserva mínima de 35% da banda; voz/vídeo com DSCP EF/AF41 ou equivalente e reserva mínima de 20%; tráfego corporativo administrativo com DSCP AF21 ou equivalente e reserva mínima de 25%; monitoramento, gerenciamento e backup operacional com reserva mínima de 5%; melhor esforço com uso da banda remanescente. As filas poderão aproveitar banda ociosa entre classes.</w:t>
       </w:r>
     </w:p>
     <w:p>
       <w:r>
-        <w:t>5.4 Os circuitos deverao ser simetricos, full duplex, com banda livre para trafego util, ressalvados apenas overheads tecnicos inerentes ao protocolo.</w:t>
+        <w:t>7.4 A rede deverá permitir integração com a infraestrutura existente do TRT10, adotando OSPF como protocolo preferencial de integração interna e BGP para bordas, ASN, operadoras, Internet ou cenários definidos pela CDTEC.</w:t>
       </w:r>
     </w:p>
     <w:p>
       <w:r>
-        <w:t>5.5 A solucao devera suportar:</w:t>
-      </w:r>
-    </w:p>
-    <w:p>
-      <w:pPr>
-        <w:pStyle w:val="ListBullet"/>
-      </w:pPr>
-      <w:r>
-        <w:t>roteamento estatico e dinamico, preferencialmente OSPF ou BGP;</w:t>
-      </w:r>
-    </w:p>
-    <w:p>
-      <w:pPr>
-        <w:pStyle w:val="ListBullet"/>
-      </w:pPr>
-      <w:r>
-        <w:t>VRF ou segregacao logica equivalente;</w:t>
-      </w:r>
-    </w:p>
-    <w:p>
-      <w:pPr>
-        <w:pStyle w:val="ListBullet"/>
-      </w:pPr>
-      <w:r>
-        <w:t>QoS com no minimo 4 classes de servico;</w:t>
-      </w:r>
-    </w:p>
-    <w:p>
-      <w:pPr>
-        <w:pStyle w:val="ListBullet"/>
-      </w:pPr>
-      <w:r>
-        <w:t>priorizacao de trafego critico definido pelo TRT10;</w:t>
-      </w:r>
-    </w:p>
-    <w:p>
-      <w:pPr>
-        <w:pStyle w:val="ListBullet"/>
-      </w:pPr>
-      <w:r>
-        <w:t>monitoramento de disponibilidade, latencia, perda de pacotes e utilizacao;</w:t>
-      </w:r>
-    </w:p>
-    <w:p>
-      <w:pPr>
-        <w:pStyle w:val="ListBullet"/>
-      </w:pPr>
-      <w:r>
-        <w:t>relatorios mensais por localidade.</w:t>
-      </w:r>
-    </w:p>
-    <w:p>
-      <w:r>
-        <w:t>5.6 A contratada devera possibilitar integracao tecnica com firewalls, roteadores e controladores SD-WAN existentes, sem exigir troca de fabricante ou solucao proprietaria do TRT10.</w:t>
+        <w:t>7.5 A contratada deverá implementar filtros, métricas, anúncios autorizados e mecanismos de prevenção de rotas indevidas ou loops, conforme desenho aprovado pela fiscalização técnica.</w:t>
       </w:r>
     </w:p>
     <w:p>
@@ -1723,12 +3364,27 @@
         <w:pStyle w:val="Heading2"/>
       </w:pPr>
       <w:r>
-        <w:t>6. Garantia do objeto</w:t>
+        <w:t>8. Requisitos específicos do link dedicado Sede-Foro de 25 Gbps</w:t>
       </w:r>
     </w:p>
     <w:p>
       <w:r>
-        <w:t>Durante toda a vigencia contratual, a contratada devera garantir funcionamento dos circuitos, equipamentos fornecidos, configuracoes sob sua responsabilidade e suporte tecnico.</w:t>
+        <w:t>8.1 O enlace Sede-Foro deverá ser dedicado, ponto-a-ponto, simétrico, full duplex, por fibra óptica, LAN-to-LAN, Metro Ethernet, clear channel, E-Line, E-LAN ou tecnologia equivalente.</w:t>
+      </w:r>
+    </w:p>
+    <w:p>
+      <w:r>
+        <w:t>8.2 O enlace não será aceito como circuito MPLS compartilhado de filial. Sua finalidade é criar conexão privativa de alta capacidade entre dois pontos centrais do TRT10.</w:t>
+      </w:r>
+    </w:p>
+    <w:p>
+      <w:r>
+        <w:t>8.3 O enlace deverá suportar tráfego de replicação, sincronização, backup, restauração, comunicação entre ambientes centrais, testes de continuidade e redirecionamento contingencial de acesso das unidades ao Foro.</w:t>
+      </w:r>
+    </w:p>
+    <w:p>
+      <w:r>
+        <w:t>8.4 O aceite deverá comprovar capacidade de 25 Gbps, latência, perda, identificação de interfaces, caminho lógico, documentação dos equipamentos envolvidos, testes de tráfego e integração com as rotas definidas pela CDTEC.</w:t>
       </w:r>
     </w:p>
     <w:p>
@@ -1736,12 +3392,45 @@
         <w:pStyle w:val="Heading2"/>
       </w:pPr>
       <w:r>
-        <w:t>7. Criterios de sustentabilidade e acessibilidade</w:t>
+        <w:t>9. Requisitos específicos dos links de Internet</w:t>
       </w:r>
     </w:p>
     <w:p>
       <w:r>
-        <w:t>Os equipamentos deverao observar eficiencia energetica compativel com o mercado, descarte ambientalmente adequado, documentacao digital e reducao de deslocamentos por meio de suporte remoto sempre que tecnicamente possivel.</w:t>
+        <w:t>9.1 Cada link de Internet deverá ser dedicado, simétrico, por fibra óptica, com banda mínima contratada de 4 Gbps na Sede e 2 Gbps no Foro de Brasília, conforme tabela de itens.</w:t>
+      </w:r>
+    </w:p>
+    <w:p>
+      <w:r>
+        <w:t>9.2 Cada link deverá incluir 32 IPs fixos públicos, equivalentes a bloco IPv4 /27 ou arranjo funcional aceito pela CDTEC, sem compartilhamento com terceiros.</w:t>
+      </w:r>
+    </w:p>
+    <w:p>
+      <w:r>
+        <w:t>9.3 Cada link deverá incluir proteção Anti-DDoS, com detecção, mitigação, acionamento 24x7, relatório de eventos, indicação de tráfego atacado e retorno do tráfego limpo quando aplicável.</w:t>
+      </w:r>
+    </w:p>
+    <w:p>
+      <w:r>
+        <w:t>9.4 Os links de Internet da mesma localidade deverão ser providos por fornecedores distintos. A mesma empresa, CNPJ, grupo econômico ou provedor operacionalmente dependente não poderá vencer mais de um link de Internet na Sede nem mais de um link de Internet no Foro. A mesma empresa poderá vencer um link da Sede e um link do Foro.</w:t>
+      </w:r>
+    </w:p>
+    <w:p>
+      <w:r>
+        <w:t>9.5 Os links deverão suportar roteamento de borda, inclusive BGP quando adotado pelo TRT10, DNS reverso quando aplicável, monitoramento, coleta de disponibilidade, latência, perda, jitter, utilização média e utilização de pico.</w:t>
+      </w:r>
+    </w:p>
+    <w:p>
+      <w:pPr>
+        <w:pStyle w:val="Heading2"/>
+      </w:pPr>
+      <w:r>
+        <w:t>10. Sustentabilidade e acessibilidade</w:t>
+      </w:r>
+    </w:p>
+    <w:p>
+      <w:r>
+        <w:t>A contratada deverá observar eficiência energética compatível com o mercado, descarte ambientalmente adequado de equipamentos, cabos, fontes e embalagens, redução de deslocamentos por monitoramento remoto, documentação digital, reaproveitamento de infraestrutura existente quando autorizado e preservação da acessibilidade física em salas técnicas, racks, shafts e áreas de circulação.</w:t>
       </w:r>
     </w:p>
     <w:p>
@@ -1749,7 +3438,7 @@
         <w:pStyle w:val="Heading1"/>
       </w:pPr>
       <w:r>
-        <w:t>Secao III - Do Modelo de Execucao do Objeto</w:t>
+        <w:t>IV - MODELO DE EXECUÇÃO</w:t>
       </w:r>
     </w:p>
     <w:p>
@@ -1757,17 +3446,30 @@
         <w:pStyle w:val="Heading2"/>
       </w:pPr>
       <w:r>
-        <w:t>8. Modelo de execucao</w:t>
+        <w:t>11. Início da execução e plano de implantação</w:t>
       </w:r>
     </w:p>
     <w:p>
       <w:r>
-        <w:t>8.1 O inicio da execucao ocorrera apos assinatura do contrato e emissao da ordem de servico.</w:t>
+        <w:t>11.1 A execução terá início após assinatura do contrato e emissão da ordem de serviço.</w:t>
       </w:r>
     </w:p>
     <w:p>
       <w:r>
-        <w:t>8.2 A implantacao devera ocorrer por fases:</w:t>
+        <w:t>11.2 A contratada deverá apresentar plano de implantação em até 10 dias corridos da emissão da ordem de serviço, contendo cronograma, responsáveis, pré-requisitos, janelas de mudança, riscos, plano de rollback, contatos de NOC, matriz de responsabilidades e plano de testes.</w:t>
+      </w:r>
+    </w:p>
+    <w:p>
+      <w:r>
+        <w:t>11.3 O prazo máximo de implantação será de 120 dias corridos, contados da ordem de serviço, abrangendo Sede, Foro, link dedicado Sede-Foro, links de Internet centrais, circuitos MPLS, testes integrados e documentação as built.</w:t>
+      </w:r>
+    </w:p>
+    <w:p>
+      <w:pPr>
+        <w:pStyle w:val="Heading2"/>
+      </w:pPr>
+      <w:r>
+        <w:t>12. Fases mínimas de implantação</w:t>
       </w:r>
     </w:p>
     <w:tbl>
@@ -1861,7 +3563,7 @@
                 <w:color w:val="01426A"/>
                 <w:sz w:val="18"/>
               </w:rPr>
-              <w:t>Resultado</w:t>
+              <w:t>Resultado esperado</w:t>
             </w:r>
           </w:p>
         </w:tc>
@@ -1935,7 +3637,7 @@
                 <w:rFonts w:ascii="Calibri" w:hAnsi="Calibri"/>
                 <w:sz w:val="18"/>
               </w:rPr>
-              <w:t>Ativacao do concentrador MPLS, roteamento e testes de conectividade</w:t>
+              <w:t>Ativação de concentrador MPLS, links de Internet, integração de borda, monitoramento e testes iniciais</w:t>
             </w:r>
           </w:p>
         </w:tc>
@@ -1985,7 +3687,7 @@
                 <w:rFonts w:ascii="Calibri" w:hAnsi="Calibri"/>
                 <w:sz w:val="18"/>
               </w:rPr>
-              <w:t>Foro de Brasilia, Predio de Apoio, Taguatinga e Palmas</w:t>
+              <w:t>Foro de Brasília</w:t>
             </w:r>
           </w:p>
         </w:tc>
@@ -2009,7 +3711,7 @@
                 <w:rFonts w:ascii="Calibri" w:hAnsi="Calibri"/>
                 <w:sz w:val="18"/>
               </w:rPr>
-              <w:t>Ativacao das unidades de maior capacidade</w:t>
+              <w:t>Ativação de MPLS, links de Internet, preparação de egressão redundante e integração com Sede</w:t>
             </w:r>
           </w:p>
         </w:tc>
@@ -2059,7 +3761,7 @@
                 <w:rFonts w:ascii="Calibri" w:hAnsi="Calibri"/>
                 <w:sz w:val="18"/>
               </w:rPr>
-              <w:t>Gama, Araguaina, Gurupi, Dianopolis e Guarai</w:t>
+              <w:t>Link dedicado Sede-Foro</w:t>
             </w:r>
           </w:p>
         </w:tc>
@@ -2083,7 +3785,7 @@
                 <w:rFonts w:ascii="Calibri" w:hAnsi="Calibri"/>
                 <w:sz w:val="18"/>
               </w:rPr>
-              <w:t>Ativacao das unidades remotas</w:t>
+              <w:t>Ativação do enlace de 25 Gbps, testes de tráfego, replicação, rotas e contingência</w:t>
             </w:r>
           </w:p>
         </w:tc>
@@ -2133,7 +3835,7 @@
                 <w:rFonts w:ascii="Calibri" w:hAnsi="Calibri"/>
                 <w:sz w:val="18"/>
               </w:rPr>
-              <w:t>Operacao assistida</w:t>
+              <w:t>Prédio de Apoio, Taguatinga e Palmas</w:t>
             </w:r>
           </w:p>
         </w:tc>
@@ -2157,7 +3859,155 @@
                 <w:rFonts w:ascii="Calibri" w:hAnsi="Calibri"/>
                 <w:sz w:val="18"/>
               </w:rPr>
-              <w:t>Validacao de SLA, QoS, rotas, documentacao e aceite</w:t>
+              <w:t>Ativação dos circuitos MPLS de 500 Mbps</w:t>
+            </w:r>
+          </w:p>
+        </w:tc>
+      </w:tr>
+      <w:tr>
+        <w:tc>
+          <w:tcPr>
+            <w:tcW w:type="dxa" w:w="3120"/>
+            <w:vAlign w:val="center"/>
+            <w:tcMar>
+              <w:top w:w="80" w:type="dxa"/>
+              <w:start w:w="120" w:type="dxa"/>
+              <w:bottom w:w="80" w:type="dxa"/>
+              <w:end w:w="120" w:type="dxa"/>
+            </w:tcMar>
+          </w:tcPr>
+          <w:p>
+            <w:pPr>
+              <w:spacing w:after="0"/>
+            </w:pPr>
+            <w:r>
+              <w:rPr>
+                <w:rFonts w:ascii="Calibri" w:hAnsi="Calibri"/>
+                <w:sz w:val="18"/>
+              </w:rPr>
+              <w:t>5</w:t>
+            </w:r>
+          </w:p>
+        </w:tc>
+        <w:tc>
+          <w:tcPr>
+            <w:tcW w:type="dxa" w:w="3120"/>
+            <w:vAlign w:val="center"/>
+            <w:tcMar>
+              <w:top w:w="80" w:type="dxa"/>
+              <w:start w:w="120" w:type="dxa"/>
+              <w:bottom w:w="80" w:type="dxa"/>
+              <w:end w:w="120" w:type="dxa"/>
+            </w:tcMar>
+          </w:tcPr>
+          <w:p>
+            <w:pPr>
+              <w:spacing w:after="0"/>
+            </w:pPr>
+            <w:r>
+              <w:rPr>
+                <w:rFonts w:ascii="Calibri" w:hAnsi="Calibri"/>
+                <w:sz w:val="18"/>
+              </w:rPr>
+              <w:t>Gama, Araguaína, Gurupi, Dianópolis e Guaraí</w:t>
+            </w:r>
+          </w:p>
+        </w:tc>
+        <w:tc>
+          <w:tcPr>
+            <w:tcW w:type="dxa" w:w="3120"/>
+            <w:vAlign w:val="center"/>
+            <w:tcMar>
+              <w:top w:w="80" w:type="dxa"/>
+              <w:start w:w="120" w:type="dxa"/>
+              <w:bottom w:w="80" w:type="dxa"/>
+              <w:end w:w="120" w:type="dxa"/>
+            </w:tcMar>
+          </w:tcPr>
+          <w:p>
+            <w:pPr>
+              <w:spacing w:after="0"/>
+            </w:pPr>
+            <w:r>
+              <w:rPr>
+                <w:rFonts w:ascii="Calibri" w:hAnsi="Calibri"/>
+                <w:sz w:val="18"/>
+              </w:rPr>
+              <w:t>Ativação dos circuitos MPLS de 100 Mbps</w:t>
+            </w:r>
+          </w:p>
+        </w:tc>
+      </w:tr>
+      <w:tr>
+        <w:tc>
+          <w:tcPr>
+            <w:tcW w:type="dxa" w:w="3120"/>
+            <w:vAlign w:val="center"/>
+            <w:tcMar>
+              <w:top w:w="80" w:type="dxa"/>
+              <w:start w:w="120" w:type="dxa"/>
+              <w:bottom w:w="80" w:type="dxa"/>
+              <w:end w:w="120" w:type="dxa"/>
+            </w:tcMar>
+          </w:tcPr>
+          <w:p>
+            <w:pPr>
+              <w:spacing w:after="0"/>
+            </w:pPr>
+            <w:r>
+              <w:rPr>
+                <w:rFonts w:ascii="Calibri" w:hAnsi="Calibri"/>
+                <w:sz w:val="18"/>
+              </w:rPr>
+              <w:t>6</w:t>
+            </w:r>
+          </w:p>
+        </w:tc>
+        <w:tc>
+          <w:tcPr>
+            <w:tcW w:type="dxa" w:w="3120"/>
+            <w:vAlign w:val="center"/>
+            <w:tcMar>
+              <w:top w:w="80" w:type="dxa"/>
+              <w:start w:w="120" w:type="dxa"/>
+              <w:bottom w:w="80" w:type="dxa"/>
+              <w:end w:w="120" w:type="dxa"/>
+            </w:tcMar>
+          </w:tcPr>
+          <w:p>
+            <w:pPr>
+              <w:spacing w:after="0"/>
+            </w:pPr>
+            <w:r>
+              <w:rPr>
+                <w:rFonts w:ascii="Calibri" w:hAnsi="Calibri"/>
+                <w:sz w:val="18"/>
+              </w:rPr>
+              <w:t>Operação assistida</w:t>
+            </w:r>
+          </w:p>
+        </w:tc>
+        <w:tc>
+          <w:tcPr>
+            <w:tcW w:type="dxa" w:w="3120"/>
+            <w:vAlign w:val="center"/>
+            <w:tcMar>
+              <w:top w:w="80" w:type="dxa"/>
+              <w:start w:w="120" w:type="dxa"/>
+              <w:bottom w:w="80" w:type="dxa"/>
+              <w:end w:w="120" w:type="dxa"/>
+            </w:tcMar>
+          </w:tcPr>
+          <w:p>
+            <w:pPr>
+              <w:spacing w:after="0"/>
+            </w:pPr>
+            <w:r>
+              <w:rPr>
+                <w:rFonts w:ascii="Calibri" w:hAnsi="Calibri"/>
+                <w:sz w:val="18"/>
+              </w:rPr>
+              <w:t>Validação de SLA, QoS, Anti-DDoS, failover, relatórios, documentação e recebimento definitivo</w:t>
             </w:r>
           </w:p>
         </w:tc>
@@ -2165,23 +4015,70 @@
     </w:tbl>
     <w:p/>
     <w:p>
+      <w:pPr>
+        <w:pStyle w:val="Heading2"/>
+      </w:pPr>
       <w:r>
-        <w:t>8.3 O prazo de instalacao sugerido e de ate 90 dias corridos para todas as localidades, podendo ser ajustado no TR final conforme pesquisa de mercado e criticidade.</w:t>
+        <w:t>13. Testes de aceite</w:t>
       </w:r>
     </w:p>
     <w:p>
       <w:r>
-        <w:t>8.4 A contratada devera apresentar plano de implantacao em ate 10 dias uteis apos a assinatura.</w:t>
+        <w:t>13.1 O aceite provisório de cada circuito, enlace ou link dependerá de testes mínimos de ativação.</w:t>
       </w:r>
     </w:p>
     <w:p>
       <w:r>
-        <w:t>8.5 A ativacao de cada localidade dependera de teste de aceite, contemplando conectividade, banda, roteamento, disponibilidade do CPE, monitoramento e registro em documentacao.</w:t>
+        <w:t>13.2 Para MPLS, os testes deverão comprovar identificação do circuito, capacidade contratada, conectividade com a Sede, roteamento, QoS, monitoramento, latência, perda, disponibilidade do CPE, abertura de chamado teste e documentação as built.</w:t>
       </w:r>
     </w:p>
     <w:p>
       <w:r>
-        <w:t>8.6 A contratada devera entregar projeto executivo antes da ativacao, contendo, no minimo:</w:t>
+        <w:t>13.3 Para o link dedicado Sede-Foro de 25 Gbps, os testes deverão comprovar capacidade, latência, perda, estabilidade, interfaces, rota lógica, conectividade entre ambientes centrais, testes de replicação ou tráfego equivalente e acionamento contingencial do Foro.</w:t>
+      </w:r>
+    </w:p>
+    <w:p>
+      <w:r>
+        <w:t>13.4 Para links de Internet, os testes deverão comprovar capacidade, entrega dos 32 IPs fixos, roteamento, BGP quando aplicável, DNS reverso quando aplicável, Anti-DDoS por simulação controlada ou evidência técnica aceita, latência, perda, jitter, monitoramento e independência de provedor na mesma localidade.</w:t>
+      </w:r>
+    </w:p>
+    <w:p>
+      <w:r>
+        <w:t>13.5 O aceite definitivo ocorrerá após operação assistida mínima de 30 dias, saneamento das pendências críticas e entrega da documentação final.</w:t>
+      </w:r>
+    </w:p>
+    <w:p>
+      <w:pPr>
+        <w:pStyle w:val="Heading1"/>
+      </w:pPr>
+      <w:r>
+        <w:t>V - MODELO DE GESTÃO CONTRATUAL</w:t>
+      </w:r>
+    </w:p>
+    <w:p>
+      <w:pPr>
+        <w:pStyle w:val="Heading2"/>
+      </w:pPr>
+      <w:r>
+        <w:t>14. Fiscalização</w:t>
+      </w:r>
+    </w:p>
+    <w:p>
+      <w:r>
+        <w:t>A gestão e a fiscalização serão exercidas por servidores designados formalmente. A fiscalização técnica validará disponibilidade, desempenho, relatórios, chamados, incidentes, mudanças, testes, aceite, glosas e documentação.</w:t>
+      </w:r>
+    </w:p>
+    <w:p>
+      <w:pPr>
+        <w:pStyle w:val="Heading2"/>
+      </w:pPr>
+      <w:r>
+        <w:t>15. Relatório mensal</w:t>
+      </w:r>
+    </w:p>
+    <w:p>
+      <w:r>
+        <w:t>A contratada deverá entregar relatório mensal até o 5º dia útil do mês subsequente, contendo:</w:t>
       </w:r>
     </w:p>
     <w:p>
@@ -2189,7 +4086,7 @@
         <w:pStyle w:val="ListBullet"/>
       </w:pPr>
       <w:r>
-        <w:t>desenho logico da rede MPLS;</w:t>
+        <w:t>disponibilidade por circuito, enlace e link;</w:t>
       </w:r>
     </w:p>
     <w:p>
@@ -2197,7 +4094,7 @@
         <w:pStyle w:val="ListBullet"/>
       </w:pPr>
       <w:r>
-        <w:t>identificacao de circuitos e CPEs;</w:t>
+        <w:t>indisponibilidades programadas e não programadas;</w:t>
       </w:r>
     </w:p>
     <w:p>
@@ -2205,7 +4102,7 @@
         <w:pStyle w:val="ListBullet"/>
       </w:pPr>
       <w:r>
-        <w:t>enderecamento e interfaces sob sua responsabilidade;</w:t>
+        <w:t>chamados abertos, severidade, causa raiz, horário de abertura, início de atendimento e normalização;</w:t>
       </w:r>
     </w:p>
     <w:p>
@@ -2213,7 +4110,7 @@
         <w:pStyle w:val="ListBullet"/>
       </w:pPr>
       <w:r>
-        <w:t>rotas, protocolos e vizinhancas previstas;</w:t>
+        <w:t>latência, perda de pacotes, jitter, utilização média e utilização de pico;</w:t>
       </w:r>
     </w:p>
     <w:p>
@@ -2221,7 +4118,7 @@
         <w:pStyle w:val="ListBullet"/>
       </w:pPr>
       <w:r>
-        <w:t>classes de QoS, marcacoes e criterios de priorizacao;</w:t>
+        <w:t>eventos de failover, contingência e degradação;</w:t>
       </w:r>
     </w:p>
     <w:p>
@@ -2229,7 +4126,7 @@
         <w:pStyle w:val="ListBullet"/>
       </w:pPr>
       <w:r>
-        <w:t>plano de testes;</w:t>
+        <w:t>eventos de Anti-DDoS, quando houver;</w:t>
       </w:r>
     </w:p>
     <w:p>
@@ -2237,7 +4134,7 @@
         <w:pStyle w:val="ListBullet"/>
       </w:pPr>
       <w:r>
-        <w:t>matriz de responsabilidade entre contratada, TRT10 e fornecedores correlatos;</w:t>
+        <w:t>manutenções programadas;</w:t>
       </w:r>
     </w:p>
     <w:p>
@@ -2245,7 +4142,15 @@
         <w:pStyle w:val="ListBullet"/>
       </w:pPr>
       <w:r>
-        <w:t>plano de rollback para mudancas com risco de indisponibilidade.</w:t>
+        <w:t>cálculo de glosas ou justificativa de inexistência de glosa;</w:t>
+      </w:r>
+    </w:p>
+    <w:p>
+      <w:pPr>
+        <w:pStyle w:val="ListBullet"/>
+      </w:pPr>
+      <w:r>
+        <w:t>pendências, recomendações operacionais e mudanças realizadas.</w:t>
       </w:r>
     </w:p>
     <w:p>
@@ -2253,211 +4158,7 @@
         <w:pStyle w:val="Heading2"/>
       </w:pPr>
       <w:r>
-        <w:t>9. Locais e horarios de execucao</w:t>
-      </w:r>
-    </w:p>
-    <w:p>
-      <w:r>
-        <w:t>Os servicos serao executados nas localidades listadas no item 1.1, preferencialmente em horario comercial. Intervencoes com risco de indisponibilidade deverao ser agendadas com a CDTEC.</w:t>
-      </w:r>
-    </w:p>
-    <w:p>
-      <w:pPr>
-        <w:pStyle w:val="Heading2"/>
-      </w:pPr>
-      <w:r>
-        <w:t>10. Obrigações da contratada</w:t>
-      </w:r>
-    </w:p>
-    <w:p>
-      <w:pPr>
-        <w:pStyle w:val="ListBullet"/>
-      </w:pPr>
-      <w:r>
-        <w:t>prestar o servico conforme SLA;</w:t>
-      </w:r>
-    </w:p>
-    <w:p>
-      <w:pPr>
-        <w:pStyle w:val="ListBullet"/>
-      </w:pPr>
-      <w:r>
-        <w:t>manter central de atendimento;</w:t>
-      </w:r>
-    </w:p>
-    <w:p>
-      <w:pPr>
-        <w:pStyle w:val="ListBullet"/>
-      </w:pPr>
-      <w:r>
-        <w:t>disponibilizar portal de chamados em dominio publico ou canal equivalente;</w:t>
-      </w:r>
-    </w:p>
-    <w:p>
-      <w:pPr>
-        <w:pStyle w:val="ListBullet"/>
-      </w:pPr>
-      <w:r>
-        <w:t>informar designacao de circuitos;</w:t>
-      </w:r>
-    </w:p>
-    <w:p>
-      <w:pPr>
-        <w:pStyle w:val="ListBullet"/>
-      </w:pPr>
-      <w:r>
-        <w:t>manter monitoramento 24x7;</w:t>
-      </w:r>
-    </w:p>
-    <w:p>
-      <w:pPr>
-        <w:pStyle w:val="ListBullet"/>
-      </w:pPr>
-      <w:r>
-        <w:t>comunicar incidentes criticos;</w:t>
-      </w:r>
-    </w:p>
-    <w:p>
-      <w:pPr>
-        <w:pStyle w:val="ListBullet"/>
-      </w:pPr>
-      <w:r>
-        <w:t>apresentar relatorio mensal;</w:t>
-      </w:r>
-    </w:p>
-    <w:p>
-      <w:pPr>
-        <w:pStyle w:val="ListBullet"/>
-      </w:pPr>
-      <w:r>
-        <w:t>manter sigilo sobre informacoes de rede;</w:t>
-      </w:r>
-    </w:p>
-    <w:p>
-      <w:pPr>
-        <w:pStyle w:val="ListBullet"/>
-      </w:pPr>
-      <w:r>
-        <w:t>reparar falhas nos prazos definidos;</w:t>
-      </w:r>
-    </w:p>
-    <w:p>
-      <w:pPr>
-        <w:pStyle w:val="ListBullet"/>
-      </w:pPr>
-      <w:r>
-        <w:t>manter documentacao atualizada;</w:t>
-      </w:r>
-    </w:p>
-    <w:p>
-      <w:pPr>
-        <w:pStyle w:val="ListBullet"/>
-      </w:pPr>
-      <w:r>
-        <w:t>nao transferir responsabilidade tecnica pelo objeto.</w:t>
-      </w:r>
-    </w:p>
-    <w:p>
-      <w:pPr>
-        <w:pStyle w:val="Heading2"/>
-      </w:pPr>
-      <w:r>
-        <w:t>11. Obrigações do contratante</w:t>
-      </w:r>
-    </w:p>
-    <w:p>
-      <w:pPr>
-        <w:pStyle w:val="ListBullet"/>
-      </w:pPr>
-      <w:r>
-        <w:t>disponibilizar acesso as dependencias;</w:t>
-      </w:r>
-    </w:p>
-    <w:p>
-      <w:pPr>
-        <w:pStyle w:val="ListBullet"/>
-      </w:pPr>
-      <w:r>
-        <w:t>indicar pontos de contato;</w:t>
-      </w:r>
-    </w:p>
-    <w:p>
-      <w:pPr>
-        <w:pStyle w:val="ListBullet"/>
-      </w:pPr>
-      <w:r>
-        <w:t>aprovar janelas de manutencao;</w:t>
-      </w:r>
-    </w:p>
-    <w:p>
-      <w:pPr>
-        <w:pStyle w:val="ListBullet"/>
-      </w:pPr>
-      <w:r>
-        <w:t>fornecer informacoes de enderecamento e roteamento necessarias;</w:t>
-      </w:r>
-    </w:p>
-    <w:p>
-      <w:pPr>
-        <w:pStyle w:val="ListBullet"/>
-      </w:pPr>
-      <w:r>
-        <w:t>fiscalizar a execucao;</w:t>
-      </w:r>
-    </w:p>
-    <w:p>
-      <w:pPr>
-        <w:pStyle w:val="ListBullet"/>
-      </w:pPr>
-      <w:r>
-        <w:t>efetuar pagamentos devidos apos aceite e verificacao.</w:t>
-      </w:r>
-    </w:p>
-    <w:p>
-      <w:pPr>
-        <w:pStyle w:val="Heading1"/>
-      </w:pPr>
-      <w:r>
-        <w:t>Secao IV - Modelo de Gestao Contratual</w:t>
-      </w:r>
-    </w:p>
-    <w:p>
-      <w:pPr>
-        <w:pStyle w:val="Heading2"/>
-      </w:pPr>
-      <w:r>
-        <w:t>12. Fiscalizacao</w:t>
-      </w:r>
-    </w:p>
-    <w:p>
-      <w:r>
-        <w:t>A gestao e fiscalizacao serao exercidas por servidores designados formalmente. A fiscalizacao tecnica devera validar disponibilidade, relatorios, chamados, mudancas, testes e aceite.</w:t>
-      </w:r>
-    </w:p>
-    <w:p>
-      <w:pPr>
-        <w:pStyle w:val="Heading2"/>
-      </w:pPr>
-      <w:r>
-        <w:t>13. Recebimento do objeto</w:t>
-      </w:r>
-    </w:p>
-    <w:p>
-      <w:r>
-        <w:t>13.1 O recebimento provisorio por localidade ocorrera apos comunicacao de ativacao e teste tecnico.</w:t>
-      </w:r>
-    </w:p>
-    <w:p>
-      <w:r>
-        <w:t>13.2 O recebimento definitivo ocorrera apos periodo de observacao e saneamento de pendencias.</w:t>
-      </w:r>
-    </w:p>
-    <w:p>
-      <w:pPr>
-        <w:pStyle w:val="Heading2"/>
-      </w:pPr>
-      <w:r>
-        <w:t>14. Niveis minimos de servico</w:t>
+        <w:t>16. Níveis mínimos de serviço</w:t>
       </w:r>
     </w:p>
     <w:tbl>
@@ -2524,7 +4225,7 @@
                 <w:color w:val="01426A"/>
                 <w:sz w:val="18"/>
               </w:rPr>
-              <w:t>Meta sugerida</w:t>
+              <w:t>Meta</w:t>
             </w:r>
           </w:p>
         </w:tc>
@@ -2551,7 +4252,7 @@
                 <w:color w:val="01426A"/>
                 <w:sz w:val="18"/>
               </w:rPr>
-              <w:t>Forma de afericao</w:t>
+              <w:t>Forma de aferição</w:t>
             </w:r>
           </w:p>
         </w:tc>
@@ -2577,7 +4278,7 @@
                 <w:rFonts w:ascii="Calibri" w:hAnsi="Calibri"/>
                 <w:sz w:val="18"/>
               </w:rPr>
-              <w:t>Disponibilidade Sede</w:t>
+              <w:t>Disponibilidade Sede, Foro, Prédio de Apoio, Taguatinga e Palmas</w:t>
             </w:r>
           </w:p>
         </w:tc>
@@ -2625,7 +4326,7 @@
                 <w:rFonts w:ascii="Calibri" w:hAnsi="Calibri"/>
                 <w:sz w:val="18"/>
               </w:rPr>
-              <w:t>Relatorio da contratada e validacao do TRT10</w:t>
+              <w:t>Relatório da contratada, monitoramento e validação do TRT10</w:t>
             </w:r>
           </w:p>
         </w:tc>
@@ -2651,7 +4352,7 @@
                 <w:rFonts w:ascii="Calibri" w:hAnsi="Calibri"/>
                 <w:sz w:val="18"/>
               </w:rPr>
-              <w:t>Disponibilidade demais localidades</w:t>
+              <w:t>Disponibilidade Gama, Araguaína, Gurupi, Dianópolis e Guaraí</w:t>
             </w:r>
           </w:p>
         </w:tc>
@@ -2699,7 +4400,7 @@
                 <w:rFonts w:ascii="Calibri" w:hAnsi="Calibri"/>
                 <w:sz w:val="18"/>
               </w:rPr>
-              <w:t>Relatorio da contratada e validacao do TRT10</w:t>
+              <w:t>Relatório da contratada, monitoramento e validação do TRT10</w:t>
             </w:r>
           </w:p>
         </w:tc>
@@ -2725,7 +4426,7 @@
                 <w:rFonts w:ascii="Calibri" w:hAnsi="Calibri"/>
                 <w:sz w:val="18"/>
               </w:rPr>
-              <w:t>Latencia mensal media entre unidade e Sede</w:t>
+              <w:t>Disponibilidade do link dedicado Sede-Foro 25 Gbps</w:t>
             </w:r>
           </w:p>
         </w:tc>
@@ -2749,7 +4450,7 @@
                 <w:rFonts w:ascii="Calibri" w:hAnsi="Calibri"/>
                 <w:sz w:val="18"/>
               </w:rPr>
-              <w:t>A definir no projeto final por localidade/regiao</w:t>
+              <w:t>99,95% mensal</w:t>
             </w:r>
           </w:p>
         </w:tc>
@@ -2773,7 +4474,7 @@
                 <w:rFonts w:ascii="Calibri" w:hAnsi="Calibri"/>
                 <w:sz w:val="18"/>
               </w:rPr>
-              <w:t>Medicoes automatizadas e relatorio mensal</w:t>
+              <w:t>Relatório da contratada, monitoramento e validação do TRT10</w:t>
             </w:r>
           </w:p>
         </w:tc>
@@ -2799,7 +4500,7 @@
                 <w:rFonts w:ascii="Calibri" w:hAnsi="Calibri"/>
                 <w:sz w:val="18"/>
               </w:rPr>
-              <w:t>Perda de pacotes mensal media</w:t>
+              <w:t>Disponibilidade dos links de Internet</w:t>
             </w:r>
           </w:p>
         </w:tc>
@@ -2823,7 +4524,7 @@
                 <w:rFonts w:ascii="Calibri" w:hAnsi="Calibri"/>
                 <w:sz w:val="18"/>
               </w:rPr>
-              <w:t>A definir no projeto final</w:t>
+              <w:t>99,90% mensal por link</w:t>
             </w:r>
           </w:p>
         </w:tc>
@@ -2847,7 +4548,7 @@
                 <w:rFonts w:ascii="Calibri" w:hAnsi="Calibri"/>
                 <w:sz w:val="18"/>
               </w:rPr>
-              <w:t>Medicoes automatizadas e relatorio mensal</w:t>
+              <w:t>Relatório da contratada, monitoramento e validação do TRT10</w:t>
             </w:r>
           </w:p>
         </w:tc>
@@ -2873,7 +4574,7 @@
                 <w:rFonts w:ascii="Calibri" w:hAnsi="Calibri"/>
                 <w:sz w:val="18"/>
               </w:rPr>
-              <w:t>Jitter para classes sensiveis</w:t>
+              <w:t>Início de atendimento para indisponibilidade total</w:t>
             </w:r>
           </w:p>
         </w:tc>
@@ -2897,81 +4598,7 @@
                 <w:rFonts w:ascii="Calibri" w:hAnsi="Calibri"/>
                 <w:sz w:val="18"/>
               </w:rPr>
-              <w:t>A definir no projeto final, quando houver voz/video ou aplicacao sensivel</w:t>
-            </w:r>
-          </w:p>
-        </w:tc>
-        <w:tc>
-          <w:tcPr>
-            <w:tcW w:type="dxa" w:w="3120"/>
-            <w:vAlign w:val="center"/>
-            <w:tcMar>
-              <w:top w:w="80" w:type="dxa"/>
-              <w:start w:w="120" w:type="dxa"/>
-              <w:bottom w:w="80" w:type="dxa"/>
-              <w:end w:w="120" w:type="dxa"/>
-            </w:tcMar>
-          </w:tcPr>
-          <w:p>
-            <w:pPr>
-              <w:spacing w:after="0"/>
-            </w:pPr>
-            <w:r>
-              <w:rPr>
-                <w:rFonts w:ascii="Calibri" w:hAnsi="Calibri"/>
-                <w:sz w:val="18"/>
-              </w:rPr>
-              <w:t>Medicoes automatizadas e relatorio mensal</w:t>
-            </w:r>
-          </w:p>
-        </w:tc>
-      </w:tr>
-      <w:tr>
-        <w:tc>
-          <w:tcPr>
-            <w:tcW w:type="dxa" w:w="3120"/>
-            <w:vAlign w:val="center"/>
-            <w:tcMar>
-              <w:top w:w="80" w:type="dxa"/>
-              <w:start w:w="120" w:type="dxa"/>
-              <w:bottom w:w="80" w:type="dxa"/>
-              <w:end w:w="120" w:type="dxa"/>
-            </w:tcMar>
-          </w:tcPr>
-          <w:p>
-            <w:pPr>
-              <w:spacing w:after="0"/>
-            </w:pPr>
-            <w:r>
-              <w:rPr>
-                <w:rFonts w:ascii="Calibri" w:hAnsi="Calibri"/>
-                <w:sz w:val="18"/>
-              </w:rPr>
-              <w:t>Prazo para inicio de atendimento critico</w:t>
-            </w:r>
-          </w:p>
-        </w:tc>
-        <w:tc>
-          <w:tcPr>
-            <w:tcW w:type="dxa" w:w="3120"/>
-            <w:vAlign w:val="center"/>
-            <w:tcMar>
-              <w:top w:w="80" w:type="dxa"/>
-              <w:start w:w="120" w:type="dxa"/>
-              <w:bottom w:w="80" w:type="dxa"/>
-              <w:end w:w="120" w:type="dxa"/>
-            </w:tcMar>
-          </w:tcPr>
-          <w:p>
-            <w:pPr>
-              <w:spacing w:after="0"/>
-            </w:pPr>
-            <w:r>
-              <w:rPr>
-                <w:rFonts w:ascii="Calibri" w:hAnsi="Calibri"/>
-                <w:sz w:val="18"/>
-              </w:rPr>
-              <w:t>ate 2 horas</w:t>
+              <w:t>até 30 minutos</w:t>
             </w:r>
           </w:p>
         </w:tc>
@@ -3021,7 +4648,7 @@
                 <w:rFonts w:ascii="Calibri" w:hAnsi="Calibri"/>
                 <w:sz w:val="18"/>
               </w:rPr>
-              <w:t>Prazo de reparo critico</w:t>
+              <w:t>Início de atendimento para degradação severa</w:t>
             </w:r>
           </w:p>
         </w:tc>
@@ -3045,7 +4672,7 @@
                 <w:rFonts w:ascii="Calibri" w:hAnsi="Calibri"/>
                 <w:sz w:val="18"/>
               </w:rPr>
-              <w:t>ate 8 horas, salvo justificativa aceita</w:t>
+              <w:t>até 1 hora</w:t>
             </w:r>
           </w:p>
         </w:tc>
@@ -3095,7 +4722,7 @@
                 <w:rFonts w:ascii="Calibri" w:hAnsi="Calibri"/>
                 <w:sz w:val="18"/>
               </w:rPr>
-              <w:t>Relatorio mensal</w:t>
+              <w:t>Início de atendimento para chamado ordinário</w:t>
             </w:r>
           </w:p>
         </w:tc>
@@ -3119,7 +4746,7 @@
                 <w:rFonts w:ascii="Calibri" w:hAnsi="Calibri"/>
                 <w:sz w:val="18"/>
               </w:rPr>
-              <w:t>ate o 5o dia util do mes subsequente</w:t>
+              <w:t>até 4 horas úteis</w:t>
             </w:r>
           </w:p>
         </w:tc>
@@ -3143,7 +4770,525 @@
                 <w:rFonts w:ascii="Calibri" w:hAnsi="Calibri"/>
                 <w:sz w:val="18"/>
               </w:rPr>
-              <w:t>Entrega documental</w:t>
+              <w:t>Registro de chamado</w:t>
+            </w:r>
+          </w:p>
+        </w:tc>
+      </w:tr>
+      <w:tr>
+        <w:tc>
+          <w:tcPr>
+            <w:tcW w:type="dxa" w:w="3120"/>
+            <w:vAlign w:val="center"/>
+            <w:tcMar>
+              <w:top w:w="80" w:type="dxa"/>
+              <w:start w:w="120" w:type="dxa"/>
+              <w:bottom w:w="80" w:type="dxa"/>
+              <w:end w:w="120" w:type="dxa"/>
+            </w:tcMar>
+          </w:tcPr>
+          <w:p>
+            <w:pPr>
+              <w:spacing w:after="0"/>
+            </w:pPr>
+            <w:r>
+              <w:rPr>
+                <w:rFonts w:ascii="Calibri" w:hAnsi="Calibri"/>
+                <w:sz w:val="18"/>
+              </w:rPr>
+              <w:t>Reparo para Sede, Foro e link Sede-Foro</w:t>
+            </w:r>
+          </w:p>
+        </w:tc>
+        <w:tc>
+          <w:tcPr>
+            <w:tcW w:type="dxa" w:w="3120"/>
+            <w:vAlign w:val="center"/>
+            <w:tcMar>
+              <w:top w:w="80" w:type="dxa"/>
+              <w:start w:w="120" w:type="dxa"/>
+              <w:bottom w:w="80" w:type="dxa"/>
+              <w:end w:w="120" w:type="dxa"/>
+            </w:tcMar>
+          </w:tcPr>
+          <w:p>
+            <w:pPr>
+              <w:spacing w:after="0"/>
+            </w:pPr>
+            <w:r>
+              <w:rPr>
+                <w:rFonts w:ascii="Calibri" w:hAnsi="Calibri"/>
+                <w:sz w:val="18"/>
+              </w:rPr>
+              <w:t>até 4 horas</w:t>
+            </w:r>
+          </w:p>
+        </w:tc>
+        <w:tc>
+          <w:tcPr>
+            <w:tcW w:type="dxa" w:w="3120"/>
+            <w:vAlign w:val="center"/>
+            <w:tcMar>
+              <w:top w:w="80" w:type="dxa"/>
+              <w:start w:w="120" w:type="dxa"/>
+              <w:bottom w:w="80" w:type="dxa"/>
+              <w:end w:w="120" w:type="dxa"/>
+            </w:tcMar>
+          </w:tcPr>
+          <w:p>
+            <w:pPr>
+              <w:spacing w:after="0"/>
+            </w:pPr>
+            <w:r>
+              <w:rPr>
+                <w:rFonts w:ascii="Calibri" w:hAnsi="Calibri"/>
+                <w:sz w:val="18"/>
+              </w:rPr>
+              <w:t>Registro de chamado</w:t>
+            </w:r>
+          </w:p>
+        </w:tc>
+      </w:tr>
+      <w:tr>
+        <w:tc>
+          <w:tcPr>
+            <w:tcW w:type="dxa" w:w="3120"/>
+            <w:vAlign w:val="center"/>
+            <w:tcMar>
+              <w:top w:w="80" w:type="dxa"/>
+              <w:start w:w="120" w:type="dxa"/>
+              <w:bottom w:w="80" w:type="dxa"/>
+              <w:end w:w="120" w:type="dxa"/>
+            </w:tcMar>
+          </w:tcPr>
+          <w:p>
+            <w:pPr>
+              <w:spacing w:after="0"/>
+            </w:pPr>
+            <w:r>
+              <w:rPr>
+                <w:rFonts w:ascii="Calibri" w:hAnsi="Calibri"/>
+                <w:sz w:val="18"/>
+              </w:rPr>
+              <w:t>Reparo para demais localidades do DF</w:t>
+            </w:r>
+          </w:p>
+        </w:tc>
+        <w:tc>
+          <w:tcPr>
+            <w:tcW w:type="dxa" w:w="3120"/>
+            <w:vAlign w:val="center"/>
+            <w:tcMar>
+              <w:top w:w="80" w:type="dxa"/>
+              <w:start w:w="120" w:type="dxa"/>
+              <w:bottom w:w="80" w:type="dxa"/>
+              <w:end w:w="120" w:type="dxa"/>
+            </w:tcMar>
+          </w:tcPr>
+          <w:p>
+            <w:pPr>
+              <w:spacing w:after="0"/>
+            </w:pPr>
+            <w:r>
+              <w:rPr>
+                <w:rFonts w:ascii="Calibri" w:hAnsi="Calibri"/>
+                <w:sz w:val="18"/>
+              </w:rPr>
+              <w:t>até 6 horas</w:t>
+            </w:r>
+          </w:p>
+        </w:tc>
+        <w:tc>
+          <w:tcPr>
+            <w:tcW w:type="dxa" w:w="3120"/>
+            <w:vAlign w:val="center"/>
+            <w:tcMar>
+              <w:top w:w="80" w:type="dxa"/>
+              <w:start w:w="120" w:type="dxa"/>
+              <w:bottom w:w="80" w:type="dxa"/>
+              <w:end w:w="120" w:type="dxa"/>
+            </w:tcMar>
+          </w:tcPr>
+          <w:p>
+            <w:pPr>
+              <w:spacing w:after="0"/>
+            </w:pPr>
+            <w:r>
+              <w:rPr>
+                <w:rFonts w:ascii="Calibri" w:hAnsi="Calibri"/>
+                <w:sz w:val="18"/>
+              </w:rPr>
+              <w:t>Registro de chamado</w:t>
+            </w:r>
+          </w:p>
+        </w:tc>
+      </w:tr>
+      <w:tr>
+        <w:tc>
+          <w:tcPr>
+            <w:tcW w:type="dxa" w:w="3120"/>
+            <w:vAlign w:val="center"/>
+            <w:tcMar>
+              <w:top w:w="80" w:type="dxa"/>
+              <w:start w:w="120" w:type="dxa"/>
+              <w:bottom w:w="80" w:type="dxa"/>
+              <w:end w:w="120" w:type="dxa"/>
+            </w:tcMar>
+          </w:tcPr>
+          <w:p>
+            <w:pPr>
+              <w:spacing w:after="0"/>
+            </w:pPr>
+            <w:r>
+              <w:rPr>
+                <w:rFonts w:ascii="Calibri" w:hAnsi="Calibri"/>
+                <w:sz w:val="18"/>
+              </w:rPr>
+              <w:t>Reparo para localidades do Tocantins</w:t>
+            </w:r>
+          </w:p>
+        </w:tc>
+        <w:tc>
+          <w:tcPr>
+            <w:tcW w:type="dxa" w:w="3120"/>
+            <w:vAlign w:val="center"/>
+            <w:tcMar>
+              <w:top w:w="80" w:type="dxa"/>
+              <w:start w:w="120" w:type="dxa"/>
+              <w:bottom w:w="80" w:type="dxa"/>
+              <w:end w:w="120" w:type="dxa"/>
+            </w:tcMar>
+          </w:tcPr>
+          <w:p>
+            <w:pPr>
+              <w:spacing w:after="0"/>
+            </w:pPr>
+            <w:r>
+              <w:rPr>
+                <w:rFonts w:ascii="Calibri" w:hAnsi="Calibri"/>
+                <w:sz w:val="18"/>
+              </w:rPr>
+              <w:t>até 8 horas</w:t>
+            </w:r>
+          </w:p>
+        </w:tc>
+        <w:tc>
+          <w:tcPr>
+            <w:tcW w:type="dxa" w:w="3120"/>
+            <w:vAlign w:val="center"/>
+            <w:tcMar>
+              <w:top w:w="80" w:type="dxa"/>
+              <w:start w:w="120" w:type="dxa"/>
+              <w:bottom w:w="80" w:type="dxa"/>
+              <w:end w:w="120" w:type="dxa"/>
+            </w:tcMar>
+          </w:tcPr>
+          <w:p>
+            <w:pPr>
+              <w:spacing w:after="0"/>
+            </w:pPr>
+            <w:r>
+              <w:rPr>
+                <w:rFonts w:ascii="Calibri" w:hAnsi="Calibri"/>
+                <w:sz w:val="18"/>
+              </w:rPr>
+              <w:t>Registro de chamado</w:t>
+            </w:r>
+          </w:p>
+        </w:tc>
+      </w:tr>
+      <w:tr>
+        <w:tc>
+          <w:tcPr>
+            <w:tcW w:type="dxa" w:w="3120"/>
+            <w:vAlign w:val="center"/>
+            <w:tcMar>
+              <w:top w:w="80" w:type="dxa"/>
+              <w:start w:w="120" w:type="dxa"/>
+              <w:bottom w:w="80" w:type="dxa"/>
+              <w:end w:w="120" w:type="dxa"/>
+            </w:tcMar>
+          </w:tcPr>
+          <w:p>
+            <w:pPr>
+              <w:spacing w:after="0"/>
+            </w:pPr>
+            <w:r>
+              <w:rPr>
+                <w:rFonts w:ascii="Calibri" w:hAnsi="Calibri"/>
+                <w:sz w:val="18"/>
+              </w:rPr>
+              <w:t>Perda média de pacotes</w:t>
+            </w:r>
+          </w:p>
+        </w:tc>
+        <w:tc>
+          <w:tcPr>
+            <w:tcW w:type="dxa" w:w="3120"/>
+            <w:vAlign w:val="center"/>
+            <w:tcMar>
+              <w:top w:w="80" w:type="dxa"/>
+              <w:start w:w="120" w:type="dxa"/>
+              <w:bottom w:w="80" w:type="dxa"/>
+              <w:end w:w="120" w:type="dxa"/>
+            </w:tcMar>
+          </w:tcPr>
+          <w:p>
+            <w:pPr>
+              <w:spacing w:after="0"/>
+            </w:pPr>
+            <w:r>
+              <w:rPr>
+                <w:rFonts w:ascii="Calibri" w:hAnsi="Calibri"/>
+                <w:sz w:val="18"/>
+              </w:rPr>
+              <w:t>inferior a 1%</w:t>
+            </w:r>
+          </w:p>
+        </w:tc>
+        <w:tc>
+          <w:tcPr>
+            <w:tcW w:type="dxa" w:w="3120"/>
+            <w:vAlign w:val="center"/>
+            <w:tcMar>
+              <w:top w:w="80" w:type="dxa"/>
+              <w:start w:w="120" w:type="dxa"/>
+              <w:bottom w:w="80" w:type="dxa"/>
+              <w:end w:w="120" w:type="dxa"/>
+            </w:tcMar>
+          </w:tcPr>
+          <w:p>
+            <w:pPr>
+              <w:spacing w:after="0"/>
+            </w:pPr>
+            <w:r>
+              <w:rPr>
+                <w:rFonts w:ascii="Calibri" w:hAnsi="Calibri"/>
+                <w:sz w:val="18"/>
+              </w:rPr>
+              <w:t>Medições automáticas e relatório</w:t>
+            </w:r>
+          </w:p>
+        </w:tc>
+      </w:tr>
+      <w:tr>
+        <w:tc>
+          <w:tcPr>
+            <w:tcW w:type="dxa" w:w="3120"/>
+            <w:vAlign w:val="center"/>
+            <w:tcMar>
+              <w:top w:w="80" w:type="dxa"/>
+              <w:start w:w="120" w:type="dxa"/>
+              <w:bottom w:w="80" w:type="dxa"/>
+              <w:end w:w="120" w:type="dxa"/>
+            </w:tcMar>
+          </w:tcPr>
+          <w:p>
+            <w:pPr>
+              <w:spacing w:after="0"/>
+            </w:pPr>
+            <w:r>
+              <w:rPr>
+                <w:rFonts w:ascii="Calibri" w:hAnsi="Calibri"/>
+                <w:sz w:val="18"/>
+              </w:rPr>
+              <w:t>Jitter médio para tráfego sensível</w:t>
+            </w:r>
+          </w:p>
+        </w:tc>
+        <w:tc>
+          <w:tcPr>
+            <w:tcW w:type="dxa" w:w="3120"/>
+            <w:vAlign w:val="center"/>
+            <w:tcMar>
+              <w:top w:w="80" w:type="dxa"/>
+              <w:start w:w="120" w:type="dxa"/>
+              <w:bottom w:w="80" w:type="dxa"/>
+              <w:end w:w="120" w:type="dxa"/>
+            </w:tcMar>
+          </w:tcPr>
+          <w:p>
+            <w:pPr>
+              <w:spacing w:after="0"/>
+            </w:pPr>
+            <w:r>
+              <w:rPr>
+                <w:rFonts w:ascii="Calibri" w:hAnsi="Calibri"/>
+                <w:sz w:val="18"/>
+              </w:rPr>
+              <w:t>inferior a 30 ms</w:t>
+            </w:r>
+          </w:p>
+        </w:tc>
+        <w:tc>
+          <w:tcPr>
+            <w:tcW w:type="dxa" w:w="3120"/>
+            <w:vAlign w:val="center"/>
+            <w:tcMar>
+              <w:top w:w="80" w:type="dxa"/>
+              <w:start w:w="120" w:type="dxa"/>
+              <w:bottom w:w="80" w:type="dxa"/>
+              <w:end w:w="120" w:type="dxa"/>
+            </w:tcMar>
+          </w:tcPr>
+          <w:p>
+            <w:pPr>
+              <w:spacing w:after="0"/>
+            </w:pPr>
+            <w:r>
+              <w:rPr>
+                <w:rFonts w:ascii="Calibri" w:hAnsi="Calibri"/>
+                <w:sz w:val="18"/>
+              </w:rPr>
+              <w:t>Medições automáticas e relatório</w:t>
+            </w:r>
+          </w:p>
+        </w:tc>
+      </w:tr>
+      <w:tr>
+        <w:tc>
+          <w:tcPr>
+            <w:tcW w:type="dxa" w:w="3120"/>
+            <w:vAlign w:val="center"/>
+            <w:tcMar>
+              <w:top w:w="80" w:type="dxa"/>
+              <w:start w:w="120" w:type="dxa"/>
+              <w:bottom w:w="80" w:type="dxa"/>
+              <w:end w:w="120" w:type="dxa"/>
+            </w:tcMar>
+          </w:tcPr>
+          <w:p>
+            <w:pPr>
+              <w:spacing w:after="0"/>
+            </w:pPr>
+            <w:r>
+              <w:rPr>
+                <w:rFonts w:ascii="Calibri" w:hAnsi="Calibri"/>
+                <w:sz w:val="18"/>
+              </w:rPr>
+              <w:t>Latência média até a Sede no DF</w:t>
+            </w:r>
+          </w:p>
+        </w:tc>
+        <w:tc>
+          <w:tcPr>
+            <w:tcW w:type="dxa" w:w="3120"/>
+            <w:vAlign w:val="center"/>
+            <w:tcMar>
+              <w:top w:w="80" w:type="dxa"/>
+              <w:start w:w="120" w:type="dxa"/>
+              <w:bottom w:w="80" w:type="dxa"/>
+              <w:end w:w="120" w:type="dxa"/>
+            </w:tcMar>
+          </w:tcPr>
+          <w:p>
+            <w:pPr>
+              <w:spacing w:after="0"/>
+            </w:pPr>
+            <w:r>
+              <w:rPr>
+                <w:rFonts w:ascii="Calibri" w:hAnsi="Calibri"/>
+                <w:sz w:val="18"/>
+              </w:rPr>
+              <w:t>inferior a 30 ms</w:t>
+            </w:r>
+          </w:p>
+        </w:tc>
+        <w:tc>
+          <w:tcPr>
+            <w:tcW w:type="dxa" w:w="3120"/>
+            <w:vAlign w:val="center"/>
+            <w:tcMar>
+              <w:top w:w="80" w:type="dxa"/>
+              <w:start w:w="120" w:type="dxa"/>
+              <w:bottom w:w="80" w:type="dxa"/>
+              <w:end w:w="120" w:type="dxa"/>
+            </w:tcMar>
+          </w:tcPr>
+          <w:p>
+            <w:pPr>
+              <w:spacing w:after="0"/>
+            </w:pPr>
+            <w:r>
+              <w:rPr>
+                <w:rFonts w:ascii="Calibri" w:hAnsi="Calibri"/>
+                <w:sz w:val="18"/>
+              </w:rPr>
+              <w:t>Medições automáticas e relatório</w:t>
+            </w:r>
+          </w:p>
+        </w:tc>
+      </w:tr>
+      <w:tr>
+        <w:tc>
+          <w:tcPr>
+            <w:tcW w:type="dxa" w:w="3120"/>
+            <w:vAlign w:val="center"/>
+            <w:tcMar>
+              <w:top w:w="80" w:type="dxa"/>
+              <w:start w:w="120" w:type="dxa"/>
+              <w:bottom w:w="80" w:type="dxa"/>
+              <w:end w:w="120" w:type="dxa"/>
+            </w:tcMar>
+          </w:tcPr>
+          <w:p>
+            <w:pPr>
+              <w:spacing w:after="0"/>
+            </w:pPr>
+            <w:r>
+              <w:rPr>
+                <w:rFonts w:ascii="Calibri" w:hAnsi="Calibri"/>
+                <w:sz w:val="18"/>
+              </w:rPr>
+              <w:t>Latência média até a Sede no Tocantins</w:t>
+            </w:r>
+          </w:p>
+        </w:tc>
+        <w:tc>
+          <w:tcPr>
+            <w:tcW w:type="dxa" w:w="3120"/>
+            <w:vAlign w:val="center"/>
+            <w:tcMar>
+              <w:top w:w="80" w:type="dxa"/>
+              <w:start w:w="120" w:type="dxa"/>
+              <w:bottom w:w="80" w:type="dxa"/>
+              <w:end w:w="120" w:type="dxa"/>
+            </w:tcMar>
+          </w:tcPr>
+          <w:p>
+            <w:pPr>
+              <w:spacing w:after="0"/>
+            </w:pPr>
+            <w:r>
+              <w:rPr>
+                <w:rFonts w:ascii="Calibri" w:hAnsi="Calibri"/>
+                <w:sz w:val="18"/>
+              </w:rPr>
+              <w:t>inferior a 80 ms</w:t>
+            </w:r>
+          </w:p>
+        </w:tc>
+        <w:tc>
+          <w:tcPr>
+            <w:tcW w:type="dxa" w:w="3120"/>
+            <w:vAlign w:val="center"/>
+            <w:tcMar>
+              <w:top w:w="80" w:type="dxa"/>
+              <w:start w:w="120" w:type="dxa"/>
+              <w:bottom w:w="80" w:type="dxa"/>
+              <w:end w:w="120" w:type="dxa"/>
+            </w:tcMar>
+          </w:tcPr>
+          <w:p>
+            <w:pPr>
+              <w:spacing w:after="0"/>
+            </w:pPr>
+            <w:r>
+              <w:rPr>
+                <w:rFonts w:ascii="Calibri" w:hAnsi="Calibri"/>
+                <w:sz w:val="18"/>
+              </w:rPr>
+              <w:t>Medições automáticas e relatório</w:t>
             </w:r>
           </w:p>
         </w:tc>
@@ -3151,8 +5296,16 @@
     </w:tbl>
     <w:p/>
     <w:p>
+      <w:pPr>
+        <w:pStyle w:val="Heading2"/>
+      </w:pPr>
       <w:r>
-        <w:t>14.1 A disponibilidade mensal sera calculada pela formula:</w:t>
+        <w:t>17. Fórmula de disponibilidade</w:t>
+      </w:r>
+    </w:p>
+    <w:p>
+      <w:r>
+        <w:t>A disponibilidade mensal será calculada pela fórmula:</w:t>
       </w:r>
     </w:p>
     <w:p>
@@ -3161,12 +5314,12 @@
           <w:rFonts w:ascii="Consolas" w:hAnsi="Consolas"/>
           <w:sz w:val="20"/>
         </w:rPr>
-        <w:t>D = [(To - Ti) / To] x 100</w:t>
+        <w:t>D = ((Tt - Ti) / Tt) x 100</w:t>
       </w:r>
     </w:p>
     <w:p>
       <w:r>
-        <w:t xml:space="preserve">onde </w:t>
+        <w:t xml:space="preserve">em que </w:t>
       </w:r>
       <w:r>
         <w:rPr>
@@ -3176,17 +5329,17 @@
         <w:t>D</w:t>
       </w:r>
       <w:r>
-        <w:t xml:space="preserve"> e disponibilidade, </w:t>
+        <w:t xml:space="preserve"> é a disponibilidade mensal, </w:t>
       </w:r>
       <w:r>
         <w:rPr>
           <w:rFonts w:ascii="Consolas" w:hAnsi="Consolas"/>
           <w:sz w:val="20"/>
         </w:rPr>
-        <w:t>To</w:t>
+        <w:t>Tt</w:t>
       </w:r>
       <w:r>
-        <w:t xml:space="preserve"> e o periodo mensal em minutos e </w:t>
+        <w:t xml:space="preserve"> é o tempo total mensal em minutos e </w:t>
       </w:r>
       <w:r>
         <w:rPr>
@@ -3196,17 +5349,12 @@
         <w:t>Ti</w:t>
       </w:r>
       <w:r>
-        <w:t xml:space="preserve"> e o tempo de indisponibilidade imputavel a contratada.</w:t>
+        <w:t xml:space="preserve"> é o tempo de indisponibilidade imputável à contratada.</w:t>
       </w:r>
     </w:p>
     <w:p>
       <w:r>
-        <w:t>14.2 Falhas causadas por equipamentos, backbone, enlaces, CPEs ou configuracoes sob responsabilidade da contratada serao consideradas indisponibilidade.</w:t>
-      </w:r>
-    </w:p>
-    <w:p>
-      <w:r>
-        <w:t>14.3 Interrupcoes programadas somente poderao ser desconsideradas mediante autorizacao previa do TRT10.</w:t>
+        <w:t>Falhas causadas por equipamentos, enlaces, backbone, CPEs, configurações, portas, enlaces de acesso, Anti-DDoS, roteamento ou outros elementos sob responsabilidade da contratada serão consideradas indisponibilidade ou degradação imputável à contratada.</w:t>
       </w:r>
     </w:p>
     <w:p>
@@ -3214,61 +5362,440 @@
         <w:pStyle w:val="Heading2"/>
       </w:pPr>
       <w:r>
-        <w:t>15. Glosas</w:t>
+        <w:t>18. Glosas por descumprimento de SLA</w:t>
       </w:r>
     </w:p>
     <w:p>
       <w:r>
-        <w:t>Em caso de descumprimento de disponibilidade, sugere-se glosa proporcional:</w:t>
+        <w:t>As glosas serão aplicadas sobre a mensalidade do circuito, enlace ou link afetado, sem prejuízo de sanções:</w:t>
       </w:r>
     </w:p>
+    <w:tbl>
+      <w:tblPr>
+        <w:tblStyle w:val="TableGrid"/>
+        <w:tblW w:type="dxa" w:w="9360"/>
+        <w:jc w:val="center"/>
+        <w:tblLook w:firstColumn="1" w:firstRow="1" w:lastColumn="0" w:lastRow="0" w:noHBand="0" w:noVBand="1" w:val="04A0"/>
+        <w:tblInd w:w="120" w:type="dxa"/>
+      </w:tblPr>
+      <w:tblGrid>
+        <w:gridCol w:w="4680"/>
+        <w:gridCol w:w="4680"/>
+      </w:tblGrid>
+      <w:tr>
+        <w:tc>
+          <w:tcPr>
+            <w:tcW w:type="dxa" w:w="4680"/>
+            <w:vAlign w:val="center"/>
+            <w:tcMar>
+              <w:top w:w="80" w:type="dxa"/>
+              <w:start w:w="120" w:type="dxa"/>
+              <w:bottom w:w="80" w:type="dxa"/>
+              <w:end w:w="120" w:type="dxa"/>
+            </w:tcMar>
+            <w:shd w:fill="E8EEF5"/>
+          </w:tcPr>
+          <w:p>
+            <w:pPr>
+              <w:spacing w:after="0"/>
+            </w:pPr>
+            <w:r>
+              <w:rPr>
+                <w:rFonts w:ascii="Calibri" w:hAnsi="Calibri"/>
+                <w:b/>
+                <w:color w:val="01426A"/>
+                <w:sz w:val="18"/>
+              </w:rPr>
+              <w:t>Situação</w:t>
+            </w:r>
+          </w:p>
+        </w:tc>
+        <w:tc>
+          <w:tcPr>
+            <w:tcW w:type="dxa" w:w="4680"/>
+            <w:vAlign w:val="center"/>
+            <w:tcMar>
+              <w:top w:w="80" w:type="dxa"/>
+              <w:start w:w="120" w:type="dxa"/>
+              <w:bottom w:w="80" w:type="dxa"/>
+              <w:end w:w="120" w:type="dxa"/>
+            </w:tcMar>
+            <w:shd w:fill="E8EEF5"/>
+          </w:tcPr>
+          <w:p>
+            <w:pPr>
+              <w:spacing w:after="0"/>
+            </w:pPr>
+            <w:r>
+              <w:rPr>
+                <w:rFonts w:ascii="Calibri" w:hAnsi="Calibri"/>
+                <w:b/>
+                <w:color w:val="01426A"/>
+                <w:sz w:val="18"/>
+              </w:rPr>
+              <w:t>Glosa</w:t>
+            </w:r>
+          </w:p>
+        </w:tc>
+      </w:tr>
+      <w:tr>
+        <w:tc>
+          <w:tcPr>
+            <w:tcW w:type="dxa" w:w="4680"/>
+            <w:vAlign w:val="center"/>
+            <w:tcMar>
+              <w:top w:w="80" w:type="dxa"/>
+              <w:start w:w="120" w:type="dxa"/>
+              <w:bottom w:w="80" w:type="dxa"/>
+              <w:end w:w="120" w:type="dxa"/>
+            </w:tcMar>
+          </w:tcPr>
+          <w:p>
+            <w:pPr>
+              <w:spacing w:after="0"/>
+            </w:pPr>
+            <w:r>
+              <w:rPr>
+                <w:rFonts w:ascii="Calibri" w:hAnsi="Calibri"/>
+                <w:sz w:val="18"/>
+              </w:rPr>
+              <w:t>Disponibilidade abaixo da meta e até 0,5 ponto percentual abaixo dela</w:t>
+            </w:r>
+          </w:p>
+        </w:tc>
+        <w:tc>
+          <w:tcPr>
+            <w:tcW w:type="dxa" w:w="4680"/>
+            <w:vAlign w:val="center"/>
+            <w:tcMar>
+              <w:top w:w="80" w:type="dxa"/>
+              <w:start w:w="120" w:type="dxa"/>
+              <w:bottom w:w="80" w:type="dxa"/>
+              <w:end w:w="120" w:type="dxa"/>
+            </w:tcMar>
+          </w:tcPr>
+          <w:p>
+            <w:pPr>
+              <w:spacing w:after="0"/>
+            </w:pPr>
+            <w:r>
+              <w:rPr>
+                <w:rFonts w:ascii="Calibri" w:hAnsi="Calibri"/>
+                <w:sz w:val="18"/>
+              </w:rPr>
+              <w:t>5% da mensalidade do item afetado</w:t>
+            </w:r>
+          </w:p>
+        </w:tc>
+      </w:tr>
+      <w:tr>
+        <w:tc>
+          <w:tcPr>
+            <w:tcW w:type="dxa" w:w="4680"/>
+            <w:vAlign w:val="center"/>
+            <w:tcMar>
+              <w:top w:w="80" w:type="dxa"/>
+              <w:start w:w="120" w:type="dxa"/>
+              <w:bottom w:w="80" w:type="dxa"/>
+              <w:end w:w="120" w:type="dxa"/>
+            </w:tcMar>
+          </w:tcPr>
+          <w:p>
+            <w:pPr>
+              <w:spacing w:after="0"/>
+            </w:pPr>
+            <w:r>
+              <w:rPr>
+                <w:rFonts w:ascii="Calibri" w:hAnsi="Calibri"/>
+                <w:sz w:val="18"/>
+              </w:rPr>
+              <w:t>Disponibilidade mais de 0,5 e até 1 ponto percentual abaixo da meta</w:t>
+            </w:r>
+          </w:p>
+        </w:tc>
+        <w:tc>
+          <w:tcPr>
+            <w:tcW w:type="dxa" w:w="4680"/>
+            <w:vAlign w:val="center"/>
+            <w:tcMar>
+              <w:top w:w="80" w:type="dxa"/>
+              <w:start w:w="120" w:type="dxa"/>
+              <w:bottom w:w="80" w:type="dxa"/>
+              <w:end w:w="120" w:type="dxa"/>
+            </w:tcMar>
+          </w:tcPr>
+          <w:p>
+            <w:pPr>
+              <w:spacing w:after="0"/>
+            </w:pPr>
+            <w:r>
+              <w:rPr>
+                <w:rFonts w:ascii="Calibri" w:hAnsi="Calibri"/>
+                <w:sz w:val="18"/>
+              </w:rPr>
+              <w:t>10% da mensalidade do item afetado</w:t>
+            </w:r>
+          </w:p>
+        </w:tc>
+      </w:tr>
+      <w:tr>
+        <w:tc>
+          <w:tcPr>
+            <w:tcW w:type="dxa" w:w="4680"/>
+            <w:vAlign w:val="center"/>
+            <w:tcMar>
+              <w:top w:w="80" w:type="dxa"/>
+              <w:start w:w="120" w:type="dxa"/>
+              <w:bottom w:w="80" w:type="dxa"/>
+              <w:end w:w="120" w:type="dxa"/>
+            </w:tcMar>
+          </w:tcPr>
+          <w:p>
+            <w:pPr>
+              <w:spacing w:after="0"/>
+            </w:pPr>
+            <w:r>
+              <w:rPr>
+                <w:rFonts w:ascii="Calibri" w:hAnsi="Calibri"/>
+                <w:sz w:val="18"/>
+              </w:rPr>
+              <w:t>Disponibilidade mais de 1 ponto percentual abaixo da meta</w:t>
+            </w:r>
+          </w:p>
+        </w:tc>
+        <w:tc>
+          <w:tcPr>
+            <w:tcW w:type="dxa" w:w="4680"/>
+            <w:vAlign w:val="center"/>
+            <w:tcMar>
+              <w:top w:w="80" w:type="dxa"/>
+              <w:start w:w="120" w:type="dxa"/>
+              <w:bottom w:w="80" w:type="dxa"/>
+              <w:end w:w="120" w:type="dxa"/>
+            </w:tcMar>
+          </w:tcPr>
+          <w:p>
+            <w:pPr>
+              <w:spacing w:after="0"/>
+            </w:pPr>
+            <w:r>
+              <w:rPr>
+                <w:rFonts w:ascii="Calibri" w:hAnsi="Calibri"/>
+                <w:sz w:val="18"/>
+              </w:rPr>
+              <w:t>20% da mensalidade do item afetado</w:t>
+            </w:r>
+          </w:p>
+        </w:tc>
+      </w:tr>
+      <w:tr>
+        <w:tc>
+          <w:tcPr>
+            <w:tcW w:type="dxa" w:w="4680"/>
+            <w:vAlign w:val="center"/>
+            <w:tcMar>
+              <w:top w:w="80" w:type="dxa"/>
+              <w:start w:w="120" w:type="dxa"/>
+              <w:bottom w:w="80" w:type="dxa"/>
+              <w:end w:w="120" w:type="dxa"/>
+            </w:tcMar>
+          </w:tcPr>
+          <w:p>
+            <w:pPr>
+              <w:spacing w:after="0"/>
+            </w:pPr>
+            <w:r>
+              <w:rPr>
+                <w:rFonts w:ascii="Calibri" w:hAnsi="Calibri"/>
+                <w:sz w:val="18"/>
+              </w:rPr>
+              <w:t>Indisponibilidade superior a 24 horas acumuladas no mês</w:t>
+            </w:r>
+          </w:p>
+        </w:tc>
+        <w:tc>
+          <w:tcPr>
+            <w:tcW w:type="dxa" w:w="4680"/>
+            <w:vAlign w:val="center"/>
+            <w:tcMar>
+              <w:top w:w="80" w:type="dxa"/>
+              <w:start w:w="120" w:type="dxa"/>
+              <w:bottom w:w="80" w:type="dxa"/>
+              <w:end w:w="120" w:type="dxa"/>
+            </w:tcMar>
+          </w:tcPr>
+          <w:p>
+            <w:pPr>
+              <w:spacing w:after="0"/>
+            </w:pPr>
+            <w:r>
+              <w:rPr>
+                <w:rFonts w:ascii="Calibri" w:hAnsi="Calibri"/>
+                <w:sz w:val="18"/>
+              </w:rPr>
+              <w:t>30% da mensalidade do item afetado</w:t>
+            </w:r>
+          </w:p>
+        </w:tc>
+      </w:tr>
+      <w:tr>
+        <w:tc>
+          <w:tcPr>
+            <w:tcW w:type="dxa" w:w="4680"/>
+            <w:vAlign w:val="center"/>
+            <w:tcMar>
+              <w:top w:w="80" w:type="dxa"/>
+              <w:start w:w="120" w:type="dxa"/>
+              <w:bottom w:w="80" w:type="dxa"/>
+              <w:end w:w="120" w:type="dxa"/>
+            </w:tcMar>
+          </w:tcPr>
+          <w:p>
+            <w:pPr>
+              <w:spacing w:after="0"/>
+            </w:pPr>
+            <w:r>
+              <w:rPr>
+                <w:rFonts w:ascii="Calibri" w:hAnsi="Calibri"/>
+                <w:sz w:val="18"/>
+              </w:rPr>
+              <w:t>Ausência de relatório mensal no prazo</w:t>
+            </w:r>
+          </w:p>
+        </w:tc>
+        <w:tc>
+          <w:tcPr>
+            <w:tcW w:type="dxa" w:w="4680"/>
+            <w:vAlign w:val="center"/>
+            <w:tcMar>
+              <w:top w:w="80" w:type="dxa"/>
+              <w:start w:w="120" w:type="dxa"/>
+              <w:bottom w:w="80" w:type="dxa"/>
+              <w:end w:w="120" w:type="dxa"/>
+            </w:tcMar>
+          </w:tcPr>
+          <w:p>
+            <w:pPr>
+              <w:spacing w:after="0"/>
+            </w:pPr>
+            <w:r>
+              <w:rPr>
+                <w:rFonts w:ascii="Calibri" w:hAnsi="Calibri"/>
+                <w:sz w:val="18"/>
+              </w:rPr>
+              <w:t>2% da mensalidade total do grupo ou item correspondente</w:t>
+            </w:r>
+          </w:p>
+        </w:tc>
+      </w:tr>
+      <w:tr>
+        <w:tc>
+          <w:tcPr>
+            <w:tcW w:type="dxa" w:w="4680"/>
+            <w:vAlign w:val="center"/>
+            <w:tcMar>
+              <w:top w:w="80" w:type="dxa"/>
+              <w:start w:w="120" w:type="dxa"/>
+              <w:bottom w:w="80" w:type="dxa"/>
+              <w:end w:w="120" w:type="dxa"/>
+            </w:tcMar>
+          </w:tcPr>
+          <w:p>
+            <w:pPr>
+              <w:spacing w:after="0"/>
+            </w:pPr>
+            <w:r>
+              <w:rPr>
+                <w:rFonts w:ascii="Calibri" w:hAnsi="Calibri"/>
+                <w:sz w:val="18"/>
+              </w:rPr>
+              <w:t>Não entrega de documentação as built após aceite</w:t>
+            </w:r>
+          </w:p>
+        </w:tc>
+        <w:tc>
+          <w:tcPr>
+            <w:tcW w:type="dxa" w:w="4680"/>
+            <w:vAlign w:val="center"/>
+            <w:tcMar>
+              <w:top w:w="80" w:type="dxa"/>
+              <w:start w:w="120" w:type="dxa"/>
+              <w:bottom w:w="80" w:type="dxa"/>
+              <w:end w:w="120" w:type="dxa"/>
+            </w:tcMar>
+          </w:tcPr>
+          <w:p>
+            <w:pPr>
+              <w:spacing w:after="0"/>
+            </w:pPr>
+            <w:r>
+              <w:rPr>
+                <w:rFonts w:ascii="Calibri" w:hAnsi="Calibri"/>
+                <w:sz w:val="18"/>
+              </w:rPr>
+              <w:t>5% da mensalidade do item afetado até regularização</w:t>
+            </w:r>
+          </w:p>
+        </w:tc>
+      </w:tr>
+      <w:tr>
+        <w:tc>
+          <w:tcPr>
+            <w:tcW w:type="dxa" w:w="4680"/>
+            <w:vAlign w:val="center"/>
+            <w:tcMar>
+              <w:top w:w="80" w:type="dxa"/>
+              <w:start w:w="120" w:type="dxa"/>
+              <w:bottom w:w="80" w:type="dxa"/>
+              <w:end w:w="120" w:type="dxa"/>
+            </w:tcMar>
+          </w:tcPr>
+          <w:p>
+            <w:pPr>
+              <w:spacing w:after="0"/>
+            </w:pPr>
+            <w:r>
+              <w:rPr>
+                <w:rFonts w:ascii="Calibri" w:hAnsi="Calibri"/>
+                <w:sz w:val="18"/>
+              </w:rPr>
+              <w:t>Descumprimento de prazo de início de atendimento ou reparo</w:t>
+            </w:r>
+          </w:p>
+        </w:tc>
+        <w:tc>
+          <w:tcPr>
+            <w:tcW w:type="dxa" w:w="4680"/>
+            <w:vAlign w:val="center"/>
+            <w:tcMar>
+              <w:top w:w="80" w:type="dxa"/>
+              <w:start w:w="120" w:type="dxa"/>
+              <w:bottom w:w="80" w:type="dxa"/>
+              <w:end w:w="120" w:type="dxa"/>
+            </w:tcMar>
+          </w:tcPr>
+          <w:p>
+            <w:pPr>
+              <w:spacing w:after="0"/>
+            </w:pPr>
+            <w:r>
+              <w:rPr>
+                <w:rFonts w:ascii="Calibri" w:hAnsi="Calibri"/>
+                <w:sz w:val="18"/>
+              </w:rPr>
+              <w:t>2% a 10% da mensalidade do item afetado, conforme gravidade e recorrência</w:t>
+            </w:r>
+          </w:p>
+        </w:tc>
+      </w:tr>
+    </w:tbl>
+    <w:p/>
     <w:p>
+      <w:pPr>
+        <w:pStyle w:val="Heading1"/>
+      </w:pPr>
       <w:r>
-        <w:rPr>
-          <w:rFonts w:ascii="Consolas" w:hAnsi="Consolas"/>
-          <w:sz w:val="20"/>
-        </w:rPr>
-        <w:t>Vd = V x [1 - (D / 100)]</w:t>
-      </w:r>
-    </w:p>
-    <w:p>
-      <w:r>
-        <w:t xml:space="preserve">onde </w:t>
-      </w:r>
-      <w:r>
-        <w:rPr>
-          <w:rFonts w:ascii="Consolas" w:hAnsi="Consolas"/>
-          <w:sz w:val="20"/>
-        </w:rPr>
-        <w:t>Vd</w:t>
-      </w:r>
-      <w:r>
-        <w:t xml:space="preserve"> e o desconto, </w:t>
-      </w:r>
-      <w:r>
-        <w:rPr>
-          <w:rFonts w:ascii="Consolas" w:hAnsi="Consolas"/>
-          <w:sz w:val="20"/>
-        </w:rPr>
-        <w:t>V</w:t>
-      </w:r>
-      <w:r>
-        <w:t xml:space="preserve"> e o valor mensal do circuito afetado e </w:t>
-      </w:r>
-      <w:r>
-        <w:rPr>
-          <w:rFonts w:ascii="Consolas" w:hAnsi="Consolas"/>
-          <w:sz w:val="20"/>
-        </w:rPr>
-        <w:t>D</w:t>
-      </w:r>
-      <w:r>
-        <w:t xml:space="preserve"> e a disponibilidade mensal apurada.</w:t>
-      </w:r>
-    </w:p>
-    <w:p>
-      <w:r>
-        <w:t>O TR final podera prever glosas adicionais por atraso de instalacao, atraso no atendimento e ausencia de relatorio.</w:t>
+        <w:t>VI - OBRIGAÇÕES</w:t>
       </w:r>
     </w:p>
     <w:p>
@@ -3276,12 +5803,12 @@
         <w:pStyle w:val="Heading2"/>
       </w:pPr>
       <w:r>
-        <w:t>15.1 Relatorio mensal minimo</w:t>
+        <w:t>19. Obrigações da contratada</w:t>
       </w:r>
     </w:p>
     <w:p>
       <w:r>
-        <w:t>O relatorio mensal devera conter, no minimo:</w:t>
+        <w:t>A contratada deverá:</w:t>
       </w:r>
     </w:p>
     <w:p>
@@ -3289,7 +5816,7 @@
         <w:pStyle w:val="ListBullet"/>
       </w:pPr>
       <w:r>
-        <w:t>disponibilidade por circuito;</w:t>
+        <w:t>prestar os serviços conforme especificações, capacidades, SLA e prazos;</w:t>
       </w:r>
     </w:p>
     <w:p>
@@ -3297,7 +5824,7 @@
         <w:pStyle w:val="ListBullet"/>
       </w:pPr>
       <w:r>
-        <w:t>indisponibilidades programadas e nao programadas;</w:t>
+        <w:t>fornecer, instalar, configurar, ativar, operar, manter e substituir equipamentos sob sua responsabilidade;</w:t>
       </w:r>
     </w:p>
     <w:p>
@@ -3305,7 +5832,7 @@
         <w:pStyle w:val="ListBullet"/>
       </w:pPr>
       <w:r>
-        <w:t>chamados abertos, causa raiz, severidade, horario de abertura, inicio de atendimento e normalizacao;</w:t>
+        <w:t>monitorar os circuitos, enlaces, links e equipamentos 24x7;</w:t>
       </w:r>
     </w:p>
     <w:p>
@@ -3313,7 +5840,7 @@
         <w:pStyle w:val="ListBullet"/>
       </w:pPr>
       <w:r>
-        <w:t>latencia, perda de pacotes, jitter quando aplicavel e utilizacao media e de pico;</w:t>
+        <w:t>manter central de atendimento com portal, telefone e e-mail;</w:t>
       </w:r>
     </w:p>
     <w:p>
@@ -3321,7 +5848,7 @@
         <w:pStyle w:val="ListBullet"/>
       </w:pPr>
       <w:r>
-        <w:t>eventos de failover ou uso de contingencia entre MPLS e SD-WAN, quando identificaveis;</w:t>
+        <w:t>registrar, acompanhar, escalar e encerrar chamados;</w:t>
       </w:r>
     </w:p>
     <w:p>
@@ -3329,7 +5856,7 @@
         <w:pStyle w:val="ListBullet"/>
       </w:pPr>
       <w:r>
-        <w:t>manutencoes programadas;</w:t>
+        <w:t>comunicar incidentes críticos e manutenções programadas;</w:t>
       </w:r>
     </w:p>
     <w:p>
@@ -3337,7 +5864,116 @@
         <w:pStyle w:val="ListBullet"/>
       </w:pPr>
       <w:r>
-        <w:t>calculo de glosas ou justificativa de inexistencia de glosa.</w:t>
+        <w:t>manter sigilo sobre informações técnicas e operacionais;</w:t>
+      </w:r>
+    </w:p>
+    <w:p>
+      <w:pPr>
+        <w:pStyle w:val="ListBullet"/>
+      </w:pPr>
+      <w:r>
+        <w:t>entregar plano de implantação, documentação técnica, documentação as built e relatórios mensais;</w:t>
+      </w:r>
+    </w:p>
+    <w:p>
+      <w:pPr>
+        <w:pStyle w:val="ListBullet"/>
+      </w:pPr>
+      <w:r>
+        <w:t>preservar a continuidade dos serviços durante manutenções e mudanças;</w:t>
+      </w:r>
+    </w:p>
+    <w:p>
+      <w:pPr>
+        <w:pStyle w:val="ListBullet"/>
+      </w:pPr>
+      <w:r>
+        <w:t>apoiar testes de contingência, Anti-DDoS, failover, QoS e roteamento;</w:t>
+      </w:r>
+    </w:p>
+    <w:p>
+      <w:pPr>
+        <w:pStyle w:val="ListBullet"/>
+      </w:pPr>
+      <w:r>
+        <w:t>responder integralmente pela execução, inclusive quando houver subcontratação acessória;</w:t>
+      </w:r>
+    </w:p>
+    <w:p>
+      <w:pPr>
+        <w:pStyle w:val="ListBullet"/>
+      </w:pPr>
+      <w:r>
+        <w:t>manter autorização, outorga, licença ou regularidade regulatória aplicável à prestação dos serviços.</w:t>
+      </w:r>
+    </w:p>
+    <w:p>
+      <w:pPr>
+        <w:pStyle w:val="Heading2"/>
+      </w:pPr>
+      <w:r>
+        <w:t>20. Obrigações do contratante</w:t>
+      </w:r>
+    </w:p>
+    <w:p>
+      <w:r>
+        <w:t>O TRT10 deverá:</w:t>
+      </w:r>
+    </w:p>
+    <w:p>
+      <w:pPr>
+        <w:pStyle w:val="ListBullet"/>
+      </w:pPr>
+      <w:r>
+        <w:t>disponibilizar acesso às dependências, salas técnicas, racks e pontos de instalação;</w:t>
+      </w:r>
+    </w:p>
+    <w:p>
+      <w:pPr>
+        <w:pStyle w:val="ListBullet"/>
+      </w:pPr>
+      <w:r>
+        <w:t>indicar fiscais, gestor e pontos de contato técnico;</w:t>
+      </w:r>
+    </w:p>
+    <w:p>
+      <w:pPr>
+        <w:pStyle w:val="ListBullet"/>
+      </w:pPr>
+      <w:r>
+        <w:t>aprovar janelas de manutenção com risco de impacto;</w:t>
+      </w:r>
+    </w:p>
+    <w:p>
+      <w:pPr>
+        <w:pStyle w:val="ListBullet"/>
+      </w:pPr>
+      <w:r>
+        <w:t>fornecer informações necessárias de endereçamento, rotas, políticas de segurança e integração;</w:t>
+      </w:r>
+    </w:p>
+    <w:p>
+      <w:pPr>
+        <w:pStyle w:val="ListBullet"/>
+      </w:pPr>
+      <w:r>
+        <w:t>realizar testes de aceite e fiscalização;</w:t>
+      </w:r>
+    </w:p>
+    <w:p>
+      <w:pPr>
+        <w:pStyle w:val="ListBullet"/>
+      </w:pPr>
+      <w:r>
+        <w:t>registrar chamados e evidências de indisponibilidade quando detectadas;</w:t>
+      </w:r>
+    </w:p>
+    <w:p>
+      <w:pPr>
+        <w:pStyle w:val="ListBullet"/>
+      </w:pPr>
+      <w:r>
+        <w:t>efetuar pagamentos após aceite, medição e validação da prestação dos serviços.</w:t>
       </w:r>
     </w:p>
     <w:p>
@@ -3345,7 +5981,7 @@
         <w:pStyle w:val="Heading1"/>
       </w:pPr>
       <w:r>
-        <w:t>Secao V - Criterios de Selecao</w:t>
+        <w:t>VII - CRITÉRIOS DE SELEÇÃO DO FORNECEDOR</w:t>
       </w:r>
     </w:p>
     <w:p>
@@ -3353,12 +5989,12 @@
         <w:pStyle w:val="Heading2"/>
       </w:pPr>
       <w:r>
-        <w:t>16. Habilitacao juridica, fiscal, social e trabalhista</w:t>
+        <w:t>21. Habilitação jurídica, fiscal, social e trabalhista</w:t>
       </w:r>
     </w:p>
     <w:p>
       <w:r>
-        <w:t>Aplicam-se os requisitos ordinarios da Lei no 14.133/2021 e do edital.</w:t>
+        <w:t>Aplicam-se os requisitos ordinários da Lei nº 14.133/2021, do edital e da regulamentação aplicável.</w:t>
       </w:r>
     </w:p>
     <w:p>
@@ -3366,27 +6002,12 @@
         <w:pStyle w:val="Heading2"/>
       </w:pPr>
       <w:r>
-        <w:t>17. Qualificacao tecnica</w:t>
+        <w:t>22. Regularidade regulatória</w:t>
       </w:r>
     </w:p>
     <w:p>
       <w:r>
-        <w:t>17.1 A licitante devera comprovar aptidao para prestacao de servicos de comunicacao de dados corporativa, MPLS, rede privada gerenciada ou objeto equivalente.</w:t>
-      </w:r>
-    </w:p>
-    <w:p>
-      <w:r>
-        <w:t>17.2 Sugere-se exigir atestado que comprove prestacao de servico semelhante, com caracteristicas compativeis de rede privada, multiplas localidades, suporte tecnico e SLA.</w:t>
-      </w:r>
-    </w:p>
-    <w:p>
-      <w:r>
-        <w:t>17.2.1 O edital devera definir quantitativo minimo proporcional e justificavel para a qualificacao tecnica, evitando exigencias que restrinjam indevidamente a competitividade. Como hipotese de trabalho, recomenda-se exigir experiencia em rede corporativa gerenciada com multiplas localidades, monitoramento, suporte e SLA, em percentual ou numero de localidades a ser definido apos pesquisa de mercado.</w:t>
-      </w:r>
-    </w:p>
-    <w:p>
-      <w:r>
-        <w:t>17.3 A contratada devera possuir autorizacao, outorga ou instrumento regulatorio aplicavel para prestacao dos servicos de telecomunicacoes, quando exigivel pela regulamentacao setorial.</w:t>
+        <w:t>A licitante deverá comprovar autorização, outorga, licença ou regularidade regulatória aplicável à prestação de serviços de telecomunicações/comunicação de dados, especialmente SCM ou enquadramento equivalente perante a Anatel, diretamente ou por arranjo juridicamente admitido.</w:t>
       </w:r>
     </w:p>
     <w:p>
@@ -3394,12 +6015,72 @@
         <w:pStyle w:val="Heading2"/>
       </w:pPr>
       <w:r>
-        <w:t>18. Vistoria previa</w:t>
+        <w:t>23. Qualificação técnica</w:t>
       </w:r>
     </w:p>
     <w:p>
       <w:r>
-        <w:t>A vistoria previa podera ser facultativa, substituivel por declaracao de conhecimento das condicoes locais. A nao realizacao da vistoria nao devera embasar pedidos posteriores de acrescimo de custo.</w:t>
+        <w:t>A licitante deverá comprovar experiência anterior compatível com o grupo ou item disputado:</w:t>
+      </w:r>
+    </w:p>
+    <w:p>
+      <w:pPr>
+        <w:pStyle w:val="ListBullet"/>
+      </w:pPr>
+      <w:r>
+        <w:t>para o grupo MPLS: prestação de serviço de rede corporativa MPLS, L3VPN, rede privada gerenciada ou tecnologia equivalente, com múltiplas localidades, monitoramento, suporte, SLA, CPEs ou roteadores e operação continuada;</w:t>
+      </w:r>
+    </w:p>
+    <w:p>
+      <w:pPr>
+        <w:pStyle w:val="ListBullet"/>
+      </w:pPr>
+      <w:r>
+        <w:t>para o item/link dedicado Sede-Foro: prestação de serviço de link dedicado, LAN-to-LAN, Metro Ethernet, E-Line, E-LAN, clear channel ou enlace privativo de alta capacidade por fibra óptica;</w:t>
+      </w:r>
+    </w:p>
+    <w:p>
+      <w:pPr>
+        <w:pStyle w:val="ListBullet"/>
+      </w:pPr>
+      <w:r>
+        <w:t>para os links de Internet: prestação de serviço de Internet dedicada corporativa com capacidade elevada, suporte, SLA, roteamento e proteção Anti-DDoS ou serviço equivalente.</w:t>
+      </w:r>
+    </w:p>
+    <w:p>
+      <w:r>
+        <w:t>Para o grupo MPLS, a experiência mínima deverá abranger pelo menos 5 localidades ou 50% do quantitativo de localidades do TRT10, admitido somatório de atestados tecnicamente compatíveis. Para enlaces de alta capacidade, será aceita comprovação de experiência com pelo menos 1 enlace de 1 Gbps ou superior, sem exigência de identidade absoluta com a capacidade de 25 Gbps.</w:t>
+      </w:r>
+    </w:p>
+    <w:p>
+      <w:r>
+        <w:t>Não será exigida certificação de fabricante específico. Poderá ser exigida indicação de responsável técnico ou equipe técnica com experiência em redes corporativas, telecomunicações, roteamento, segurança de rede ou operação de serviços de comunicação de dados.</w:t>
+      </w:r>
+    </w:p>
+    <w:p>
+      <w:pPr>
+        <w:pStyle w:val="Heading2"/>
+      </w:pPr>
+      <w:r>
+        <w:t>24. Qualificação econômico-financeira</w:t>
+      </w:r>
+    </w:p>
+    <w:p>
+      <w:r>
+        <w:t>Serão exigidas qualificações econômico-financeiras ordinárias previstas na legislação e no edital, incluindo balanço patrimonial e demonstrações contábeis quando aplicáveis. Caso os índices contábeis mínimos não sejam atendidos, admitir-se-á comprovação alternativa de patrimônio líquido mínimo de 10% do valor estimado anual do grupo ou item disputado, observada a proporcionalidade e os limites legais.</w:t>
+      </w:r>
+    </w:p>
+    <w:p>
+      <w:pPr>
+        <w:pStyle w:val="Heading2"/>
+      </w:pPr>
+      <w:r>
+        <w:t>25. Vistoria</w:t>
+      </w:r>
+    </w:p>
+    <w:p>
+      <w:r>
+        <w:t>A vistoria será facultativa e poderá ser substituída por declaração de conhecimento das condições locais e responsabilidade pela proposta. A não realização de vistoria não justificará acréscimo posterior de custos, desde que disponibilizadas no edital as informações mínimas de localidade, endereço e condições de execução.</w:t>
       </w:r>
     </w:p>
     <w:p>
@@ -3407,7 +6088,7 @@
         <w:pStyle w:val="Heading1"/>
       </w:pPr>
       <w:r>
-        <w:t>Secao VI - Vigencia, Pagamento e Reajuste</w:t>
+        <w:t>VIII - PARCELAMENTO, ADJUDICAÇÃO E DIVERSIDADE DE PROVEDORES</w:t>
       </w:r>
     </w:p>
     <w:p>
@@ -3415,12 +6096,44 @@
         <w:pStyle w:val="Heading2"/>
       </w:pPr>
       <w:r>
-        <w:t>19. Vigencia</w:t>
+        <w:t>26. Modelagem de parcelamento</w:t>
       </w:r>
     </w:p>
     <w:p>
       <w:r>
-        <w:t>Sugere-se vigencia inicial de 5 anos, em coerencia com o historico do contrato SD-WAN e com a natureza continuada do servico, observada a legislacao vigente e justificativa de vantajosidade.</w:t>
+        <w:t>A contratação será parcelada da seguinte forma:</w:t>
+      </w:r>
+    </w:p>
+    <w:p>
+      <w:pPr>
+        <w:pStyle w:val="ListBullet"/>
+      </w:pPr>
+      <w:r>
+        <w:t>Grupo 1: circuitos MPLS dos itens 1 a 10, em razão da necessidade de roteamento integrado, QoS, monitoramento centralizado, SLA de ponta a ponta e responsabilização técnica única;</w:t>
+      </w:r>
+    </w:p>
+    <w:p>
+      <w:pPr>
+        <w:pStyle w:val="ListBullet"/>
+      </w:pPr>
+      <w:r>
+        <w:t>Item 11: link dedicado ponto-a-ponto Sede-Foro de 25 Gbps, em item próprio, por possuir tecnologia, finalidade e escala distintas da malha MPLS;</w:t>
+      </w:r>
+    </w:p>
+    <w:p>
+      <w:pPr>
+        <w:pStyle w:val="ListBullet"/>
+      </w:pPr>
+      <w:r>
+        <w:t>Itens 12, 13 e 14: links de Internet da Sede, licitados separadamente;</w:t>
+      </w:r>
+    </w:p>
+    <w:p>
+      <w:pPr>
+        <w:pStyle w:val="ListBullet"/>
+      </w:pPr>
+      <w:r>
+        <w:t>Itens 15 e 16: links de Internet do Foro de Brasília, licitados separadamente.</w:t>
       </w:r>
     </w:p>
     <w:p>
@@ -3428,12 +6141,20 @@
         <w:pStyle w:val="Heading2"/>
       </w:pPr>
       <w:r>
-        <w:t>20. Pagamento</w:t>
+        <w:t>27. Regra de diversidade para links de Internet</w:t>
       </w:r>
     </w:p>
     <w:p>
       <w:r>
-        <w:t>O pagamento sera mensal por circuito efetivamente ativado e aceito, condicionado a apresentacao de nota fiscal, relatorio de disponibilidade e ateste da fiscalizacao.</w:t>
+        <w:t>Uma mesma empresa, CNPJ, grupo econômico ou provedor operacionalmente dependente não poderá ser adjudicatário de mais de um link de Internet na mesma localidade. Se a mesma licitante apresentar a melhor proposta em mais de um item de Internet da mesma localidade, será adjudicado apenas um desses itens à licitante, observada a ordem de vantajosidade definida no edital, convocando-se a próxima classificada aceitável para os demais itens.</w:t>
+      </w:r>
+    </w:p>
+    <w:p>
+      <w:pPr>
+        <w:pStyle w:val="Heading1"/>
+      </w:pPr>
+      <w:r>
+        <w:t>IX - VIGÊNCIA, PAGAMENTO, REAJUSTE E GARANTIA</w:t>
       </w:r>
     </w:p>
     <w:p>
@@ -3441,12 +6162,12 @@
         <w:pStyle w:val="Heading2"/>
       </w:pPr>
       <w:r>
-        <w:t>21. Reajuste</w:t>
+        <w:t>28. Vigência</w:t>
       </w:r>
     </w:p>
     <w:p>
       <w:r>
-        <w:t>O reajuste devera observar indice setorial ou indice geral definido pela area competente no TR final, com periodicidade minima legal.</w:t>
+        <w:t>A vigência inicial será de 60 meses, por se tratar de serviço continuado essencial, com prestação ininterrupta, implantação relevante, necessidade de amortização de infraestrutura, monitoramento permanente e maior vantajosidade esperada em contratos de prazo compatível com telecomunicações corporativas.</w:t>
       </w:r>
     </w:p>
     <w:p>
@@ -3454,12 +6175,43 @@
         <w:pStyle w:val="Heading2"/>
       </w:pPr>
       <w:r>
-        <w:t>22. Garantia de execucao</w:t>
+        <w:t>29. Pagamento</w:t>
       </w:r>
     </w:p>
     <w:p>
       <w:r>
-        <w:t>A exigencia de garantia contratual devera ser avaliada na versao final com base no valor estimado, risco e orientacao juridica. Caso exigida, sugere-se percentual compativel com a Lei no 14.133/2021.</w:t>
+        <w:t>O pagamento será mensal, por circuito, enlace ou link efetivamente ativado, aceito e disponível, condicionado à apresentação de nota fiscal, relatório mensal, validação de disponibilidade, aplicação de glosas quando cabíveis e ateste da fiscalização.</w:t>
+      </w:r>
+    </w:p>
+    <w:p>
+      <w:r>
+        <w:t>Não será devido pagamento por circuito, enlace ou link antes do aceite provisório correspondente.</w:t>
+      </w:r>
+    </w:p>
+    <w:p>
+      <w:pPr>
+        <w:pStyle w:val="Heading2"/>
+      </w:pPr>
+      <w:r>
+        <w:t>30. Reajuste</w:t>
+      </w:r>
+    </w:p>
+    <w:p>
+      <w:r>
+        <w:t>O reajuste observará periodicidade mínima legal de 12 meses, contados da data do orçamento estimado, utilizando índice setorial aplicável a serviços de telecomunicações ou, na ausência de definição setorial adotada pelo TRT10, IPCA/IBGE.</w:t>
+      </w:r>
+    </w:p>
+    <w:p>
+      <w:pPr>
+        <w:pStyle w:val="Heading2"/>
+      </w:pPr>
+      <w:r>
+        <w:t>31. Garantia de execução contratual</w:t>
+      </w:r>
+    </w:p>
+    <w:p>
+      <w:r>
+        <w:t>Será exigida garantia de execução contratual de 5% do valor anual estimado do grupo ou item contratado, admitidas as modalidades previstas na Lei nº 14.133/2021. A garantia deverá permanecer válida durante toda a vigência contratual e por 90 dias após seu encerramento, cobrindo atraso de implantação, descumprimento de SLA, indisponibilidade, falhas de integração, danos, multas e obrigações inadimplidas.</w:t>
       </w:r>
     </w:p>
     <w:p>
@@ -3467,12 +6219,2431 @@
         <w:pStyle w:val="Heading1"/>
       </w:pPr>
       <w:r>
-        <w:t>Secao VII - Sancoes, Alteracao e Extincao</w:t>
+        <w:t>X - ESTIMATIVA DE VALOR</w:t>
+      </w:r>
+    </w:p>
+    <w:p>
+      <w:pPr>
+        <w:pStyle w:val="Heading2"/>
+      </w:pPr>
+      <w:r>
+        <w:t>32. Valor estimado da contratação</w:t>
       </w:r>
     </w:p>
     <w:p>
       <w:r>
-        <w:t>Aplicam-se as sancoes, hipoteses de alteracao e extincao previstas na Lei no 14.133/2021, edital e contrato, sem prejuizo das glosas especificas de nivel de servico.</w:t>
+        <w:t xml:space="preserve">A estimativa de planejamento, baseada em referências PNCP documentadas no ETP, é de </w:t>
+      </w:r>
+      <w:r>
+        <w:rPr>
+          <w:b/>
+        </w:rPr>
+        <w:t>R$ 154.654,55 mensais</w:t>
+      </w:r>
+      <w:r>
+        <w:t xml:space="preserve"> e </w:t>
+      </w:r>
+      <w:r>
+        <w:rPr>
+          <w:b/>
+        </w:rPr>
+        <w:t>R$ 1.855.854,60 anuais</w:t>
+      </w:r>
+      <w:r>
+        <w:t>, conforme memória de cálculo:</w:t>
+      </w:r>
+    </w:p>
+    <w:tbl>
+      <w:tblPr>
+        <w:tblStyle w:val="TableGrid"/>
+        <w:tblW w:type="dxa" w:w="9360"/>
+        <w:jc w:val="center"/>
+        <w:tblLook w:firstColumn="1" w:firstRow="1" w:lastColumn="0" w:lastRow="0" w:noHBand="0" w:noVBand="1" w:val="04A0"/>
+        <w:tblInd w:w="120" w:type="dxa"/>
+      </w:tblPr>
+      <w:tblGrid>
+        <w:gridCol w:w="1560"/>
+        <w:gridCol w:w="1560"/>
+        <w:gridCol w:w="1560"/>
+        <w:gridCol w:w="1560"/>
+        <w:gridCol w:w="1560"/>
+        <w:gridCol w:w="1560"/>
+      </w:tblGrid>
+      <w:tr>
+        <w:tc>
+          <w:tcPr>
+            <w:tcW w:type="dxa" w:w="1560"/>
+            <w:vAlign w:val="center"/>
+            <w:tcMar>
+              <w:top w:w="80" w:type="dxa"/>
+              <w:start w:w="120" w:type="dxa"/>
+              <w:bottom w:w="80" w:type="dxa"/>
+              <w:end w:w="120" w:type="dxa"/>
+            </w:tcMar>
+            <w:shd w:fill="E8EEF5"/>
+          </w:tcPr>
+          <w:p>
+            <w:pPr>
+              <w:spacing w:after="0"/>
+            </w:pPr>
+            <w:r>
+              <w:rPr>
+                <w:rFonts w:ascii="Calibri" w:hAnsi="Calibri"/>
+                <w:b/>
+                <w:color w:val="01426A"/>
+                <w:sz w:val="18"/>
+              </w:rPr>
+              <w:t>Grupo / item</w:t>
+            </w:r>
+          </w:p>
+        </w:tc>
+        <w:tc>
+          <w:tcPr>
+            <w:tcW w:type="dxa" w:w="1560"/>
+            <w:vAlign w:val="center"/>
+            <w:tcMar>
+              <w:top w:w="80" w:type="dxa"/>
+              <w:start w:w="120" w:type="dxa"/>
+              <w:bottom w:w="80" w:type="dxa"/>
+              <w:end w:w="120" w:type="dxa"/>
+            </w:tcMar>
+            <w:shd w:fill="E8EEF5"/>
+          </w:tcPr>
+          <w:p>
+            <w:pPr>
+              <w:spacing w:after="0"/>
+            </w:pPr>
+            <w:r>
+              <w:rPr>
+                <w:rFonts w:ascii="Calibri" w:hAnsi="Calibri"/>
+                <w:b/>
+                <w:color w:val="01426A"/>
+                <w:sz w:val="18"/>
+              </w:rPr>
+              <w:t>Referências e fórmula</w:t>
+            </w:r>
+          </w:p>
+        </w:tc>
+        <w:tc>
+          <w:tcPr>
+            <w:tcW w:type="dxa" w:w="1560"/>
+            <w:vAlign w:val="center"/>
+            <w:tcMar>
+              <w:top w:w="80" w:type="dxa"/>
+              <w:start w:w="120" w:type="dxa"/>
+              <w:bottom w:w="80" w:type="dxa"/>
+              <w:end w:w="120" w:type="dxa"/>
+            </w:tcMar>
+            <w:shd w:fill="E8EEF5"/>
+          </w:tcPr>
+          <w:p>
+            <w:pPr>
+              <w:spacing w:after="0"/>
+            </w:pPr>
+            <w:r>
+              <w:rPr>
+                <w:rFonts w:ascii="Calibri" w:hAnsi="Calibri"/>
+                <w:b/>
+                <w:color w:val="01426A"/>
+                <w:sz w:val="18"/>
+              </w:rPr>
+              <w:t>Quantidade</w:t>
+            </w:r>
+          </w:p>
+        </w:tc>
+        <w:tc>
+          <w:tcPr>
+            <w:tcW w:type="dxa" w:w="1560"/>
+            <w:vAlign w:val="center"/>
+            <w:tcMar>
+              <w:top w:w="80" w:type="dxa"/>
+              <w:start w:w="120" w:type="dxa"/>
+              <w:bottom w:w="80" w:type="dxa"/>
+              <w:end w:w="120" w:type="dxa"/>
+            </w:tcMar>
+            <w:shd w:fill="E8EEF5"/>
+          </w:tcPr>
+          <w:p>
+            <w:pPr>
+              <w:spacing w:after="0"/>
+            </w:pPr>
+            <w:r>
+              <w:rPr>
+                <w:rFonts w:ascii="Calibri" w:hAnsi="Calibri"/>
+                <w:b/>
+                <w:color w:val="01426A"/>
+                <w:sz w:val="18"/>
+              </w:rPr>
+              <w:t>Valor mensal unitário</w:t>
+            </w:r>
+          </w:p>
+        </w:tc>
+        <w:tc>
+          <w:tcPr>
+            <w:tcW w:type="dxa" w:w="1560"/>
+            <w:vAlign w:val="center"/>
+            <w:tcMar>
+              <w:top w:w="80" w:type="dxa"/>
+              <w:start w:w="120" w:type="dxa"/>
+              <w:bottom w:w="80" w:type="dxa"/>
+              <w:end w:w="120" w:type="dxa"/>
+            </w:tcMar>
+            <w:shd w:fill="E8EEF5"/>
+          </w:tcPr>
+          <w:p>
+            <w:pPr>
+              <w:spacing w:after="0"/>
+            </w:pPr>
+            <w:r>
+              <w:rPr>
+                <w:rFonts w:ascii="Calibri" w:hAnsi="Calibri"/>
+                <w:b/>
+                <w:color w:val="01426A"/>
+                <w:sz w:val="18"/>
+              </w:rPr>
+              <w:t>Valor mensal</w:t>
+            </w:r>
+          </w:p>
+        </w:tc>
+        <w:tc>
+          <w:tcPr>
+            <w:tcW w:type="dxa" w:w="1560"/>
+            <w:vAlign w:val="center"/>
+            <w:tcMar>
+              <w:top w:w="80" w:type="dxa"/>
+              <w:start w:w="120" w:type="dxa"/>
+              <w:bottom w:w="80" w:type="dxa"/>
+              <w:end w:w="120" w:type="dxa"/>
+            </w:tcMar>
+            <w:shd w:fill="E8EEF5"/>
+          </w:tcPr>
+          <w:p>
+            <w:pPr>
+              <w:spacing w:after="0"/>
+            </w:pPr>
+            <w:r>
+              <w:rPr>
+                <w:rFonts w:ascii="Calibri" w:hAnsi="Calibri"/>
+                <w:b/>
+                <w:color w:val="01426A"/>
+                <w:sz w:val="18"/>
+              </w:rPr>
+              <w:t>Valor anual</w:t>
+            </w:r>
+          </w:p>
+        </w:tc>
+      </w:tr>
+      <w:tr>
+        <w:tc>
+          <w:tcPr>
+            <w:tcW w:type="dxa" w:w="1560"/>
+            <w:vAlign w:val="center"/>
+            <w:tcMar>
+              <w:top w:w="80" w:type="dxa"/>
+              <w:start w:w="120" w:type="dxa"/>
+              <w:bottom w:w="80" w:type="dxa"/>
+              <w:end w:w="120" w:type="dxa"/>
+            </w:tcMar>
+          </w:tcPr>
+          <w:p>
+            <w:pPr>
+              <w:spacing w:after="0"/>
+            </w:pPr>
+            <w:r>
+              <w:rPr>
+                <w:rFonts w:ascii="Calibri" w:hAnsi="Calibri"/>
+                <w:sz w:val="18"/>
+              </w:rPr>
+              <w:t>MPLS 1 Gbps</w:t>
+            </w:r>
+          </w:p>
+        </w:tc>
+        <w:tc>
+          <w:tcPr>
+            <w:tcW w:type="dxa" w:w="1560"/>
+            <w:vAlign w:val="center"/>
+            <w:tcMar>
+              <w:top w:w="80" w:type="dxa"/>
+              <w:start w:w="120" w:type="dxa"/>
+              <w:bottom w:w="80" w:type="dxa"/>
+              <w:end w:w="120" w:type="dxa"/>
+            </w:tcMar>
+          </w:tcPr>
+          <w:p>
+            <w:pPr>
+              <w:spacing w:after="0"/>
+            </w:pPr>
+            <w:r>
+              <w:rPr>
+                <w:rFonts w:ascii="Calibri" w:hAnsi="Calibri"/>
+                <w:sz w:val="18"/>
+              </w:rPr>
+              <w:t>Mediana PNCP: SENAR/MS R$ 6.950,00; Brusque/SC R$ 7.295,00; Chapecó/SC R$ 574,00; ANCINE R$ 8.211,77</w:t>
+            </w:r>
+          </w:p>
+        </w:tc>
+        <w:tc>
+          <w:tcPr>
+            <w:tcW w:type="dxa" w:w="1560"/>
+            <w:vAlign w:val="center"/>
+            <w:tcMar>
+              <w:top w:w="80" w:type="dxa"/>
+              <w:start w:w="120" w:type="dxa"/>
+              <w:bottom w:w="80" w:type="dxa"/>
+              <w:end w:w="120" w:type="dxa"/>
+            </w:tcMar>
+          </w:tcPr>
+          <w:p>
+            <w:pPr>
+              <w:spacing w:after="0"/>
+            </w:pPr>
+            <w:r>
+              <w:rPr>
+                <w:rFonts w:ascii="Calibri" w:hAnsi="Calibri"/>
+                <w:sz w:val="18"/>
+              </w:rPr>
+              <w:t>2</w:t>
+            </w:r>
+          </w:p>
+        </w:tc>
+        <w:tc>
+          <w:tcPr>
+            <w:tcW w:type="dxa" w:w="1560"/>
+            <w:vAlign w:val="center"/>
+            <w:tcMar>
+              <w:top w:w="80" w:type="dxa"/>
+              <w:start w:w="120" w:type="dxa"/>
+              <w:bottom w:w="80" w:type="dxa"/>
+              <w:end w:w="120" w:type="dxa"/>
+            </w:tcMar>
+          </w:tcPr>
+          <w:p>
+            <w:pPr>
+              <w:spacing w:after="0"/>
+            </w:pPr>
+            <w:r>
+              <w:rPr>
+                <w:rFonts w:ascii="Calibri" w:hAnsi="Calibri"/>
+                <w:sz w:val="18"/>
+              </w:rPr>
+              <w:t>R$ 7.122,50</w:t>
+            </w:r>
+          </w:p>
+        </w:tc>
+        <w:tc>
+          <w:tcPr>
+            <w:tcW w:type="dxa" w:w="1560"/>
+            <w:vAlign w:val="center"/>
+            <w:tcMar>
+              <w:top w:w="80" w:type="dxa"/>
+              <w:start w:w="120" w:type="dxa"/>
+              <w:bottom w:w="80" w:type="dxa"/>
+              <w:end w:w="120" w:type="dxa"/>
+            </w:tcMar>
+          </w:tcPr>
+          <w:p>
+            <w:pPr>
+              <w:spacing w:after="0"/>
+            </w:pPr>
+            <w:r>
+              <w:rPr>
+                <w:rFonts w:ascii="Calibri" w:hAnsi="Calibri"/>
+                <w:sz w:val="18"/>
+              </w:rPr>
+              <w:t>R$ 14.245,00</w:t>
+            </w:r>
+          </w:p>
+        </w:tc>
+        <w:tc>
+          <w:tcPr>
+            <w:tcW w:type="dxa" w:w="1560"/>
+            <w:vAlign w:val="center"/>
+            <w:tcMar>
+              <w:top w:w="80" w:type="dxa"/>
+              <w:start w:w="120" w:type="dxa"/>
+              <w:bottom w:w="80" w:type="dxa"/>
+              <w:end w:w="120" w:type="dxa"/>
+            </w:tcMar>
+          </w:tcPr>
+          <w:p>
+            <w:pPr>
+              <w:spacing w:after="0"/>
+            </w:pPr>
+            <w:r>
+              <w:rPr>
+                <w:rFonts w:ascii="Calibri" w:hAnsi="Calibri"/>
+                <w:sz w:val="18"/>
+              </w:rPr>
+              <w:t>R$ 170.940,00</w:t>
+            </w:r>
+          </w:p>
+        </w:tc>
+      </w:tr>
+      <w:tr>
+        <w:tc>
+          <w:tcPr>
+            <w:tcW w:type="dxa" w:w="1560"/>
+            <w:vAlign w:val="center"/>
+            <w:tcMar>
+              <w:top w:w="80" w:type="dxa"/>
+              <w:start w:w="120" w:type="dxa"/>
+              <w:bottom w:w="80" w:type="dxa"/>
+              <w:end w:w="120" w:type="dxa"/>
+            </w:tcMar>
+          </w:tcPr>
+          <w:p>
+            <w:pPr>
+              <w:spacing w:after="0"/>
+            </w:pPr>
+            <w:r>
+              <w:rPr>
+                <w:rFonts w:ascii="Calibri" w:hAnsi="Calibri"/>
+                <w:sz w:val="18"/>
+              </w:rPr>
+              <w:t>MPLS 500 Mbps</w:t>
+            </w:r>
+          </w:p>
+        </w:tc>
+        <w:tc>
+          <w:tcPr>
+            <w:tcW w:type="dxa" w:w="1560"/>
+            <w:vAlign w:val="center"/>
+            <w:tcMar>
+              <w:top w:w="80" w:type="dxa"/>
+              <w:start w:w="120" w:type="dxa"/>
+              <w:bottom w:w="80" w:type="dxa"/>
+              <w:end w:w="120" w:type="dxa"/>
+            </w:tcMar>
+          </w:tcPr>
+          <w:p>
+            <w:pPr>
+              <w:spacing w:after="0"/>
+            </w:pPr>
+            <w:r>
+              <w:rPr>
+                <w:rFonts w:ascii="Calibri" w:hAnsi="Calibri"/>
+                <w:sz w:val="18"/>
+              </w:rPr>
+              <w:t>Mediana PNCP: Chapecó/SC R$ 410,00; ANCINE R$ 5.875,42; Cascavel/PR R$ 1.900,00</w:t>
+            </w:r>
+          </w:p>
+        </w:tc>
+        <w:tc>
+          <w:tcPr>
+            <w:tcW w:type="dxa" w:w="1560"/>
+            <w:vAlign w:val="center"/>
+            <w:tcMar>
+              <w:top w:w="80" w:type="dxa"/>
+              <w:start w:w="120" w:type="dxa"/>
+              <w:bottom w:w="80" w:type="dxa"/>
+              <w:end w:w="120" w:type="dxa"/>
+            </w:tcMar>
+          </w:tcPr>
+          <w:p>
+            <w:pPr>
+              <w:spacing w:after="0"/>
+            </w:pPr>
+            <w:r>
+              <w:rPr>
+                <w:rFonts w:ascii="Calibri" w:hAnsi="Calibri"/>
+                <w:sz w:val="18"/>
+              </w:rPr>
+              <w:t>3</w:t>
+            </w:r>
+          </w:p>
+        </w:tc>
+        <w:tc>
+          <w:tcPr>
+            <w:tcW w:type="dxa" w:w="1560"/>
+            <w:vAlign w:val="center"/>
+            <w:tcMar>
+              <w:top w:w="80" w:type="dxa"/>
+              <w:start w:w="120" w:type="dxa"/>
+              <w:bottom w:w="80" w:type="dxa"/>
+              <w:end w:w="120" w:type="dxa"/>
+            </w:tcMar>
+          </w:tcPr>
+          <w:p>
+            <w:pPr>
+              <w:spacing w:after="0"/>
+            </w:pPr>
+            <w:r>
+              <w:rPr>
+                <w:rFonts w:ascii="Calibri" w:hAnsi="Calibri"/>
+                <w:sz w:val="18"/>
+              </w:rPr>
+              <w:t>R$ 1.900,00</w:t>
+            </w:r>
+          </w:p>
+        </w:tc>
+        <w:tc>
+          <w:tcPr>
+            <w:tcW w:type="dxa" w:w="1560"/>
+            <w:vAlign w:val="center"/>
+            <w:tcMar>
+              <w:top w:w="80" w:type="dxa"/>
+              <w:start w:w="120" w:type="dxa"/>
+              <w:bottom w:w="80" w:type="dxa"/>
+              <w:end w:w="120" w:type="dxa"/>
+            </w:tcMar>
+          </w:tcPr>
+          <w:p>
+            <w:pPr>
+              <w:spacing w:after="0"/>
+            </w:pPr>
+            <w:r>
+              <w:rPr>
+                <w:rFonts w:ascii="Calibri" w:hAnsi="Calibri"/>
+                <w:sz w:val="18"/>
+              </w:rPr>
+              <w:t>R$ 5.700,00</w:t>
+            </w:r>
+          </w:p>
+        </w:tc>
+        <w:tc>
+          <w:tcPr>
+            <w:tcW w:type="dxa" w:w="1560"/>
+            <w:vAlign w:val="center"/>
+            <w:tcMar>
+              <w:top w:w="80" w:type="dxa"/>
+              <w:start w:w="120" w:type="dxa"/>
+              <w:bottom w:w="80" w:type="dxa"/>
+              <w:end w:w="120" w:type="dxa"/>
+            </w:tcMar>
+          </w:tcPr>
+          <w:p>
+            <w:pPr>
+              <w:spacing w:after="0"/>
+            </w:pPr>
+            <w:r>
+              <w:rPr>
+                <w:rFonts w:ascii="Calibri" w:hAnsi="Calibri"/>
+                <w:sz w:val="18"/>
+              </w:rPr>
+              <w:t>R$ 68.400,00</w:t>
+            </w:r>
+          </w:p>
+        </w:tc>
+      </w:tr>
+      <w:tr>
+        <w:tc>
+          <w:tcPr>
+            <w:tcW w:type="dxa" w:w="1560"/>
+            <w:vAlign w:val="center"/>
+            <w:tcMar>
+              <w:top w:w="80" w:type="dxa"/>
+              <w:start w:w="120" w:type="dxa"/>
+              <w:bottom w:w="80" w:type="dxa"/>
+              <w:end w:w="120" w:type="dxa"/>
+            </w:tcMar>
+          </w:tcPr>
+          <w:p>
+            <w:pPr>
+              <w:spacing w:after="0"/>
+            </w:pPr>
+            <w:r>
+              <w:rPr>
+                <w:rFonts w:ascii="Calibri" w:hAnsi="Calibri"/>
+                <w:sz w:val="18"/>
+              </w:rPr>
+              <w:t>MPLS 100 Mbps</w:t>
+            </w:r>
+          </w:p>
+        </w:tc>
+        <w:tc>
+          <w:tcPr>
+            <w:tcW w:type="dxa" w:w="1560"/>
+            <w:vAlign w:val="center"/>
+            <w:tcMar>
+              <w:top w:w="80" w:type="dxa"/>
+              <w:start w:w="120" w:type="dxa"/>
+              <w:bottom w:w="80" w:type="dxa"/>
+              <w:end w:w="120" w:type="dxa"/>
+            </w:tcMar>
+          </w:tcPr>
+          <w:p>
+            <w:pPr>
+              <w:spacing w:after="0"/>
+            </w:pPr>
+            <w:r>
+              <w:rPr>
+                <w:rFonts w:ascii="Calibri" w:hAnsi="Calibri"/>
+                <w:sz w:val="18"/>
+              </w:rPr>
+              <w:t>Mediana PNCP: CODEVASF R$ 2.161,00; Cascavel/PR R$ 1.900,00; Chapecó/SC R$ 202,97</w:t>
+            </w:r>
+          </w:p>
+        </w:tc>
+        <w:tc>
+          <w:tcPr>
+            <w:tcW w:type="dxa" w:w="1560"/>
+            <w:vAlign w:val="center"/>
+            <w:tcMar>
+              <w:top w:w="80" w:type="dxa"/>
+              <w:start w:w="120" w:type="dxa"/>
+              <w:bottom w:w="80" w:type="dxa"/>
+              <w:end w:w="120" w:type="dxa"/>
+            </w:tcMar>
+          </w:tcPr>
+          <w:p>
+            <w:pPr>
+              <w:spacing w:after="0"/>
+            </w:pPr>
+            <w:r>
+              <w:rPr>
+                <w:rFonts w:ascii="Calibri" w:hAnsi="Calibri"/>
+                <w:sz w:val="18"/>
+              </w:rPr>
+              <w:t>5</w:t>
+            </w:r>
+          </w:p>
+        </w:tc>
+        <w:tc>
+          <w:tcPr>
+            <w:tcW w:type="dxa" w:w="1560"/>
+            <w:vAlign w:val="center"/>
+            <w:tcMar>
+              <w:top w:w="80" w:type="dxa"/>
+              <w:start w:w="120" w:type="dxa"/>
+              <w:bottom w:w="80" w:type="dxa"/>
+              <w:end w:w="120" w:type="dxa"/>
+            </w:tcMar>
+          </w:tcPr>
+          <w:p>
+            <w:pPr>
+              <w:spacing w:after="0"/>
+            </w:pPr>
+            <w:r>
+              <w:rPr>
+                <w:rFonts w:ascii="Calibri" w:hAnsi="Calibri"/>
+                <w:sz w:val="18"/>
+              </w:rPr>
+              <w:t>R$ 1.900,00</w:t>
+            </w:r>
+          </w:p>
+        </w:tc>
+        <w:tc>
+          <w:tcPr>
+            <w:tcW w:type="dxa" w:w="1560"/>
+            <w:vAlign w:val="center"/>
+            <w:tcMar>
+              <w:top w:w="80" w:type="dxa"/>
+              <w:start w:w="120" w:type="dxa"/>
+              <w:bottom w:w="80" w:type="dxa"/>
+              <w:end w:w="120" w:type="dxa"/>
+            </w:tcMar>
+          </w:tcPr>
+          <w:p>
+            <w:pPr>
+              <w:spacing w:after="0"/>
+            </w:pPr>
+            <w:r>
+              <w:rPr>
+                <w:rFonts w:ascii="Calibri" w:hAnsi="Calibri"/>
+                <w:sz w:val="18"/>
+              </w:rPr>
+              <w:t>R$ 9.500,00</w:t>
+            </w:r>
+          </w:p>
+        </w:tc>
+        <w:tc>
+          <w:tcPr>
+            <w:tcW w:type="dxa" w:w="1560"/>
+            <w:vAlign w:val="center"/>
+            <w:tcMar>
+              <w:top w:w="80" w:type="dxa"/>
+              <w:start w:w="120" w:type="dxa"/>
+              <w:bottom w:w="80" w:type="dxa"/>
+              <w:end w:w="120" w:type="dxa"/>
+            </w:tcMar>
+          </w:tcPr>
+          <w:p>
+            <w:pPr>
+              <w:spacing w:after="0"/>
+            </w:pPr>
+            <w:r>
+              <w:rPr>
+                <w:rFonts w:ascii="Calibri" w:hAnsi="Calibri"/>
+                <w:sz w:val="18"/>
+              </w:rPr>
+              <w:t>R$ 114.000,00</w:t>
+            </w:r>
+          </w:p>
+        </w:tc>
+      </w:tr>
+      <w:tr>
+        <w:tc>
+          <w:tcPr>
+            <w:tcW w:type="dxa" w:w="1560"/>
+            <w:vAlign w:val="center"/>
+            <w:tcMar>
+              <w:top w:w="80" w:type="dxa"/>
+              <w:start w:w="120" w:type="dxa"/>
+              <w:bottom w:w="80" w:type="dxa"/>
+              <w:end w:w="120" w:type="dxa"/>
+            </w:tcMar>
+          </w:tcPr>
+          <w:p>
+            <w:pPr>
+              <w:spacing w:after="0"/>
+            </w:pPr>
+            <w:r>
+              <w:rPr>
+                <w:rFonts w:ascii="Calibri" w:hAnsi="Calibri"/>
+                <w:sz w:val="18"/>
+              </w:rPr>
+              <w:t>Link dedicado Sede-Foro 25 Gbps</w:t>
+            </w:r>
+          </w:p>
+        </w:tc>
+        <w:tc>
+          <w:tcPr>
+            <w:tcW w:type="dxa" w:w="1560"/>
+            <w:vAlign w:val="center"/>
+            <w:tcMar>
+              <w:top w:w="80" w:type="dxa"/>
+              <w:start w:w="120" w:type="dxa"/>
+              <w:bottom w:w="80" w:type="dxa"/>
+              <w:end w:w="120" w:type="dxa"/>
+            </w:tcMar>
+          </w:tcPr>
+          <w:p>
+            <w:pPr>
+              <w:spacing w:after="0"/>
+            </w:pPr>
+            <w:r>
+              <w:rPr>
+                <w:rFonts w:ascii="Calibri" w:hAnsi="Calibri"/>
+                <w:sz w:val="18"/>
+              </w:rPr>
+              <w:t>Ponto médio da faixa paramétrica: (R$ 30.000,00 + R$ 60.000,00) / 2</w:t>
+            </w:r>
+          </w:p>
+        </w:tc>
+        <w:tc>
+          <w:tcPr>
+            <w:tcW w:type="dxa" w:w="1560"/>
+            <w:vAlign w:val="center"/>
+            <w:tcMar>
+              <w:top w:w="80" w:type="dxa"/>
+              <w:start w:w="120" w:type="dxa"/>
+              <w:bottom w:w="80" w:type="dxa"/>
+              <w:end w:w="120" w:type="dxa"/>
+            </w:tcMar>
+          </w:tcPr>
+          <w:p>
+            <w:pPr>
+              <w:spacing w:after="0"/>
+            </w:pPr>
+            <w:r>
+              <w:rPr>
+                <w:rFonts w:ascii="Calibri" w:hAnsi="Calibri"/>
+                <w:sz w:val="18"/>
+              </w:rPr>
+              <w:t>1</w:t>
+            </w:r>
+          </w:p>
+        </w:tc>
+        <w:tc>
+          <w:tcPr>
+            <w:tcW w:type="dxa" w:w="1560"/>
+            <w:vAlign w:val="center"/>
+            <w:tcMar>
+              <w:top w:w="80" w:type="dxa"/>
+              <w:start w:w="120" w:type="dxa"/>
+              <w:bottom w:w="80" w:type="dxa"/>
+              <w:end w:w="120" w:type="dxa"/>
+            </w:tcMar>
+          </w:tcPr>
+          <w:p>
+            <w:pPr>
+              <w:spacing w:after="0"/>
+            </w:pPr>
+            <w:r>
+              <w:rPr>
+                <w:rFonts w:ascii="Calibri" w:hAnsi="Calibri"/>
+                <w:sz w:val="18"/>
+              </w:rPr>
+              <w:t>R$ 45.000,00</w:t>
+            </w:r>
+          </w:p>
+        </w:tc>
+        <w:tc>
+          <w:tcPr>
+            <w:tcW w:type="dxa" w:w="1560"/>
+            <w:vAlign w:val="center"/>
+            <w:tcMar>
+              <w:top w:w="80" w:type="dxa"/>
+              <w:start w:w="120" w:type="dxa"/>
+              <w:bottom w:w="80" w:type="dxa"/>
+              <w:end w:w="120" w:type="dxa"/>
+            </w:tcMar>
+          </w:tcPr>
+          <w:p>
+            <w:pPr>
+              <w:spacing w:after="0"/>
+            </w:pPr>
+            <w:r>
+              <w:rPr>
+                <w:rFonts w:ascii="Calibri" w:hAnsi="Calibri"/>
+                <w:sz w:val="18"/>
+              </w:rPr>
+              <w:t>R$ 45.000,00</w:t>
+            </w:r>
+          </w:p>
+        </w:tc>
+        <w:tc>
+          <w:tcPr>
+            <w:tcW w:type="dxa" w:w="1560"/>
+            <w:vAlign w:val="center"/>
+            <w:tcMar>
+              <w:top w:w="80" w:type="dxa"/>
+              <w:start w:w="120" w:type="dxa"/>
+              <w:bottom w:w="80" w:type="dxa"/>
+              <w:end w:w="120" w:type="dxa"/>
+            </w:tcMar>
+          </w:tcPr>
+          <w:p>
+            <w:pPr>
+              <w:spacing w:after="0"/>
+            </w:pPr>
+            <w:r>
+              <w:rPr>
+                <w:rFonts w:ascii="Calibri" w:hAnsi="Calibri"/>
+                <w:sz w:val="18"/>
+              </w:rPr>
+              <w:t>R$ 540.000,00</w:t>
+            </w:r>
+          </w:p>
+        </w:tc>
+      </w:tr>
+      <w:tr>
+        <w:tc>
+          <w:tcPr>
+            <w:tcW w:type="dxa" w:w="1560"/>
+            <w:vAlign w:val="center"/>
+            <w:tcMar>
+              <w:top w:w="80" w:type="dxa"/>
+              <w:start w:w="120" w:type="dxa"/>
+              <w:bottom w:w="80" w:type="dxa"/>
+              <w:end w:w="120" w:type="dxa"/>
+            </w:tcMar>
+          </w:tcPr>
+          <w:p>
+            <w:pPr>
+              <w:spacing w:after="0"/>
+            </w:pPr>
+            <w:r>
+              <w:rPr>
+                <w:rFonts w:ascii="Calibri" w:hAnsi="Calibri"/>
+                <w:sz w:val="18"/>
+              </w:rPr>
+              <w:t>Internet Sede 4 Gbps com Anti-DDoS e 32 IPs fixos</w:t>
+            </w:r>
+          </w:p>
+        </w:tc>
+        <w:tc>
+          <w:tcPr>
+            <w:tcW w:type="dxa" w:w="1560"/>
+            <w:vAlign w:val="center"/>
+            <w:tcMar>
+              <w:top w:w="80" w:type="dxa"/>
+              <w:start w:w="120" w:type="dxa"/>
+              <w:bottom w:w="80" w:type="dxa"/>
+              <w:end w:w="120" w:type="dxa"/>
+            </w:tcMar>
+          </w:tcPr>
+          <w:p>
+            <w:pPr>
+              <w:spacing w:after="0"/>
+            </w:pPr>
+            <w:r>
+              <w:rPr>
+                <w:rFonts w:ascii="Calibri" w:hAnsi="Calibri"/>
+                <w:sz w:val="18"/>
+              </w:rPr>
+              <w:t>Ipojuca/PE 4 Gbps com Anti-DDoS R$ 15.687,33 + Chapecó/SC IP /27 R$ 1.920,00</w:t>
+            </w:r>
+          </w:p>
+        </w:tc>
+        <w:tc>
+          <w:tcPr>
+            <w:tcW w:type="dxa" w:w="1560"/>
+            <w:vAlign w:val="center"/>
+            <w:tcMar>
+              <w:top w:w="80" w:type="dxa"/>
+              <w:start w:w="120" w:type="dxa"/>
+              <w:bottom w:w="80" w:type="dxa"/>
+              <w:end w:w="120" w:type="dxa"/>
+            </w:tcMar>
+          </w:tcPr>
+          <w:p>
+            <w:pPr>
+              <w:spacing w:after="0"/>
+            </w:pPr>
+            <w:r>
+              <w:rPr>
+                <w:rFonts w:ascii="Calibri" w:hAnsi="Calibri"/>
+                <w:sz w:val="18"/>
+              </w:rPr>
+              <w:t>3</w:t>
+            </w:r>
+          </w:p>
+        </w:tc>
+        <w:tc>
+          <w:tcPr>
+            <w:tcW w:type="dxa" w:w="1560"/>
+            <w:vAlign w:val="center"/>
+            <w:tcMar>
+              <w:top w:w="80" w:type="dxa"/>
+              <w:start w:w="120" w:type="dxa"/>
+              <w:bottom w:w="80" w:type="dxa"/>
+              <w:end w:w="120" w:type="dxa"/>
+            </w:tcMar>
+          </w:tcPr>
+          <w:p>
+            <w:pPr>
+              <w:spacing w:after="0"/>
+            </w:pPr>
+            <w:r>
+              <w:rPr>
+                <w:rFonts w:ascii="Calibri" w:hAnsi="Calibri"/>
+                <w:sz w:val="18"/>
+              </w:rPr>
+              <w:t>R$ 17.607,33</w:t>
+            </w:r>
+          </w:p>
+        </w:tc>
+        <w:tc>
+          <w:tcPr>
+            <w:tcW w:type="dxa" w:w="1560"/>
+            <w:vAlign w:val="center"/>
+            <w:tcMar>
+              <w:top w:w="80" w:type="dxa"/>
+              <w:start w:w="120" w:type="dxa"/>
+              <w:bottom w:w="80" w:type="dxa"/>
+              <w:end w:w="120" w:type="dxa"/>
+            </w:tcMar>
+          </w:tcPr>
+          <w:p>
+            <w:pPr>
+              <w:spacing w:after="0"/>
+            </w:pPr>
+            <w:r>
+              <w:rPr>
+                <w:rFonts w:ascii="Calibri" w:hAnsi="Calibri"/>
+                <w:sz w:val="18"/>
+              </w:rPr>
+              <w:t>R$ 52.821,99</w:t>
+            </w:r>
+          </w:p>
+        </w:tc>
+        <w:tc>
+          <w:tcPr>
+            <w:tcW w:type="dxa" w:w="1560"/>
+            <w:vAlign w:val="center"/>
+            <w:tcMar>
+              <w:top w:w="80" w:type="dxa"/>
+              <w:start w:w="120" w:type="dxa"/>
+              <w:bottom w:w="80" w:type="dxa"/>
+              <w:end w:w="120" w:type="dxa"/>
+            </w:tcMar>
+          </w:tcPr>
+          <w:p>
+            <w:pPr>
+              <w:spacing w:after="0"/>
+            </w:pPr>
+            <w:r>
+              <w:rPr>
+                <w:rFonts w:ascii="Calibri" w:hAnsi="Calibri"/>
+                <w:sz w:val="18"/>
+              </w:rPr>
+              <w:t>R$ 633.863,88</w:t>
+            </w:r>
+          </w:p>
+        </w:tc>
+      </w:tr>
+      <w:tr>
+        <w:tc>
+          <w:tcPr>
+            <w:tcW w:type="dxa" w:w="1560"/>
+            <w:vAlign w:val="center"/>
+            <w:tcMar>
+              <w:top w:w="80" w:type="dxa"/>
+              <w:start w:w="120" w:type="dxa"/>
+              <w:bottom w:w="80" w:type="dxa"/>
+              <w:end w:w="120" w:type="dxa"/>
+            </w:tcMar>
+          </w:tcPr>
+          <w:p>
+            <w:pPr>
+              <w:spacing w:after="0"/>
+            </w:pPr>
+            <w:r>
+              <w:rPr>
+                <w:rFonts w:ascii="Calibri" w:hAnsi="Calibri"/>
+                <w:sz w:val="18"/>
+              </w:rPr>
+              <w:t>Internet Foro 2 Gbps com Anti-DDoS e 32 IPs fixos</w:t>
+            </w:r>
+          </w:p>
+        </w:tc>
+        <w:tc>
+          <w:tcPr>
+            <w:tcW w:type="dxa" w:w="1560"/>
+            <w:vAlign w:val="center"/>
+            <w:tcMar>
+              <w:top w:w="80" w:type="dxa"/>
+              <w:start w:w="120" w:type="dxa"/>
+              <w:bottom w:w="80" w:type="dxa"/>
+              <w:end w:w="120" w:type="dxa"/>
+            </w:tcMar>
+          </w:tcPr>
+          <w:p>
+            <w:pPr>
+              <w:spacing w:after="0"/>
+            </w:pPr>
+            <w:r>
+              <w:rPr>
+                <w:rFonts w:ascii="Calibri" w:hAnsi="Calibri"/>
+                <w:sz w:val="18"/>
+              </w:rPr>
+              <w:t>Mediana conservadora: IPEA R$ 5.520,00; Ministério da Defesa + /27 R$ 13.693,78; CLDF R$ 23.520,00</w:t>
+            </w:r>
+          </w:p>
+        </w:tc>
+        <w:tc>
+          <w:tcPr>
+            <w:tcW w:type="dxa" w:w="1560"/>
+            <w:vAlign w:val="center"/>
+            <w:tcMar>
+              <w:top w:w="80" w:type="dxa"/>
+              <w:start w:w="120" w:type="dxa"/>
+              <w:bottom w:w="80" w:type="dxa"/>
+              <w:end w:w="120" w:type="dxa"/>
+            </w:tcMar>
+          </w:tcPr>
+          <w:p>
+            <w:pPr>
+              <w:spacing w:after="0"/>
+            </w:pPr>
+            <w:r>
+              <w:rPr>
+                <w:rFonts w:ascii="Calibri" w:hAnsi="Calibri"/>
+                <w:sz w:val="18"/>
+              </w:rPr>
+              <w:t>2</w:t>
+            </w:r>
+          </w:p>
+        </w:tc>
+        <w:tc>
+          <w:tcPr>
+            <w:tcW w:type="dxa" w:w="1560"/>
+            <w:vAlign w:val="center"/>
+            <w:tcMar>
+              <w:top w:w="80" w:type="dxa"/>
+              <w:start w:w="120" w:type="dxa"/>
+              <w:bottom w:w="80" w:type="dxa"/>
+              <w:end w:w="120" w:type="dxa"/>
+            </w:tcMar>
+          </w:tcPr>
+          <w:p>
+            <w:pPr>
+              <w:spacing w:after="0"/>
+            </w:pPr>
+            <w:r>
+              <w:rPr>
+                <w:rFonts w:ascii="Calibri" w:hAnsi="Calibri"/>
+                <w:sz w:val="18"/>
+              </w:rPr>
+              <w:t>R$ 13.693,78</w:t>
+            </w:r>
+          </w:p>
+        </w:tc>
+        <w:tc>
+          <w:tcPr>
+            <w:tcW w:type="dxa" w:w="1560"/>
+            <w:vAlign w:val="center"/>
+            <w:tcMar>
+              <w:top w:w="80" w:type="dxa"/>
+              <w:start w:w="120" w:type="dxa"/>
+              <w:bottom w:w="80" w:type="dxa"/>
+              <w:end w:w="120" w:type="dxa"/>
+            </w:tcMar>
+          </w:tcPr>
+          <w:p>
+            <w:pPr>
+              <w:spacing w:after="0"/>
+            </w:pPr>
+            <w:r>
+              <w:rPr>
+                <w:rFonts w:ascii="Calibri" w:hAnsi="Calibri"/>
+                <w:sz w:val="18"/>
+              </w:rPr>
+              <w:t>R$ 27.387,56</w:t>
+            </w:r>
+          </w:p>
+        </w:tc>
+        <w:tc>
+          <w:tcPr>
+            <w:tcW w:type="dxa" w:w="1560"/>
+            <w:vAlign w:val="center"/>
+            <w:tcMar>
+              <w:top w:w="80" w:type="dxa"/>
+              <w:start w:w="120" w:type="dxa"/>
+              <w:bottom w:w="80" w:type="dxa"/>
+              <w:end w:w="120" w:type="dxa"/>
+            </w:tcMar>
+          </w:tcPr>
+          <w:p>
+            <w:pPr>
+              <w:spacing w:after="0"/>
+            </w:pPr>
+            <w:r>
+              <w:rPr>
+                <w:rFonts w:ascii="Calibri" w:hAnsi="Calibri"/>
+                <w:sz w:val="18"/>
+              </w:rPr>
+              <w:t>R$ 328.650,72</w:t>
+            </w:r>
+          </w:p>
+        </w:tc>
+      </w:tr>
+      <w:tr>
+        <w:tc>
+          <w:tcPr>
+            <w:tcW w:type="dxa" w:w="1560"/>
+            <w:vAlign w:val="center"/>
+            <w:tcMar>
+              <w:top w:w="80" w:type="dxa"/>
+              <w:start w:w="120" w:type="dxa"/>
+              <w:bottom w:w="80" w:type="dxa"/>
+              <w:end w:w="120" w:type="dxa"/>
+            </w:tcMar>
+          </w:tcPr>
+          <w:p>
+            <w:pPr>
+              <w:spacing w:after="0"/>
+            </w:pPr>
+            <w:r>
+              <w:rPr>
+                <w:rFonts w:ascii="Calibri" w:hAnsi="Calibri"/>
+                <w:sz w:val="18"/>
+              </w:rPr>
+              <w:t>Total estimado</w:t>
+            </w:r>
+          </w:p>
+        </w:tc>
+        <w:tc>
+          <w:tcPr>
+            <w:tcW w:type="dxa" w:w="1560"/>
+            <w:vAlign w:val="center"/>
+            <w:tcMar>
+              <w:top w:w="80" w:type="dxa"/>
+              <w:start w:w="120" w:type="dxa"/>
+              <w:bottom w:w="80" w:type="dxa"/>
+              <w:end w:w="120" w:type="dxa"/>
+            </w:tcMar>
+          </w:tcPr>
+          <w:p>
+            <w:pPr>
+              <w:spacing w:after="0"/>
+            </w:pPr>
+            <w:r>
+              <w:rPr>
+                <w:rFonts w:ascii="Calibri" w:hAnsi="Calibri"/>
+                <w:sz w:val="18"/>
+              </w:rPr>
+              <w:t>Soma dos grupos e itens</w:t>
+            </w:r>
+          </w:p>
+        </w:tc>
+        <w:tc>
+          <w:tcPr>
+            <w:tcW w:type="dxa" w:w="1560"/>
+            <w:vAlign w:val="center"/>
+            <w:tcMar>
+              <w:top w:w="80" w:type="dxa"/>
+              <w:start w:w="120" w:type="dxa"/>
+              <w:bottom w:w="80" w:type="dxa"/>
+              <w:end w:w="120" w:type="dxa"/>
+            </w:tcMar>
+          </w:tcPr>
+          <w:p>
+            <w:pPr>
+              <w:spacing w:after="0"/>
+            </w:pPr>
+            <w:r>
+              <w:rPr>
+                <w:rFonts w:ascii="Calibri" w:hAnsi="Calibri"/>
+                <w:sz w:val="18"/>
+              </w:rPr>
+              <w:t>16 itens</w:t>
+            </w:r>
+          </w:p>
+        </w:tc>
+        <w:tc>
+          <w:tcPr>
+            <w:tcW w:type="dxa" w:w="1560"/>
+            <w:vAlign w:val="center"/>
+            <w:tcMar>
+              <w:top w:w="80" w:type="dxa"/>
+              <w:start w:w="120" w:type="dxa"/>
+              <w:bottom w:w="80" w:type="dxa"/>
+              <w:end w:w="120" w:type="dxa"/>
+            </w:tcMar>
+          </w:tcPr>
+          <w:p>
+            <w:pPr>
+              <w:spacing w:after="0"/>
+            </w:pPr>
+            <w:r>
+              <w:rPr>
+                <w:rFonts w:ascii="Calibri" w:hAnsi="Calibri"/>
+                <w:sz w:val="18"/>
+              </w:rPr>
+              <w:t>-</w:t>
+            </w:r>
+          </w:p>
+        </w:tc>
+        <w:tc>
+          <w:tcPr>
+            <w:tcW w:type="dxa" w:w="1560"/>
+            <w:vAlign w:val="center"/>
+            <w:tcMar>
+              <w:top w:w="80" w:type="dxa"/>
+              <w:start w:w="120" w:type="dxa"/>
+              <w:bottom w:w="80" w:type="dxa"/>
+              <w:end w:w="120" w:type="dxa"/>
+            </w:tcMar>
+          </w:tcPr>
+          <w:p>
+            <w:pPr>
+              <w:spacing w:after="0"/>
+            </w:pPr>
+            <w:r>
+              <w:rPr>
+                <w:rFonts w:ascii="Calibri" w:hAnsi="Calibri"/>
+                <w:sz w:val="18"/>
+              </w:rPr>
+              <w:t>R$ 154.654,55</w:t>
+            </w:r>
+          </w:p>
+        </w:tc>
+        <w:tc>
+          <w:tcPr>
+            <w:tcW w:type="dxa" w:w="1560"/>
+            <w:vAlign w:val="center"/>
+            <w:tcMar>
+              <w:top w:w="80" w:type="dxa"/>
+              <w:start w:w="120" w:type="dxa"/>
+              <w:bottom w:w="80" w:type="dxa"/>
+              <w:end w:w="120" w:type="dxa"/>
+            </w:tcMar>
+          </w:tcPr>
+          <w:p>
+            <w:pPr>
+              <w:spacing w:after="0"/>
+            </w:pPr>
+            <w:r>
+              <w:rPr>
+                <w:rFonts w:ascii="Calibri" w:hAnsi="Calibri"/>
+                <w:sz w:val="18"/>
+              </w:rPr>
+              <w:t>R$ 1.855.854,60</w:t>
+            </w:r>
+          </w:p>
+        </w:tc>
+      </w:tr>
+    </w:tbl>
+    <w:p/>
+    <w:p>
+      <w:pPr>
+        <w:pStyle w:val="Heading2"/>
+      </w:pPr>
+      <w:r>
+        <w:t>33. Referências PNCP utilizadas</w:t>
+      </w:r>
+    </w:p>
+    <w:tbl>
+      <w:tblPr>
+        <w:tblStyle w:val="TableGrid"/>
+        <w:tblW w:type="dxa" w:w="9360"/>
+        <w:jc w:val="center"/>
+        <w:tblLook w:firstColumn="1" w:firstRow="1" w:lastColumn="0" w:lastRow="0" w:noHBand="0" w:noVBand="1" w:val="04A0"/>
+        <w:tblInd w:w="120" w:type="dxa"/>
+      </w:tblPr>
+      <w:tblGrid>
+        <w:gridCol w:w="3120"/>
+        <w:gridCol w:w="3120"/>
+        <w:gridCol w:w="3120"/>
+      </w:tblGrid>
+      <w:tr>
+        <w:tc>
+          <w:tcPr>
+            <w:tcW w:type="dxa" w:w="3120"/>
+            <w:vAlign w:val="center"/>
+            <w:tcMar>
+              <w:top w:w="80" w:type="dxa"/>
+              <w:start w:w="120" w:type="dxa"/>
+              <w:bottom w:w="80" w:type="dxa"/>
+              <w:end w:w="120" w:type="dxa"/>
+            </w:tcMar>
+            <w:shd w:fill="E8EEF5"/>
+          </w:tcPr>
+          <w:p>
+            <w:pPr>
+              <w:spacing w:after="0"/>
+            </w:pPr>
+            <w:r>
+              <w:rPr>
+                <w:rFonts w:ascii="Calibri" w:hAnsi="Calibri"/>
+                <w:b/>
+                <w:color w:val="01426A"/>
+                <w:sz w:val="18"/>
+              </w:rPr>
+              <w:t>Órgão</w:t>
+            </w:r>
+          </w:p>
+        </w:tc>
+        <w:tc>
+          <w:tcPr>
+            <w:tcW w:type="dxa" w:w="3120"/>
+            <w:vAlign w:val="center"/>
+            <w:tcMar>
+              <w:top w:w="80" w:type="dxa"/>
+              <w:start w:w="120" w:type="dxa"/>
+              <w:bottom w:w="80" w:type="dxa"/>
+              <w:end w:w="120" w:type="dxa"/>
+            </w:tcMar>
+            <w:shd w:fill="E8EEF5"/>
+          </w:tcPr>
+          <w:p>
+            <w:pPr>
+              <w:spacing w:after="0"/>
+            </w:pPr>
+            <w:r>
+              <w:rPr>
+                <w:rFonts w:ascii="Calibri" w:hAnsi="Calibri"/>
+                <w:b/>
+                <w:color w:val="01426A"/>
+                <w:sz w:val="18"/>
+              </w:rPr>
+              <w:t>Certame / processo / PNCP</w:t>
+            </w:r>
+          </w:p>
+        </w:tc>
+        <w:tc>
+          <w:tcPr>
+            <w:tcW w:type="dxa" w:w="3120"/>
+            <w:vAlign w:val="center"/>
+            <w:tcMar>
+              <w:top w:w="80" w:type="dxa"/>
+              <w:start w:w="120" w:type="dxa"/>
+              <w:bottom w:w="80" w:type="dxa"/>
+              <w:end w:w="120" w:type="dxa"/>
+            </w:tcMar>
+            <w:shd w:fill="E8EEF5"/>
+          </w:tcPr>
+          <w:p>
+            <w:pPr>
+              <w:spacing w:after="0"/>
+            </w:pPr>
+            <w:r>
+              <w:rPr>
+                <w:rFonts w:ascii="Calibri" w:hAnsi="Calibri"/>
+                <w:b/>
+                <w:color w:val="01426A"/>
+                <w:sz w:val="18"/>
+              </w:rPr>
+              <w:t>Uso na estimativa</w:t>
+            </w:r>
+          </w:p>
+        </w:tc>
+      </w:tr>
+      <w:tr>
+        <w:tc>
+          <w:tcPr>
+            <w:tcW w:type="dxa" w:w="3120"/>
+            <w:vAlign w:val="center"/>
+            <w:tcMar>
+              <w:top w:w="80" w:type="dxa"/>
+              <w:start w:w="120" w:type="dxa"/>
+              <w:bottom w:w="80" w:type="dxa"/>
+              <w:end w:w="120" w:type="dxa"/>
+            </w:tcMar>
+          </w:tcPr>
+          <w:p>
+            <w:pPr>
+              <w:spacing w:after="0"/>
+            </w:pPr>
+            <w:r>
+              <w:rPr>
+                <w:rFonts w:ascii="Calibri" w:hAnsi="Calibri"/>
+                <w:sz w:val="18"/>
+              </w:rPr>
+              <w:t>SENAR/MS</w:t>
+            </w:r>
+          </w:p>
+        </w:tc>
+        <w:tc>
+          <w:tcPr>
+            <w:tcW w:type="dxa" w:w="3120"/>
+            <w:vAlign w:val="center"/>
+            <w:tcMar>
+              <w:top w:w="80" w:type="dxa"/>
+              <w:start w:w="120" w:type="dxa"/>
+              <w:bottom w:w="80" w:type="dxa"/>
+              <w:end w:w="120" w:type="dxa"/>
+            </w:tcMar>
+          </w:tcPr>
+          <w:p>
+            <w:pPr>
+              <w:spacing w:after="0"/>
+            </w:pPr>
+            <w:r>
+              <w:rPr>
+                <w:rFonts w:ascii="Calibri" w:hAnsi="Calibri"/>
+                <w:sz w:val="18"/>
+              </w:rPr>
+              <w:t>Pregão Eletrônico nº 009/2026; Processo nº 018/2026; PNCP nº 04253881000103-1-000025/2026</w:t>
+            </w:r>
+          </w:p>
+        </w:tc>
+        <w:tc>
+          <w:tcPr>
+            <w:tcW w:type="dxa" w:w="3120"/>
+            <w:vAlign w:val="center"/>
+            <w:tcMar>
+              <w:top w:w="80" w:type="dxa"/>
+              <w:start w:w="120" w:type="dxa"/>
+              <w:bottom w:w="80" w:type="dxa"/>
+              <w:end w:w="120" w:type="dxa"/>
+            </w:tcMar>
+          </w:tcPr>
+          <w:p>
+            <w:pPr>
+              <w:spacing w:after="0"/>
+            </w:pPr>
+            <w:r>
+              <w:rPr>
+                <w:rFonts w:ascii="Calibri" w:hAnsi="Calibri"/>
+                <w:sz w:val="18"/>
+              </w:rPr>
+              <w:t>MPLS 1 Gbps</w:t>
+            </w:r>
+          </w:p>
+        </w:tc>
+      </w:tr>
+      <w:tr>
+        <w:tc>
+          <w:tcPr>
+            <w:tcW w:type="dxa" w:w="3120"/>
+            <w:vAlign w:val="center"/>
+            <w:tcMar>
+              <w:top w:w="80" w:type="dxa"/>
+              <w:start w:w="120" w:type="dxa"/>
+              <w:bottom w:w="80" w:type="dxa"/>
+              <w:end w:w="120" w:type="dxa"/>
+            </w:tcMar>
+          </w:tcPr>
+          <w:p>
+            <w:pPr>
+              <w:spacing w:after="0"/>
+            </w:pPr>
+            <w:r>
+              <w:rPr>
+                <w:rFonts w:ascii="Calibri" w:hAnsi="Calibri"/>
+                <w:sz w:val="18"/>
+              </w:rPr>
+              <w:t>Município de Brusque/SC</w:t>
+            </w:r>
+          </w:p>
+        </w:tc>
+        <w:tc>
+          <w:tcPr>
+            <w:tcW w:type="dxa" w:w="3120"/>
+            <w:vAlign w:val="center"/>
+            <w:tcMar>
+              <w:top w:w="80" w:type="dxa"/>
+              <w:start w:w="120" w:type="dxa"/>
+              <w:bottom w:w="80" w:type="dxa"/>
+              <w:end w:w="120" w:type="dxa"/>
+            </w:tcMar>
+          </w:tcPr>
+          <w:p>
+            <w:pPr>
+              <w:spacing w:after="0"/>
+            </w:pPr>
+            <w:r>
+              <w:rPr>
+                <w:rFonts w:ascii="Calibri" w:hAnsi="Calibri"/>
+                <w:sz w:val="18"/>
+              </w:rPr>
+              <w:t>Pregão Eletrônico nº 11/2026; Processo nº 33/2026; PNCP nº 83102343000194-1-000064/2026</w:t>
+            </w:r>
+          </w:p>
+        </w:tc>
+        <w:tc>
+          <w:tcPr>
+            <w:tcW w:type="dxa" w:w="3120"/>
+            <w:vAlign w:val="center"/>
+            <w:tcMar>
+              <w:top w:w="80" w:type="dxa"/>
+              <w:start w:w="120" w:type="dxa"/>
+              <w:bottom w:w="80" w:type="dxa"/>
+              <w:end w:w="120" w:type="dxa"/>
+            </w:tcMar>
+          </w:tcPr>
+          <w:p>
+            <w:pPr>
+              <w:spacing w:after="0"/>
+            </w:pPr>
+            <w:r>
+              <w:rPr>
+                <w:rFonts w:ascii="Calibri" w:hAnsi="Calibri"/>
+                <w:sz w:val="18"/>
+              </w:rPr>
+              <w:t>MPLS 1 Gbps</w:t>
+            </w:r>
+          </w:p>
+        </w:tc>
+      </w:tr>
+      <w:tr>
+        <w:tc>
+          <w:tcPr>
+            <w:tcW w:type="dxa" w:w="3120"/>
+            <w:vAlign w:val="center"/>
+            <w:tcMar>
+              <w:top w:w="80" w:type="dxa"/>
+              <w:start w:w="120" w:type="dxa"/>
+              <w:bottom w:w="80" w:type="dxa"/>
+              <w:end w:w="120" w:type="dxa"/>
+            </w:tcMar>
+          </w:tcPr>
+          <w:p>
+            <w:pPr>
+              <w:spacing w:after="0"/>
+            </w:pPr>
+            <w:r>
+              <w:rPr>
+                <w:rFonts w:ascii="Calibri" w:hAnsi="Calibri"/>
+                <w:sz w:val="18"/>
+              </w:rPr>
+              <w:t>Município de Chapecó/SC</w:t>
+            </w:r>
+          </w:p>
+        </w:tc>
+        <w:tc>
+          <w:tcPr>
+            <w:tcW w:type="dxa" w:w="3120"/>
+            <w:vAlign w:val="center"/>
+            <w:tcMar>
+              <w:top w:w="80" w:type="dxa"/>
+              <w:start w:w="120" w:type="dxa"/>
+              <w:bottom w:w="80" w:type="dxa"/>
+              <w:end w:w="120" w:type="dxa"/>
+            </w:tcMar>
+          </w:tcPr>
+          <w:p>
+            <w:pPr>
+              <w:spacing w:after="0"/>
+            </w:pPr>
+            <w:r>
+              <w:rPr>
+                <w:rFonts w:ascii="Calibri" w:hAnsi="Calibri"/>
+                <w:sz w:val="18"/>
+              </w:rPr>
+              <w:t>Pregão Eletrônico nº 153/2026; Processo nº 153/2026; PNCP nº 83021808000182-1-000200/2026</w:t>
+            </w:r>
+          </w:p>
+        </w:tc>
+        <w:tc>
+          <w:tcPr>
+            <w:tcW w:type="dxa" w:w="3120"/>
+            <w:vAlign w:val="center"/>
+            <w:tcMar>
+              <w:top w:w="80" w:type="dxa"/>
+              <w:start w:w="120" w:type="dxa"/>
+              <w:bottom w:w="80" w:type="dxa"/>
+              <w:end w:w="120" w:type="dxa"/>
+            </w:tcMar>
+          </w:tcPr>
+          <w:p>
+            <w:pPr>
+              <w:spacing w:after="0"/>
+            </w:pPr>
+            <w:r>
+              <w:rPr>
+                <w:rFonts w:ascii="Calibri" w:hAnsi="Calibri"/>
+                <w:sz w:val="18"/>
+              </w:rPr>
+              <w:t>MPLS, Internet de alta capacidade e IP /27</w:t>
+            </w:r>
+          </w:p>
+        </w:tc>
+      </w:tr>
+      <w:tr>
+        <w:tc>
+          <w:tcPr>
+            <w:tcW w:type="dxa" w:w="3120"/>
+            <w:vAlign w:val="center"/>
+            <w:tcMar>
+              <w:top w:w="80" w:type="dxa"/>
+              <w:start w:w="120" w:type="dxa"/>
+              <w:bottom w:w="80" w:type="dxa"/>
+              <w:end w:w="120" w:type="dxa"/>
+            </w:tcMar>
+          </w:tcPr>
+          <w:p>
+            <w:pPr>
+              <w:spacing w:after="0"/>
+            </w:pPr>
+            <w:r>
+              <w:rPr>
+                <w:rFonts w:ascii="Calibri" w:hAnsi="Calibri"/>
+                <w:sz w:val="18"/>
+              </w:rPr>
+              <w:t>ANCINE</w:t>
+            </w:r>
+          </w:p>
+        </w:tc>
+        <w:tc>
+          <w:tcPr>
+            <w:tcW w:type="dxa" w:w="3120"/>
+            <w:vAlign w:val="center"/>
+            <w:tcMar>
+              <w:top w:w="80" w:type="dxa"/>
+              <w:start w:w="120" w:type="dxa"/>
+              <w:bottom w:w="80" w:type="dxa"/>
+              <w:end w:w="120" w:type="dxa"/>
+            </w:tcMar>
+          </w:tcPr>
+          <w:p>
+            <w:pPr>
+              <w:spacing w:after="0"/>
+            </w:pPr>
+            <w:r>
+              <w:rPr>
+                <w:rFonts w:ascii="Calibri" w:hAnsi="Calibri"/>
+                <w:sz w:val="18"/>
+              </w:rPr>
+              <w:t>Pregão Eletrônico nº 90007/2025; Processo nº 01416.005548/2024-11; PNCP nº 04884574000120-1-000056/2025</w:t>
+            </w:r>
+          </w:p>
+        </w:tc>
+        <w:tc>
+          <w:tcPr>
+            <w:tcW w:type="dxa" w:w="3120"/>
+            <w:vAlign w:val="center"/>
+            <w:tcMar>
+              <w:top w:w="80" w:type="dxa"/>
+              <w:start w:w="120" w:type="dxa"/>
+              <w:bottom w:w="80" w:type="dxa"/>
+              <w:end w:w="120" w:type="dxa"/>
+            </w:tcMar>
+          </w:tcPr>
+          <w:p>
+            <w:pPr>
+              <w:spacing w:after="0"/>
+            </w:pPr>
+            <w:r>
+              <w:rPr>
+                <w:rFonts w:ascii="Calibri" w:hAnsi="Calibri"/>
+                <w:sz w:val="18"/>
+              </w:rPr>
+              <w:t>MPLS/SD-WAN e Anti-DDoS</w:t>
+            </w:r>
+          </w:p>
+        </w:tc>
+      </w:tr>
+      <w:tr>
+        <w:tc>
+          <w:tcPr>
+            <w:tcW w:type="dxa" w:w="3120"/>
+            <w:vAlign w:val="center"/>
+            <w:tcMar>
+              <w:top w:w="80" w:type="dxa"/>
+              <w:start w:w="120" w:type="dxa"/>
+              <w:bottom w:w="80" w:type="dxa"/>
+              <w:end w:w="120" w:type="dxa"/>
+            </w:tcMar>
+          </w:tcPr>
+          <w:p>
+            <w:pPr>
+              <w:spacing w:after="0"/>
+            </w:pPr>
+            <w:r>
+              <w:rPr>
+                <w:rFonts w:ascii="Calibri" w:hAnsi="Calibri"/>
+                <w:sz w:val="18"/>
+              </w:rPr>
+              <w:t>Município de Cascavel/PR</w:t>
+            </w:r>
+          </w:p>
+        </w:tc>
+        <w:tc>
+          <w:tcPr>
+            <w:tcW w:type="dxa" w:w="3120"/>
+            <w:vAlign w:val="center"/>
+            <w:tcMar>
+              <w:top w:w="80" w:type="dxa"/>
+              <w:start w:w="120" w:type="dxa"/>
+              <w:bottom w:w="80" w:type="dxa"/>
+              <w:end w:w="120" w:type="dxa"/>
+            </w:tcMar>
+          </w:tcPr>
+          <w:p>
+            <w:pPr>
+              <w:spacing w:after="0"/>
+            </w:pPr>
+            <w:r>
+              <w:rPr>
+                <w:rFonts w:ascii="Calibri" w:hAnsi="Calibri"/>
+                <w:sz w:val="18"/>
+              </w:rPr>
+              <w:t>Pregão Eletrônico nº 90129/2025; Processo nº 115968; PNCP nº 76208867000107-1-000429/2025</w:t>
+            </w:r>
+          </w:p>
+        </w:tc>
+        <w:tc>
+          <w:tcPr>
+            <w:tcW w:type="dxa" w:w="3120"/>
+            <w:vAlign w:val="center"/>
+            <w:tcMar>
+              <w:top w:w="80" w:type="dxa"/>
+              <w:start w:w="120" w:type="dxa"/>
+              <w:bottom w:w="80" w:type="dxa"/>
+              <w:end w:w="120" w:type="dxa"/>
+            </w:tcMar>
+          </w:tcPr>
+          <w:p>
+            <w:pPr>
+              <w:spacing w:after="0"/>
+            </w:pPr>
+            <w:r>
+              <w:rPr>
+                <w:rFonts w:ascii="Calibri" w:hAnsi="Calibri"/>
+                <w:sz w:val="18"/>
+              </w:rPr>
+              <w:t>MPLS 100 Mbps e 500 Mbps</w:t>
+            </w:r>
+          </w:p>
+        </w:tc>
+      </w:tr>
+      <w:tr>
+        <w:tc>
+          <w:tcPr>
+            <w:tcW w:type="dxa" w:w="3120"/>
+            <w:vAlign w:val="center"/>
+            <w:tcMar>
+              <w:top w:w="80" w:type="dxa"/>
+              <w:start w:w="120" w:type="dxa"/>
+              <w:bottom w:w="80" w:type="dxa"/>
+              <w:end w:w="120" w:type="dxa"/>
+            </w:tcMar>
+          </w:tcPr>
+          <w:p>
+            <w:pPr>
+              <w:spacing w:after="0"/>
+            </w:pPr>
+            <w:r>
+              <w:rPr>
+                <w:rFonts w:ascii="Calibri" w:hAnsi="Calibri"/>
+                <w:sz w:val="18"/>
+              </w:rPr>
+              <w:t>CODEVASF</w:t>
+            </w:r>
+          </w:p>
+        </w:tc>
+        <w:tc>
+          <w:tcPr>
+            <w:tcW w:type="dxa" w:w="3120"/>
+            <w:vAlign w:val="center"/>
+            <w:tcMar>
+              <w:top w:w="80" w:type="dxa"/>
+              <w:start w:w="120" w:type="dxa"/>
+              <w:bottom w:w="80" w:type="dxa"/>
+              <w:end w:w="120" w:type="dxa"/>
+            </w:tcMar>
+          </w:tcPr>
+          <w:p>
+            <w:pPr>
+              <w:spacing w:after="0"/>
+            </w:pPr>
+            <w:r>
+              <w:rPr>
+                <w:rFonts w:ascii="Calibri" w:hAnsi="Calibri"/>
+                <w:sz w:val="18"/>
+              </w:rPr>
+              <w:t>Pregão Eletrônico nº 90003/2025; Processo nº 59500002693202462; PNCP nº 00399857000126-1-000049/2025</w:t>
+            </w:r>
+          </w:p>
+        </w:tc>
+        <w:tc>
+          <w:tcPr>
+            <w:tcW w:type="dxa" w:w="3120"/>
+            <w:vAlign w:val="center"/>
+            <w:tcMar>
+              <w:top w:w="80" w:type="dxa"/>
+              <w:start w:w="120" w:type="dxa"/>
+              <w:bottom w:w="80" w:type="dxa"/>
+              <w:end w:w="120" w:type="dxa"/>
+            </w:tcMar>
+          </w:tcPr>
+          <w:p>
+            <w:pPr>
+              <w:spacing w:after="0"/>
+            </w:pPr>
+            <w:r>
+              <w:rPr>
+                <w:rFonts w:ascii="Calibri" w:hAnsi="Calibri"/>
+                <w:sz w:val="18"/>
+              </w:rPr>
+              <w:t>MPLS, SLA, CPE e suporte</w:t>
+            </w:r>
+          </w:p>
+        </w:tc>
+      </w:tr>
+      <w:tr>
+        <w:tc>
+          <w:tcPr>
+            <w:tcW w:type="dxa" w:w="3120"/>
+            <w:vAlign w:val="center"/>
+            <w:tcMar>
+              <w:top w:w="80" w:type="dxa"/>
+              <w:start w:w="120" w:type="dxa"/>
+              <w:bottom w:w="80" w:type="dxa"/>
+              <w:end w:w="120" w:type="dxa"/>
+            </w:tcMar>
+          </w:tcPr>
+          <w:p>
+            <w:pPr>
+              <w:spacing w:after="0"/>
+            </w:pPr>
+            <w:r>
+              <w:rPr>
+                <w:rFonts w:ascii="Calibri" w:hAnsi="Calibri"/>
+                <w:sz w:val="18"/>
+              </w:rPr>
+              <w:t>Município de Ipojuca/PE</w:t>
+            </w:r>
+          </w:p>
+        </w:tc>
+        <w:tc>
+          <w:tcPr>
+            <w:tcW w:type="dxa" w:w="3120"/>
+            <w:vAlign w:val="center"/>
+            <w:tcMar>
+              <w:top w:w="80" w:type="dxa"/>
+              <w:start w:w="120" w:type="dxa"/>
+              <w:bottom w:w="80" w:type="dxa"/>
+              <w:end w:w="120" w:type="dxa"/>
+            </w:tcMar>
+          </w:tcPr>
+          <w:p>
+            <w:pPr>
+              <w:spacing w:after="0"/>
+            </w:pPr>
+            <w:r>
+              <w:rPr>
+                <w:rFonts w:ascii="Calibri" w:hAnsi="Calibri"/>
+                <w:sz w:val="18"/>
+              </w:rPr>
+              <w:t>Pregão Eletrônico nº 035/PMI-SMAD/2024; Processo nº 188/PMI-SMAD/2024; PNCP nº 11294386000108-1-000244/2024</w:t>
+            </w:r>
+          </w:p>
+        </w:tc>
+        <w:tc>
+          <w:tcPr>
+            <w:tcW w:type="dxa" w:w="3120"/>
+            <w:vAlign w:val="center"/>
+            <w:tcMar>
+              <w:top w:w="80" w:type="dxa"/>
+              <w:start w:w="120" w:type="dxa"/>
+              <w:bottom w:w="80" w:type="dxa"/>
+              <w:end w:w="120" w:type="dxa"/>
+            </w:tcMar>
+          </w:tcPr>
+          <w:p>
+            <w:pPr>
+              <w:spacing w:after="0"/>
+            </w:pPr>
+            <w:r>
+              <w:rPr>
+                <w:rFonts w:ascii="Calibri" w:hAnsi="Calibri"/>
+                <w:sz w:val="18"/>
+              </w:rPr>
+              <w:t>Internet 4 Gbps com Anti-DDoS</w:t>
+            </w:r>
+          </w:p>
+        </w:tc>
+      </w:tr>
+      <w:tr>
+        <w:tc>
+          <w:tcPr>
+            <w:tcW w:type="dxa" w:w="3120"/>
+            <w:vAlign w:val="center"/>
+            <w:tcMar>
+              <w:top w:w="80" w:type="dxa"/>
+              <w:start w:w="120" w:type="dxa"/>
+              <w:bottom w:w="80" w:type="dxa"/>
+              <w:end w:w="120" w:type="dxa"/>
+            </w:tcMar>
+          </w:tcPr>
+          <w:p>
+            <w:pPr>
+              <w:spacing w:after="0"/>
+            </w:pPr>
+            <w:r>
+              <w:rPr>
+                <w:rFonts w:ascii="Calibri" w:hAnsi="Calibri"/>
+                <w:sz w:val="18"/>
+              </w:rPr>
+              <w:t>Câmara Legislativa do Distrito Federal</w:t>
+            </w:r>
+          </w:p>
+        </w:tc>
+        <w:tc>
+          <w:tcPr>
+            <w:tcW w:type="dxa" w:w="3120"/>
+            <w:vAlign w:val="center"/>
+            <w:tcMar>
+              <w:top w:w="80" w:type="dxa"/>
+              <w:start w:w="120" w:type="dxa"/>
+              <w:bottom w:w="80" w:type="dxa"/>
+              <w:end w:w="120" w:type="dxa"/>
+            </w:tcMar>
+          </w:tcPr>
+          <w:p>
+            <w:pPr>
+              <w:spacing w:after="0"/>
+            </w:pPr>
+            <w:r>
+              <w:rPr>
+                <w:rFonts w:ascii="Calibri" w:hAnsi="Calibri"/>
+                <w:sz w:val="18"/>
+              </w:rPr>
+              <w:t>Aviso de Contratação Direta nº 90021/2025; PNCP nº 26963645000113-1-000038/2025</w:t>
+            </w:r>
+          </w:p>
+        </w:tc>
+        <w:tc>
+          <w:tcPr>
+            <w:tcW w:type="dxa" w:w="3120"/>
+            <w:vAlign w:val="center"/>
+            <w:tcMar>
+              <w:top w:w="80" w:type="dxa"/>
+              <w:start w:w="120" w:type="dxa"/>
+              <w:bottom w:w="80" w:type="dxa"/>
+              <w:end w:w="120" w:type="dxa"/>
+            </w:tcMar>
+          </w:tcPr>
+          <w:p>
+            <w:pPr>
+              <w:spacing w:after="0"/>
+            </w:pPr>
+            <w:r>
+              <w:rPr>
+                <w:rFonts w:ascii="Calibri" w:hAnsi="Calibri"/>
+                <w:sz w:val="18"/>
+              </w:rPr>
+              <w:t>Internet 2 Gbps com Anti-DDoS</w:t>
+            </w:r>
+          </w:p>
+        </w:tc>
+      </w:tr>
+      <w:tr>
+        <w:tc>
+          <w:tcPr>
+            <w:tcW w:type="dxa" w:w="3120"/>
+            <w:vAlign w:val="center"/>
+            <w:tcMar>
+              <w:top w:w="80" w:type="dxa"/>
+              <w:start w:w="120" w:type="dxa"/>
+              <w:bottom w:w="80" w:type="dxa"/>
+              <w:end w:w="120" w:type="dxa"/>
+            </w:tcMar>
+          </w:tcPr>
+          <w:p>
+            <w:pPr>
+              <w:spacing w:after="0"/>
+            </w:pPr>
+            <w:r>
+              <w:rPr>
+                <w:rFonts w:ascii="Calibri" w:hAnsi="Calibri"/>
+                <w:sz w:val="18"/>
+              </w:rPr>
+              <w:t>IPEA</w:t>
+            </w:r>
+          </w:p>
+        </w:tc>
+        <w:tc>
+          <w:tcPr>
+            <w:tcW w:type="dxa" w:w="3120"/>
+            <w:vAlign w:val="center"/>
+            <w:tcMar>
+              <w:top w:w="80" w:type="dxa"/>
+              <w:start w:w="120" w:type="dxa"/>
+              <w:bottom w:w="80" w:type="dxa"/>
+              <w:end w:w="120" w:type="dxa"/>
+            </w:tcMar>
+          </w:tcPr>
+          <w:p>
+            <w:pPr>
+              <w:spacing w:after="0"/>
+            </w:pPr>
+            <w:r>
+              <w:rPr>
+                <w:rFonts w:ascii="Calibri" w:hAnsi="Calibri"/>
+                <w:sz w:val="18"/>
+              </w:rPr>
+              <w:t>Pregão Eletrônico nº 90047/2026; PNCP nº 33892175000100-1-000033/2026</w:t>
+            </w:r>
+          </w:p>
+        </w:tc>
+        <w:tc>
+          <w:tcPr>
+            <w:tcW w:type="dxa" w:w="3120"/>
+            <w:vAlign w:val="center"/>
+            <w:tcMar>
+              <w:top w:w="80" w:type="dxa"/>
+              <w:start w:w="120" w:type="dxa"/>
+              <w:bottom w:w="80" w:type="dxa"/>
+              <w:end w:w="120" w:type="dxa"/>
+            </w:tcMar>
+          </w:tcPr>
+          <w:p>
+            <w:pPr>
+              <w:spacing w:after="0"/>
+            </w:pPr>
+            <w:r>
+              <w:rPr>
+                <w:rFonts w:ascii="Calibri" w:hAnsi="Calibri"/>
+                <w:sz w:val="18"/>
+              </w:rPr>
+              <w:t>Internet 2 Gbps com Anti-DDoS</w:t>
+            </w:r>
+          </w:p>
+        </w:tc>
+      </w:tr>
+      <w:tr>
+        <w:tc>
+          <w:tcPr>
+            <w:tcW w:type="dxa" w:w="3120"/>
+            <w:vAlign w:val="center"/>
+            <w:tcMar>
+              <w:top w:w="80" w:type="dxa"/>
+              <w:start w:w="120" w:type="dxa"/>
+              <w:bottom w:w="80" w:type="dxa"/>
+              <w:end w:w="120" w:type="dxa"/>
+            </w:tcMar>
+          </w:tcPr>
+          <w:p>
+            <w:pPr>
+              <w:spacing w:after="0"/>
+            </w:pPr>
+            <w:r>
+              <w:rPr>
+                <w:rFonts w:ascii="Calibri" w:hAnsi="Calibri"/>
+                <w:sz w:val="18"/>
+              </w:rPr>
+              <w:t>Ministério da Defesa</w:t>
+            </w:r>
+          </w:p>
+        </w:tc>
+        <w:tc>
+          <w:tcPr>
+            <w:tcW w:type="dxa" w:w="3120"/>
+            <w:vAlign w:val="center"/>
+            <w:tcMar>
+              <w:top w:w="80" w:type="dxa"/>
+              <w:start w:w="120" w:type="dxa"/>
+              <w:bottom w:w="80" w:type="dxa"/>
+              <w:end w:w="120" w:type="dxa"/>
+            </w:tcMar>
+          </w:tcPr>
+          <w:p>
+            <w:pPr>
+              <w:spacing w:after="0"/>
+            </w:pPr>
+            <w:r>
+              <w:rPr>
+                <w:rFonts w:ascii="Calibri" w:hAnsi="Calibri"/>
+                <w:sz w:val="18"/>
+              </w:rPr>
+              <w:t>Dispensa com Disputa nº 292/2025; Processo nº 60591.000013/2025-64; PNCP nº 03277610000125-1-000586/2025</w:t>
+            </w:r>
+          </w:p>
+        </w:tc>
+        <w:tc>
+          <w:tcPr>
+            <w:tcW w:type="dxa" w:w="3120"/>
+            <w:vAlign w:val="center"/>
+            <w:tcMar>
+              <w:top w:w="80" w:type="dxa"/>
+              <w:start w:w="120" w:type="dxa"/>
+              <w:bottom w:w="80" w:type="dxa"/>
+              <w:end w:w="120" w:type="dxa"/>
+            </w:tcMar>
+          </w:tcPr>
+          <w:p>
+            <w:pPr>
+              <w:spacing w:after="0"/>
+            </w:pPr>
+            <w:r>
+              <w:rPr>
+                <w:rFonts w:ascii="Calibri" w:hAnsi="Calibri"/>
+                <w:sz w:val="18"/>
+              </w:rPr>
+              <w:t>Internet 1 Gbps e Anti-DDoS, composição paramétrica</w:t>
+            </w:r>
+          </w:p>
+        </w:tc>
+      </w:tr>
+      <w:tr>
+        <w:tc>
+          <w:tcPr>
+            <w:tcW w:type="dxa" w:w="3120"/>
+            <w:vAlign w:val="center"/>
+            <w:tcMar>
+              <w:top w:w="80" w:type="dxa"/>
+              <w:start w:w="120" w:type="dxa"/>
+              <w:bottom w:w="80" w:type="dxa"/>
+              <w:end w:w="120" w:type="dxa"/>
+            </w:tcMar>
+          </w:tcPr>
+          <w:p>
+            <w:pPr>
+              <w:spacing w:after="0"/>
+            </w:pPr>
+            <w:r>
+              <w:rPr>
+                <w:rFonts w:ascii="Calibri" w:hAnsi="Calibri"/>
+                <w:sz w:val="18"/>
+              </w:rPr>
+              <w:t>Município de Candeias/BA</w:t>
+            </w:r>
+          </w:p>
+        </w:tc>
+        <w:tc>
+          <w:tcPr>
+            <w:tcW w:type="dxa" w:w="3120"/>
+            <w:vAlign w:val="center"/>
+            <w:tcMar>
+              <w:top w:w="80" w:type="dxa"/>
+              <w:start w:w="120" w:type="dxa"/>
+              <w:bottom w:w="80" w:type="dxa"/>
+              <w:end w:w="120" w:type="dxa"/>
+            </w:tcMar>
+          </w:tcPr>
+          <w:p>
+            <w:pPr>
+              <w:spacing w:after="0"/>
+            </w:pPr>
+            <w:r>
+              <w:rPr>
+                <w:rFonts w:ascii="Calibri" w:hAnsi="Calibri"/>
+                <w:sz w:val="18"/>
+              </w:rPr>
+              <w:t>Edital nº 023/2026; PNCP nº 13830336000123-1-000051/2026</w:t>
+            </w:r>
+          </w:p>
+        </w:tc>
+        <w:tc>
+          <w:tcPr>
+            <w:tcW w:type="dxa" w:w="3120"/>
+            <w:vAlign w:val="center"/>
+            <w:tcMar>
+              <w:top w:w="80" w:type="dxa"/>
+              <w:start w:w="120" w:type="dxa"/>
+              <w:bottom w:w="80" w:type="dxa"/>
+              <w:end w:w="120" w:type="dxa"/>
+            </w:tcMar>
+          </w:tcPr>
+          <w:p>
+            <w:pPr>
+              <w:spacing w:after="0"/>
+            </w:pPr>
+            <w:r>
+              <w:rPr>
+                <w:rFonts w:ascii="Calibri" w:hAnsi="Calibri"/>
+                <w:sz w:val="18"/>
+              </w:rPr>
+              <w:t>Referência técnica para LAN-to-LAN e link dedicado</w:t>
+            </w:r>
+          </w:p>
+        </w:tc>
+      </w:tr>
+      <w:tr>
+        <w:tc>
+          <w:tcPr>
+            <w:tcW w:type="dxa" w:w="3120"/>
+            <w:vAlign w:val="center"/>
+            <w:tcMar>
+              <w:top w:w="80" w:type="dxa"/>
+              <w:start w:w="120" w:type="dxa"/>
+              <w:bottom w:w="80" w:type="dxa"/>
+              <w:end w:w="120" w:type="dxa"/>
+            </w:tcMar>
+          </w:tcPr>
+          <w:p>
+            <w:pPr>
+              <w:spacing w:after="0"/>
+            </w:pPr>
+            <w:r>
+              <w:rPr>
+                <w:rFonts w:ascii="Calibri" w:hAnsi="Calibri"/>
+                <w:sz w:val="18"/>
+              </w:rPr>
+              <w:t>Município de Ubarana/SP</w:t>
+            </w:r>
+          </w:p>
+        </w:tc>
+        <w:tc>
+          <w:tcPr>
+            <w:tcW w:type="dxa" w:w="3120"/>
+            <w:vAlign w:val="center"/>
+            <w:tcMar>
+              <w:top w:w="80" w:type="dxa"/>
+              <w:start w:w="120" w:type="dxa"/>
+              <w:bottom w:w="80" w:type="dxa"/>
+              <w:end w:w="120" w:type="dxa"/>
+            </w:tcMar>
+          </w:tcPr>
+          <w:p>
+            <w:pPr>
+              <w:spacing w:after="0"/>
+            </w:pPr>
+            <w:r>
+              <w:rPr>
+                <w:rFonts w:ascii="Calibri" w:hAnsi="Calibri"/>
+                <w:sz w:val="18"/>
+              </w:rPr>
+              <w:t>Edital nº 19/2026; PNCP nº 65708786000141-1-000038/2026</w:t>
+            </w:r>
+          </w:p>
+        </w:tc>
+        <w:tc>
+          <w:tcPr>
+            <w:tcW w:type="dxa" w:w="3120"/>
+            <w:vAlign w:val="center"/>
+            <w:tcMar>
+              <w:top w:w="80" w:type="dxa"/>
+              <w:start w:w="120" w:type="dxa"/>
+              <w:bottom w:w="80" w:type="dxa"/>
+              <w:end w:w="120" w:type="dxa"/>
+            </w:tcMar>
+          </w:tcPr>
+          <w:p>
+            <w:pPr>
+              <w:spacing w:after="0"/>
+            </w:pPr>
+            <w:r>
+              <w:rPr>
+                <w:rFonts w:ascii="Calibri" w:hAnsi="Calibri"/>
+                <w:sz w:val="18"/>
+              </w:rPr>
+              <w:t>Referência técnica para LAN-to-LAN e link dedicado</w:t>
+            </w:r>
+          </w:p>
+        </w:tc>
+      </w:tr>
+      <w:tr>
+        <w:tc>
+          <w:tcPr>
+            <w:tcW w:type="dxa" w:w="3120"/>
+            <w:vAlign w:val="center"/>
+            <w:tcMar>
+              <w:top w:w="80" w:type="dxa"/>
+              <w:start w:w="120" w:type="dxa"/>
+              <w:bottom w:w="80" w:type="dxa"/>
+              <w:end w:w="120" w:type="dxa"/>
+            </w:tcMar>
+          </w:tcPr>
+          <w:p>
+            <w:pPr>
+              <w:spacing w:after="0"/>
+            </w:pPr>
+            <w:r>
+              <w:rPr>
+                <w:rFonts w:ascii="Calibri" w:hAnsi="Calibri"/>
+                <w:sz w:val="18"/>
+              </w:rPr>
+              <w:t>Município de Jaguariúna/SP</w:t>
+            </w:r>
+          </w:p>
+        </w:tc>
+        <w:tc>
+          <w:tcPr>
+            <w:tcW w:type="dxa" w:w="3120"/>
+            <w:vAlign w:val="center"/>
+            <w:tcMar>
+              <w:top w:w="80" w:type="dxa"/>
+              <w:start w:w="120" w:type="dxa"/>
+              <w:bottom w:w="80" w:type="dxa"/>
+              <w:end w:w="120" w:type="dxa"/>
+            </w:tcMar>
+          </w:tcPr>
+          <w:p>
+            <w:pPr>
+              <w:spacing w:after="0"/>
+            </w:pPr>
+            <w:r>
+              <w:rPr>
+                <w:rFonts w:ascii="Calibri" w:hAnsi="Calibri"/>
+                <w:sz w:val="18"/>
+              </w:rPr>
+              <w:t>Pregão Eletrônico nº 90081/2024; PNCP nº 46410866000171-1-000610/2024</w:t>
+            </w:r>
+          </w:p>
+        </w:tc>
+        <w:tc>
+          <w:tcPr>
+            <w:tcW w:type="dxa" w:w="3120"/>
+            <w:vAlign w:val="center"/>
+            <w:tcMar>
+              <w:top w:w="80" w:type="dxa"/>
+              <w:start w:w="120" w:type="dxa"/>
+              <w:bottom w:w="80" w:type="dxa"/>
+              <w:end w:w="120" w:type="dxa"/>
+            </w:tcMar>
+          </w:tcPr>
+          <w:p>
+            <w:pPr>
+              <w:spacing w:after="0"/>
+            </w:pPr>
+            <w:r>
+              <w:rPr>
+                <w:rFonts w:ascii="Calibri" w:hAnsi="Calibri"/>
+                <w:sz w:val="18"/>
+              </w:rPr>
+              <w:t>Referência técnica para link dedicado de alta capacidade</w:t>
+            </w:r>
+          </w:p>
+        </w:tc>
+      </w:tr>
+      <w:tr>
+        <w:tc>
+          <w:tcPr>
+            <w:tcW w:type="dxa" w:w="3120"/>
+            <w:vAlign w:val="center"/>
+            <w:tcMar>
+              <w:top w:w="80" w:type="dxa"/>
+              <w:start w:w="120" w:type="dxa"/>
+              <w:bottom w:w="80" w:type="dxa"/>
+              <w:end w:w="120" w:type="dxa"/>
+            </w:tcMar>
+          </w:tcPr>
+          <w:p>
+            <w:pPr>
+              <w:spacing w:after="0"/>
+            </w:pPr>
+            <w:r>
+              <w:rPr>
+                <w:rFonts w:ascii="Calibri" w:hAnsi="Calibri"/>
+                <w:sz w:val="18"/>
+              </w:rPr>
+              <w:t>Justiça Federal do Rio Grande do Sul / TRF4</w:t>
+            </w:r>
+          </w:p>
+        </w:tc>
+        <w:tc>
+          <w:tcPr>
+            <w:tcW w:type="dxa" w:w="3120"/>
+            <w:vAlign w:val="center"/>
+            <w:tcMar>
+              <w:top w:w="80" w:type="dxa"/>
+              <w:start w:w="120" w:type="dxa"/>
+              <w:bottom w:w="80" w:type="dxa"/>
+              <w:end w:w="120" w:type="dxa"/>
+            </w:tcMar>
+          </w:tcPr>
+          <w:p>
+            <w:pPr>
+              <w:spacing w:after="0"/>
+            </w:pPr>
+            <w:r>
+              <w:rPr>
+                <w:rFonts w:ascii="Calibri" w:hAnsi="Calibri"/>
+                <w:sz w:val="18"/>
+              </w:rPr>
+              <w:t>Pregão Eletrônico nº 90012/2025; Ata de Registro de Preços nº 10/2025; PNCP relacionado a 00508903000188-1-002018/2025</w:t>
+            </w:r>
+          </w:p>
+        </w:tc>
+        <w:tc>
+          <w:tcPr>
+            <w:tcW w:type="dxa" w:w="3120"/>
+            <w:vAlign w:val="center"/>
+            <w:tcMar>
+              <w:top w:w="80" w:type="dxa"/>
+              <w:start w:w="120" w:type="dxa"/>
+              <w:bottom w:w="80" w:type="dxa"/>
+              <w:end w:w="120" w:type="dxa"/>
+            </w:tcMar>
+          </w:tcPr>
+          <w:p>
+            <w:pPr>
+              <w:spacing w:after="0"/>
+            </w:pPr>
+            <w:r>
+              <w:rPr>
+                <w:rFonts w:ascii="Calibri" w:hAnsi="Calibri"/>
+                <w:sz w:val="18"/>
+              </w:rPr>
+              <w:t>Referência técnica para Metro Ethernet/LAN-to-LAN ponto-a-ponto</w:t>
+            </w:r>
+          </w:p>
+        </w:tc>
+      </w:tr>
+    </w:tbl>
+    <w:p/>
+    <w:p>
+      <w:pPr>
+        <w:pStyle w:val="Heading1"/>
+      </w:pPr>
+      <w:r>
+        <w:t>XI - SANÇÕES, ALTERAÇÃO E EXTINÇÃO</w:t>
+      </w:r>
+    </w:p>
+    <w:p>
+      <w:pPr>
+        <w:pStyle w:val="Heading2"/>
+      </w:pPr>
+      <w:r>
+        <w:t>34. Sanções</w:t>
+      </w:r>
+    </w:p>
+    <w:p>
+      <w:r>
+        <w:t>Aplicam-se as sanções previstas na Lei nº 14.133/2021, no edital e no contrato, sem prejuízo das glosas de nível de serviço previstas neste Termo de Referência.</w:t>
+      </w:r>
+    </w:p>
+    <w:p>
+      <w:pPr>
+        <w:pStyle w:val="Heading2"/>
+      </w:pPr>
+      <w:r>
+        <w:t>35. Alteração contratual</w:t>
+      </w:r>
+    </w:p>
+    <w:p>
+      <w:r>
+        <w:t>Alterações de capacidade, localidades, rotas, endereçamento, links ou requisitos deverão observar justificativa técnica, disponibilidade orçamentária, limites legais, manutenção da vantajosidade e formalização por instrumento próprio.</w:t>
+      </w:r>
+    </w:p>
+    <w:p>
+      <w:pPr>
+        <w:pStyle w:val="Heading2"/>
+      </w:pPr>
+      <w:r>
+        <w:t>36. Extinção contratual</w:t>
+      </w:r>
+    </w:p>
+    <w:p>
+      <w:r>
+        <w:t>A extinção contratual observará as hipóteses legais, contratuais e editalícias, especialmente inadimplemento, descumprimento reiterado de SLA, falha grave de segurança, interrupção injustificada dos serviços, perda de regularidade regulatória ou impossibilidade de continuidade operacional.</w:t>
       </w:r>
     </w:p>
     <w:p>
@@ -3480,12 +8651,25 @@
         <w:pStyle w:val="Heading1"/>
       </w:pPr>
       <w:r>
-        <w:t>Secao VIII - Subcontratacao</w:t>
+        <w:t>XII - SUBCONTRATAÇÃO</w:t>
+      </w:r>
+    </w:p>
+    <w:p>
+      <w:pPr>
+        <w:pStyle w:val="Heading2"/>
+      </w:pPr>
+      <w:r>
+        <w:t>37. Regras de subcontratação</w:t>
       </w:r>
     </w:p>
     <w:p>
       <w:r>
-        <w:t>A subcontratacao podera ser admitida apenas para atividades acessorias, tais como infraestrutura local, lancamento de fibra, adequacoes fisicas leves e atendimento de campo, desde que previamente autorizada quando exigido no contrato. A contratada principal permanecera integralmente responsavel pela execucao, suporte, seguranca, sigilo, SLA, documentacao e demais obrigacoes contratuais.</w:t>
+        <w:t>Será admitida subcontratação apenas para atividades acessórias, como infraestrutura local, lançamento de fibra, passagem de cabos, adequações físicas leves, vistorias, instalação de último trecho e atendimento de campo.</w:t>
+      </w:r>
+    </w:p>
+    <w:p>
+      <w:r>
+        <w:t>Não será admitida subcontratação que transfira a responsabilidade principal pela rede privada corporativa, pelo link dedicado Sede-Foro, pelos links de Internet, pela proteção Anti-DDoS, pela gerência dos circuitos, pelo cumprimento de SLA, pelo suporte ao TRT10, pela segurança das informações ou pela documentação da solução.</w:t>
       </w:r>
     </w:p>
     <w:p>
@@ -3493,12 +8677,12 @@
         <w:pStyle w:val="Heading1"/>
       </w:pPr>
       <w:r>
-        <w:t>Secao IX - Anexos do Termo de Referencia</w:t>
+        <w:t>XIII - ANEXOS</w:t>
       </w:r>
     </w:p>
     <w:p>
       <w:r>
-        <w:t>Integram este Termo de Referencia, para fins de detalhamento tecnico, operacional, fiscalizatorio e de planejamento, os anexos constantes do Caderno de Anexos do TR:</w:t>
+        <w:t>Integram este Termo de Referência:</w:t>
       </w:r>
     </w:p>
     <w:tbl>
@@ -3565,7 +8749,7 @@
                 <w:color w:val="01426A"/>
                 <w:sz w:val="18"/>
               </w:rPr>
-              <w:t>Titulo</w:t>
+              <w:t>Título</w:t>
             </w:r>
           </w:p>
         </w:tc>
@@ -3642,7 +8826,7 @@
                 <w:rFonts w:ascii="Calibri" w:hAnsi="Calibri"/>
                 <w:sz w:val="18"/>
               </w:rPr>
-              <w:t>Arquitetura Tecnica da Solucao</w:t>
+              <w:t>Arquitetura técnica da solução</w:t>
             </w:r>
           </w:p>
         </w:tc>
@@ -3666,7 +8850,7 @@
                 <w:rFonts w:ascii="Calibri" w:hAnsi="Calibri"/>
                 <w:sz w:val="18"/>
               </w:rPr>
-              <w:t>Descrever a arquitetura MPLS integrada a SD-WAN, papeis das camadas, fluxos e principios de desenho</w:t>
+              <w:t>Descrever arquitetura MPLS, SD-WAN, link dedicado Sede-Foro e Internet centralizada</w:t>
             </w:r>
           </w:p>
         </w:tc>
@@ -3716,7 +8900,7 @@
                 <w:rFonts w:ascii="Calibri" w:hAnsi="Calibri"/>
                 <w:sz w:val="18"/>
               </w:rPr>
-              <w:t>Localidades, Capacidades e Escopo dos Circuitos</w:t>
+              <w:t>Localidades, capacidades e itens</w:t>
             </w:r>
           </w:p>
         </w:tc>
@@ -3740,7 +8924,7 @@
                 <w:rFonts w:ascii="Calibri" w:hAnsi="Calibri"/>
                 <w:sz w:val="18"/>
               </w:rPr>
-              <w:t>Consolidar localidades, capacidades preliminares e escopo minimo por circuito</w:t>
+              <w:t>Consolidar localidades, capacidades, tecnologias e escopo por item</w:t>
             </w:r>
           </w:p>
         </w:tc>
@@ -3790,7 +8974,7 @@
                 <w:rFonts w:ascii="Calibri" w:hAnsi="Calibri"/>
                 <w:sz w:val="18"/>
               </w:rPr>
-              <w:t>Requisitos Tecnicos Detalhados</w:t>
+              <w:t>Requisitos técnicos detalhados</w:t>
             </w:r>
           </w:p>
         </w:tc>
@@ -3814,7 +8998,7 @@
                 <w:rFonts w:ascii="Calibri" w:hAnsi="Calibri"/>
                 <w:sz w:val="18"/>
               </w:rPr>
-              <w:t>Detalhar rede privada, isolamento, roteamento, QoS, seguranca e equipamentos</w:t>
+              <w:t>Detalhar rede privada, Internet, Anti-DDoS, roteamento, QoS, segurança e equipamentos</w:t>
             </w:r>
           </w:p>
         </w:tc>
@@ -3864,7 +9048,7 @@
                 <w:rFonts w:ascii="Calibri" w:hAnsi="Calibri"/>
                 <w:sz w:val="18"/>
               </w:rPr>
-              <w:t>Implantacao, Migracao e Rollback</w:t>
+              <w:t>Implantação, migração e rollback</w:t>
             </w:r>
           </w:p>
         </w:tc>
@@ -3888,7 +9072,7 @@
                 <w:rFonts w:ascii="Calibri" w:hAnsi="Calibri"/>
                 <w:sz w:val="18"/>
               </w:rPr>
-              <w:t>Definir plano de implantacao, fases, janelas de mudanca e retorno</w:t>
+              <w:t>Definir fases, prazos, janelas e retorno</w:t>
             </w:r>
           </w:p>
         </w:tc>
@@ -3938,7 +9122,7 @@
                 <w:rFonts w:ascii="Calibri" w:hAnsi="Calibri"/>
                 <w:sz w:val="18"/>
               </w:rPr>
-              <w:t>Plano de Testes e Aceite</w:t>
+              <w:t>Plano de testes e aceite</w:t>
             </w:r>
           </w:p>
         </w:tc>
@@ -3962,7 +9146,7 @@
                 <w:rFonts w:ascii="Calibri" w:hAnsi="Calibri"/>
                 <w:sz w:val="18"/>
               </w:rPr>
-              <w:t>Estabelecer testes minimos, aceite provisorio, aceite definitivo e classificacao de pendencias</w:t>
+              <w:t>Estabelecer testes mínimos e critérios de recebimento</w:t>
             </w:r>
           </w:p>
         </w:tc>
@@ -4012,7 +9196,7 @@
                 <w:rFonts w:ascii="Calibri" w:hAnsi="Calibri"/>
                 <w:sz w:val="18"/>
               </w:rPr>
-              <w:t>Niveis de Servico, Medicao e Glosas</w:t>
+              <w:t>Níveis de serviço, medição e glosas</w:t>
             </w:r>
           </w:p>
         </w:tc>
@@ -4036,7 +9220,7 @@
                 <w:rFonts w:ascii="Calibri" w:hAnsi="Calibri"/>
                 <w:sz w:val="18"/>
               </w:rPr>
-              <w:t>Detalhar indicadores, formulas de disponibilidade e hipoteses de desconto</w:t>
+              <w:t>Detalhar indicadores, fórmulas e descontos</w:t>
             </w:r>
           </w:p>
         </w:tc>
@@ -4086,7 +9270,7 @@
                 <w:rFonts w:ascii="Calibri" w:hAnsi="Calibri"/>
                 <w:sz w:val="18"/>
               </w:rPr>
-              <w:t>Matriz de Riscos</w:t>
+              <w:t>Matriz de riscos</w:t>
             </w:r>
           </w:p>
         </w:tc>
@@ -4110,7 +9294,7 @@
                 <w:rFonts w:ascii="Calibri" w:hAnsi="Calibri"/>
                 <w:sz w:val="18"/>
               </w:rPr>
-              <w:t>Consolidar riscos, causas, probabilidade, impacto, mitigacao e responsaveis sugeridos</w:t>
+              <w:t>Consolidar riscos, causas, impactos, mitigação e responsáveis</w:t>
             </w:r>
           </w:p>
         </w:tc>
@@ -4160,7 +9344,7 @@
                 <w:rFonts w:ascii="Calibri" w:hAnsi="Calibri"/>
                 <w:sz w:val="18"/>
               </w:rPr>
-              <w:t>Modelo de Relatorio Mensal</w:t>
+              <w:t>Modelo de relatório mensal</w:t>
             </w:r>
           </w:p>
         </w:tc>
@@ -4184,7 +9368,7 @@
                 <w:rFonts w:ascii="Calibri" w:hAnsi="Calibri"/>
                 <w:sz w:val="18"/>
               </w:rPr>
-              <w:t>Padronizar informacoes de desempenho, disponibilidade, incidentes e contingencia</w:t>
+              <w:t>Padronizar informações de disponibilidade, desempenho, incidentes e contingência</w:t>
             </w:r>
           </w:p>
         </w:tc>
@@ -4234,7 +9418,7 @@
                 <w:rFonts w:ascii="Calibri" w:hAnsi="Calibri"/>
                 <w:sz w:val="18"/>
               </w:rPr>
-              <w:t>Modelo de Pesquisa de Precos e Comparacao de Alternativas</w:t>
+              <w:t>Pesquisa de preços e referências PNCP</w:t>
             </w:r>
           </w:p>
         </w:tc>
@@ -4258,7 +9442,7 @@
                 <w:rFonts w:ascii="Calibri" w:hAnsi="Calibri"/>
                 <w:sz w:val="18"/>
               </w:rPr>
-              <w:t>Apoiar a comparacao entre MPLS + SD-WAN, links satelitais e VPN sobre Internet</w:t>
+              <w:t>Registrar fontes, fórmulas e metodologia da estimativa</w:t>
             </w:r>
           </w:p>
         </w:tc>
@@ -4266,8 +9450,55 @@
     </w:tbl>
     <w:p/>
     <w:p>
+      <w:pPr>
+        <w:pStyle w:val="Heading1"/>
+      </w:pPr>
       <w:r>
-        <w:t>As metas, parametros e responsabilidades descritos nos anexos que ainda dependam de pesquisa de mercado, validacao tecnica ou decisao administrativa deverao ser confirmados na versao final do edital e do contrato.</w:t>
+        <w:t>XIV - RESPONSÁVEL</w:t>
+      </w:r>
+    </w:p>
+    <w:p>
+      <w:r>
+        <w:rPr>
+          <w:b/>
+        </w:rPr>
+        <w:t>Unidade:</w:t>
+      </w:r>
+      <w:r>
+        <w:t xml:space="preserve"> Coordenadoria de Infraestrutura de Tecnologia - CDTEC</w:t>
+      </w:r>
+    </w:p>
+    <w:p>
+      <w:r>
+        <w:rPr>
+          <w:b/>
+        </w:rPr>
+        <w:t>Servidor responsável:</w:t>
+      </w:r>
+      <w:r>
+        <w:t xml:space="preserve"> Edson Mateus de Sousa</w:t>
+      </w:r>
+    </w:p>
+    <w:p>
+      <w:r>
+        <w:rPr>
+          <w:b/>
+        </w:rPr>
+        <w:t>E-mail:</w:t>
+      </w:r>
+      <w:r>
+        <w:t xml:space="preserve"> cdtec@trt10.jus.br</w:t>
+      </w:r>
+    </w:p>
+    <w:p>
+      <w:r>
+        <w:rPr>
+          <w:b/>
+        </w:rPr>
+        <w:t>Telefone:</w:t>
+      </w:r>
+      <w:r>
+        <w:t xml:space="preserve"> (61) 3348-1249 / 1288 / 1280 / 1188</w:t>
       </w:r>
     </w:p>
     <w:sectPr>
